--- a/QA/SystemTestCashier.docx
+++ b/QA/SystemTestCashier.docx
@@ -546,14 +546,7 @@
             <w:pPr>
               <w:spacing w:after="0" w:before="0"/>
             </w:pPr>
-            <w:r/>
             <w:r>
-              <w:rPr>
-                <w:rFonts w:ascii="Calibri" w:hAnsi="Calibri"/>
-                <w:b/>
-                <w:color w:val="000000"/>
-                <w:sz w:val="21"/>
-              </w:rPr>
               <w:t>CASHIER</w:t>
             </w:r>
           </w:p>
@@ -565,84 +558,177 @@
             <w:tcW w:type="dxa" w:w="18720"/>
             <w:gridSpan w:val="8"/>
             <w:shd w:val="clear" w:color="auto" w:fill="104861"/>
+          </w:tcPr>
+          <w:p>
+            <w:pPr>
+              <w:spacing w:after="0" w:before="0"/>
+            </w:pPr>
+            <w:r>
+              <w:t>SIGN IN</w:t>
+            </w:r>
+          </w:p>
+        </w:tc>
+      </w:tr>
+      <w:tr>
+        <w:tc>
+          <w:tcPr>
+            <w:tcW w:type="dxa" w:w="2300"/>
+          </w:tcPr>
+          <w:p>
+            <w:r/>
+          </w:p>
+        </w:tc>
+        <w:tc>
+          <w:tcPr>
+            <w:tcW w:type="dxa" w:w="2100"/>
+          </w:tcPr>
+          <w:p>
+            <w:pPr>
+              <w:spacing w:after="0" w:before="0"/>
+            </w:pPr>
+            <w:r>
+              <w:t>Authentication</w:t>
+            </w:r>
+          </w:p>
+        </w:tc>
+        <w:tc>
+          <w:tcPr>
+            <w:tcW w:type="dxa" w:w="820"/>
+          </w:tcPr>
+          <w:p>
+            <w:r/>
+          </w:p>
+        </w:tc>
+        <w:tc>
+          <w:tcPr>
+            <w:tcW w:type="dxa" w:w="4600"/>
+          </w:tcPr>
+          <w:p>
+            <w:r/>
+          </w:p>
+        </w:tc>
+        <w:tc>
+          <w:tcPr>
+            <w:tcW w:type="dxa" w:w="4300"/>
+          </w:tcPr>
+          <w:p>
+            <w:r/>
+          </w:p>
+        </w:tc>
+        <w:tc>
+          <w:tcPr>
+            <w:tcW w:type="dxa" w:w="2000"/>
+          </w:tcPr>
+          <w:p>
+            <w:r/>
+          </w:p>
+        </w:tc>
+        <w:tc>
+          <w:tcPr>
+            <w:tcW w:type="dxa" w:w="1600"/>
+          </w:tcPr>
+          <w:p>
+            <w:r/>
+          </w:p>
+        </w:tc>
+        <w:tc>
+          <w:tcPr>
+            <w:tcW w:type="dxa" w:w="1000"/>
+          </w:tcPr>
+          <w:p>
+            <w:r/>
+          </w:p>
+        </w:tc>
+      </w:tr>
+      <w:tr>
+        <w:tc>
+          <w:tcPr>
+            <w:tcW w:type="dxa" w:w="2300"/>
+          </w:tcPr>
+          <w:p>
+            <w:r/>
+          </w:p>
+        </w:tc>
+        <w:tc>
+          <w:tcPr>
+            <w:tcW w:type="dxa" w:w="2100"/>
+          </w:tcPr>
+          <w:p>
+            <w:r/>
+          </w:p>
+        </w:tc>
+        <w:tc>
+          <w:tcPr>
+            <w:tcW w:type="dxa" w:w="820"/>
+          </w:tcPr>
+          <w:p>
+            <w:pPr>
+              <w:spacing w:after="0" w:before="0"/>
+              <w:jc w:val="right"/>
+            </w:pPr>
+            <w:r>
+              <w:t>1</w:t>
+            </w:r>
+          </w:p>
+        </w:tc>
+        <w:tc>
+          <w:tcPr>
+            <w:tcW w:type="dxa" w:w="4600"/>
+          </w:tcPr>
+          <w:p>
+            <w:pPr>
+              <w:spacing w:after="0" w:before="0"/>
+            </w:pPr>
+            <w:r>
+              <w:t>Open FETCH in the browser by going to https://risha-pets.onrender.com</w:t>
+            </w:r>
+          </w:p>
+        </w:tc>
+        <w:tc>
+          <w:tcPr>
+            <w:tcW w:type="dxa" w:w="4300"/>
+          </w:tcPr>
+          <w:p>
+            <w:pPr>
+              <w:spacing w:after="0" w:before="0"/>
+            </w:pPr>
+            <w:r>
+              <w:t>The Sign in page opens with the Username and Password fields and the Sign in button</w:t>
+            </w:r>
+          </w:p>
+        </w:tc>
+        <w:tc>
+          <w:tcPr>
+            <w:tcW w:type="dxa" w:w="2000"/>
           </w:tcPr>
           <w:p>
             <w:pPr>
               <w:spacing w:after="0" w:before="0"/>
             </w:pPr>
             <w:r/>
-            <w:r>
-              <w:rPr>
-                <w:rFonts w:ascii="Calibri" w:hAnsi="Calibri"/>
-                <w:b/>
-                <w:color w:val="FFFFFF"/>
-                <w:sz w:val="21"/>
-              </w:rPr>
-              <w:t>SIGN IN</w:t>
-            </w:r>
-          </w:p>
-        </w:tc>
-      </w:tr>
-      <w:tr>
-        <w:tc>
-          <w:tcPr>
-            <w:tcW w:type="dxa" w:w="2300"/>
-          </w:tcPr>
-          <w:p/>
-        </w:tc>
-        <w:tc>
-          <w:tcPr>
-            <w:tcW w:type="dxa" w:w="2100"/>
+          </w:p>
+        </w:tc>
+        <w:tc>
+          <w:tcPr>
+            <w:tcW w:type="dxa" w:w="1600"/>
           </w:tcPr>
           <w:p>
             <w:pPr>
               <w:spacing w:after="0" w:before="0"/>
             </w:pPr>
             <w:r/>
-            <w:r>
-              <w:rPr>
-                <w:rFonts w:ascii="Calibri" w:hAnsi="Calibri"/>
-                <w:sz w:val="21"/>
-              </w:rPr>
-              <w:t>Authentication</w:t>
-            </w:r>
-          </w:p>
-        </w:tc>
-        <w:tc>
-          <w:tcPr>
-            <w:tcW w:type="dxa" w:w="820"/>
-          </w:tcPr>
-          <w:p/>
-        </w:tc>
-        <w:tc>
-          <w:tcPr>
-            <w:tcW w:type="dxa" w:w="4600"/>
-          </w:tcPr>
-          <w:p/>
-        </w:tc>
-        <w:tc>
-          <w:tcPr>
-            <w:tcW w:type="dxa" w:w="4300"/>
-          </w:tcPr>
-          <w:p/>
-        </w:tc>
-        <w:tc>
-          <w:tcPr>
-            <w:tcW w:type="dxa" w:w="2000"/>
-          </w:tcPr>
-          <w:p/>
-        </w:tc>
-        <w:tc>
-          <w:tcPr>
-            <w:tcW w:type="dxa" w:w="1600"/>
-          </w:tcPr>
-          <w:p/>
+          </w:p>
         </w:tc>
         <w:tc>
           <w:tcPr>
             <w:tcW w:type="dxa" w:w="1000"/>
           </w:tcPr>
-          <w:p/>
+          <w:p>
+            <w:pPr>
+              <w:spacing w:after="0" w:before="0"/>
+            </w:pPr>
+            <w:r/>
+          </w:p>
         </w:tc>
       </w:tr>
       <w:tr>
@@ -650,13 +736,17 @@
           <w:tcPr>
             <w:tcW w:type="dxa" w:w="2300"/>
           </w:tcPr>
-          <w:p/>
+          <w:p>
+            <w:r/>
+          </w:p>
         </w:tc>
         <w:tc>
           <w:tcPr>
             <w:tcW w:type="dxa" w:w="2100"/>
           </w:tcPr>
-          <w:p/>
+          <w:p>
+            <w:r/>
+          </w:p>
         </w:tc>
         <w:tc>
           <w:tcPr>
@@ -667,101 +757,159 @@
               <w:spacing w:after="0" w:before="0"/>
               <w:jc w:val="right"/>
             </w:pPr>
-            <w:r/>
             <w:r>
-              <w:rPr>
-                <w:rFonts w:ascii="Calibri" w:hAnsi="Calibri"/>
-                <w:sz w:val="21"/>
-              </w:rPr>
-              <w:t>1</w:t>
+              <w:t>2</w:t>
             </w:r>
           </w:p>
         </w:tc>
         <w:tc>
           <w:tcPr>
             <w:tcW w:type="dxa" w:w="4600"/>
+          </w:tcPr>
+          <w:p>
+            <w:pPr>
+              <w:spacing w:after="0" w:before="0"/>
+            </w:pPr>
+            <w:r>
+              <w:t>Type the username and password, then click the eye icon at the right of the Password field twice</w:t>
+            </w:r>
+          </w:p>
+        </w:tc>
+        <w:tc>
+          <w:tcPr>
+            <w:tcW w:type="dxa" w:w="4300"/>
+          </w:tcPr>
+          <w:p>
+            <w:pPr>
+              <w:spacing w:after="0" w:before="0"/>
+            </w:pPr>
+            <w:r>
+              <w:t>The password is shown as text, then hidden again in dot characters</w:t>
+            </w:r>
+          </w:p>
+        </w:tc>
+        <w:tc>
+          <w:tcPr>
+            <w:tcW w:type="dxa" w:w="2000"/>
           </w:tcPr>
           <w:p>
             <w:pPr>
               <w:spacing w:after="0" w:before="0"/>
             </w:pPr>
             <w:r/>
-            <w:r>
-              <w:rPr>
-                <w:rFonts w:ascii="Calibri" w:hAnsi="Calibri"/>
-                <w:sz w:val="21"/>
-              </w:rPr>
-              <w:t>Open FETCH in the browser by going to https://risha-pets.onrender.com</w:t>
-            </w:r>
-          </w:p>
-        </w:tc>
-        <w:tc>
-          <w:tcPr>
-            <w:tcW w:type="dxa" w:w="4300"/>
+          </w:p>
+        </w:tc>
+        <w:tc>
+          <w:tcPr>
+            <w:tcW w:type="dxa" w:w="1600"/>
           </w:tcPr>
           <w:p>
             <w:pPr>
               <w:spacing w:after="0" w:before="0"/>
             </w:pPr>
             <w:r/>
-            <w:r>
-              <w:rPr>
-                <w:rFonts w:ascii="Calibri" w:hAnsi="Calibri"/>
-                <w:sz w:val="21"/>
-              </w:rPr>
-              <w:t>The Sign in page opens with the Username and Password fields and the Sign in button</w:t>
-            </w:r>
-          </w:p>
-        </w:tc>
-        <w:tc>
-          <w:tcPr>
-            <w:tcW w:type="dxa" w:w="2000"/>
+          </w:p>
+        </w:tc>
+        <w:tc>
+          <w:tcPr>
+            <w:tcW w:type="dxa" w:w="1000"/>
           </w:tcPr>
           <w:p>
             <w:pPr>
               <w:spacing w:after="0" w:before="0"/>
             </w:pPr>
             <w:r/>
+          </w:p>
+        </w:tc>
+      </w:tr>
+      <w:tr>
+        <w:tc>
+          <w:tcPr>
+            <w:tcW w:type="dxa" w:w="2300"/>
+          </w:tcPr>
+          <w:p>
+            <w:r/>
+          </w:p>
+        </w:tc>
+        <w:tc>
+          <w:tcPr>
+            <w:tcW w:type="dxa" w:w="2100"/>
+          </w:tcPr>
+          <w:p>
+            <w:r/>
+          </w:p>
+        </w:tc>
+        <w:tc>
+          <w:tcPr>
+            <w:tcW w:type="dxa" w:w="820"/>
+          </w:tcPr>
+          <w:p>
+            <w:pPr>
+              <w:spacing w:after="0" w:before="0"/>
+              <w:jc w:val="right"/>
+            </w:pPr>
             <w:r>
-              <w:rPr>
-                <w:rFonts w:ascii="Calibri" w:hAnsi="Calibri"/>
-                <w:sz w:val="21"/>
-              </w:rPr>
+              <w:t>3</w:t>
             </w:r>
           </w:p>
         </w:tc>
         <w:tc>
           <w:tcPr>
-            <w:tcW w:type="dxa" w:w="1600"/>
+            <w:tcW w:type="dxa" w:w="4600"/>
+          </w:tcPr>
+          <w:p>
+            <w:pPr>
+              <w:spacing w:after="0" w:before="0"/>
+            </w:pPr>
+            <w:r>
+              <w:t>Click the Sign in button</w:t>
+            </w:r>
+          </w:p>
+        </w:tc>
+        <w:tc>
+          <w:tcPr>
+            <w:tcW w:type="dxa" w:w="4300"/>
+          </w:tcPr>
+          <w:p>
+            <w:pPr>
+              <w:spacing w:after="0" w:before="0"/>
+            </w:pPr>
+            <w:r>
+              <w:t>The Point of sale opens. The slim sidebar is on the left with POS, My sales, Cash in/out and End of day, and the account picture is at its lower-left</w:t>
+            </w:r>
+          </w:p>
+        </w:tc>
+        <w:tc>
+          <w:tcPr>
+            <w:tcW w:type="dxa" w:w="2000"/>
           </w:tcPr>
           <w:p>
             <w:pPr>
               <w:spacing w:after="0" w:before="0"/>
             </w:pPr>
             <w:r/>
-            <w:r>
-              <w:rPr>
-                <w:rFonts w:ascii="Calibri" w:hAnsi="Calibri"/>
-                <w:sz w:val="21"/>
-              </w:rPr>
-            </w:r>
-          </w:p>
-        </w:tc>
-        <w:tc>
-          <w:tcPr>
-            <w:tcW w:type="dxa" w:w="1000"/>
+          </w:p>
+        </w:tc>
+        <w:tc>
+          <w:tcPr>
+            <w:tcW w:type="dxa" w:w="1600"/>
           </w:tcPr>
           <w:p>
             <w:pPr>
               <w:spacing w:after="0" w:before="0"/>
             </w:pPr>
             <w:r/>
-            <w:r>
-              <w:rPr>
-                <w:rFonts w:ascii="Calibri" w:hAnsi="Calibri"/>
-                <w:sz w:val="21"/>
-              </w:rPr>
-            </w:r>
+          </w:p>
+        </w:tc>
+        <w:tc>
+          <w:tcPr>
+            <w:tcW w:type="dxa" w:w="1000"/>
+          </w:tcPr>
+          <w:p>
+            <w:pPr>
+              <w:spacing w:after="0" w:before="0"/>
+            </w:pPr>
+            <w:r/>
           </w:p>
         </w:tc>
       </w:tr>
@@ -770,13 +918,17 @@
           <w:tcPr>
             <w:tcW w:type="dxa" w:w="2300"/>
           </w:tcPr>
-          <w:p/>
+          <w:p>
+            <w:r/>
+          </w:p>
         </w:tc>
         <w:tc>
           <w:tcPr>
             <w:tcW w:type="dxa" w:w="2100"/>
           </w:tcPr>
-          <w:p/>
+          <w:p>
+            <w:r/>
+          </w:p>
         </w:tc>
         <w:tc>
           <w:tcPr>
@@ -787,101 +939,159 @@
               <w:spacing w:after="0" w:before="0"/>
               <w:jc w:val="right"/>
             </w:pPr>
-            <w:r/>
             <w:r>
-              <w:rPr>
-                <w:rFonts w:ascii="Calibri" w:hAnsi="Calibri"/>
-                <w:sz w:val="21"/>
-              </w:rPr>
-              <w:t>2</w:t>
+              <w:t>4</w:t>
             </w:r>
           </w:p>
         </w:tc>
         <w:tc>
           <w:tcPr>
             <w:tcW w:type="dxa" w:w="4600"/>
+          </w:tcPr>
+          <w:p>
+            <w:pPr>
+              <w:spacing w:after="0" w:before="0"/>
+            </w:pPr>
+            <w:r>
+              <w:t>Click Forgot your password? below the Sign in button</w:t>
+            </w:r>
+          </w:p>
+        </w:tc>
+        <w:tc>
+          <w:tcPr>
+            <w:tcW w:type="dxa" w:w="4300"/>
+          </w:tcPr>
+          <w:p>
+            <w:pPr>
+              <w:spacing w:after="0" w:before="0"/>
+            </w:pPr>
+            <w:r>
+              <w:t>The Reset your password window opens. The username is already filled in if it was typed on the Sign in page</w:t>
+            </w:r>
+          </w:p>
+        </w:tc>
+        <w:tc>
+          <w:tcPr>
+            <w:tcW w:type="dxa" w:w="2000"/>
           </w:tcPr>
           <w:p>
             <w:pPr>
               <w:spacing w:after="0" w:before="0"/>
             </w:pPr>
             <w:r/>
-            <w:r>
-              <w:rPr>
-                <w:rFonts w:ascii="Calibri" w:hAnsi="Calibri"/>
-                <w:sz w:val="21"/>
-              </w:rPr>
-              <w:t>Type the username and password, then click the eye icon at the right of the Password field twice</w:t>
-            </w:r>
-          </w:p>
-        </w:tc>
-        <w:tc>
-          <w:tcPr>
-            <w:tcW w:type="dxa" w:w="4300"/>
+          </w:p>
+        </w:tc>
+        <w:tc>
+          <w:tcPr>
+            <w:tcW w:type="dxa" w:w="1600"/>
           </w:tcPr>
           <w:p>
             <w:pPr>
               <w:spacing w:after="0" w:before="0"/>
             </w:pPr>
             <w:r/>
-            <w:r>
-              <w:rPr>
-                <w:rFonts w:ascii="Calibri" w:hAnsi="Calibri"/>
-                <w:sz w:val="21"/>
-              </w:rPr>
-              <w:t>The password is shown as text, then hidden again in dot characters</w:t>
-            </w:r>
-          </w:p>
-        </w:tc>
-        <w:tc>
-          <w:tcPr>
-            <w:tcW w:type="dxa" w:w="2000"/>
+          </w:p>
+        </w:tc>
+        <w:tc>
+          <w:tcPr>
+            <w:tcW w:type="dxa" w:w="1000"/>
           </w:tcPr>
           <w:p>
             <w:pPr>
               <w:spacing w:after="0" w:before="0"/>
             </w:pPr>
             <w:r/>
+          </w:p>
+        </w:tc>
+      </w:tr>
+      <w:tr>
+        <w:tc>
+          <w:tcPr>
+            <w:tcW w:type="dxa" w:w="2300"/>
+          </w:tcPr>
+          <w:p>
+            <w:r/>
+          </w:p>
+        </w:tc>
+        <w:tc>
+          <w:tcPr>
+            <w:tcW w:type="dxa" w:w="2100"/>
+          </w:tcPr>
+          <w:p>
+            <w:r/>
+          </w:p>
+        </w:tc>
+        <w:tc>
+          <w:tcPr>
+            <w:tcW w:type="dxa" w:w="820"/>
+          </w:tcPr>
+          <w:p>
+            <w:pPr>
+              <w:spacing w:after="0" w:before="0"/>
+              <w:jc w:val="right"/>
+            </w:pPr>
             <w:r>
-              <w:rPr>
-                <w:rFonts w:ascii="Calibri" w:hAnsi="Calibri"/>
-                <w:sz w:val="21"/>
-              </w:rPr>
+              <w:t>5</w:t>
             </w:r>
           </w:p>
         </w:tc>
         <w:tc>
           <w:tcPr>
-            <w:tcW w:type="dxa" w:w="1600"/>
+            <w:tcW w:type="dxa" w:w="4600"/>
+          </w:tcPr>
+          <w:p>
+            <w:pPr>
+              <w:spacing w:after="0" w:before="0"/>
+            </w:pPr>
+            <w:r>
+              <w:t>Type the username or email, then click Ask for a reset</w:t>
+            </w:r>
+          </w:p>
+        </w:tc>
+        <w:tc>
+          <w:tcPr>
+            <w:tcW w:type="dxa" w:w="4300"/>
+          </w:tcPr>
+          <w:p>
+            <w:pPr>
+              <w:spacing w:after="0" w:before="0"/>
+            </w:pPr>
+            <w:r>
+              <w:t>A message says that the request is sent to an administrator for approval</w:t>
+            </w:r>
+          </w:p>
+        </w:tc>
+        <w:tc>
+          <w:tcPr>
+            <w:tcW w:type="dxa" w:w="2000"/>
           </w:tcPr>
           <w:p>
             <w:pPr>
               <w:spacing w:after="0" w:before="0"/>
             </w:pPr>
             <w:r/>
-            <w:r>
-              <w:rPr>
-                <w:rFonts w:ascii="Calibri" w:hAnsi="Calibri"/>
-                <w:sz w:val="21"/>
-              </w:rPr>
-            </w:r>
-          </w:p>
-        </w:tc>
-        <w:tc>
-          <w:tcPr>
-            <w:tcW w:type="dxa" w:w="1000"/>
+          </w:p>
+        </w:tc>
+        <w:tc>
+          <w:tcPr>
+            <w:tcW w:type="dxa" w:w="1600"/>
           </w:tcPr>
           <w:p>
             <w:pPr>
               <w:spacing w:after="0" w:before="0"/>
             </w:pPr>
             <w:r/>
-            <w:r>
-              <w:rPr>
-                <w:rFonts w:ascii="Calibri" w:hAnsi="Calibri"/>
-                <w:sz w:val="21"/>
-              </w:rPr>
-            </w:r>
+          </w:p>
+        </w:tc>
+        <w:tc>
+          <w:tcPr>
+            <w:tcW w:type="dxa" w:w="1000"/>
+          </w:tcPr>
+          <w:p>
+            <w:pPr>
+              <w:spacing w:after="0" w:before="0"/>
+            </w:pPr>
+            <w:r/>
           </w:p>
         </w:tc>
       </w:tr>
@@ -890,13 +1100,17 @@
           <w:tcPr>
             <w:tcW w:type="dxa" w:w="2300"/>
           </w:tcPr>
-          <w:p/>
+          <w:p>
+            <w:r/>
+          </w:p>
         </w:tc>
         <w:tc>
           <w:tcPr>
             <w:tcW w:type="dxa" w:w="2100"/>
           </w:tcPr>
-          <w:p/>
+          <w:p>
+            <w:r/>
+          </w:p>
         </w:tc>
         <w:tc>
           <w:tcPr>
@@ -907,116 +1121,266 @@
               <w:spacing w:after="0" w:before="0"/>
               <w:jc w:val="right"/>
             </w:pPr>
-            <w:r/>
             <w:r>
-              <w:rPr>
-                <w:rFonts w:ascii="Calibri" w:hAnsi="Calibri"/>
-                <w:sz w:val="21"/>
-              </w:rPr>
-              <w:t>3</w:t>
+              <w:t>6</w:t>
             </w:r>
           </w:p>
         </w:tc>
         <w:tc>
           <w:tcPr>
             <w:tcW w:type="dxa" w:w="4600"/>
+          </w:tcPr>
+          <w:p>
+            <w:pPr>
+              <w:spacing w:after="0" w:before="0"/>
+            </w:pPr>
+            <w:r>
+              <w:t>After an administrator approves the request, open the reset link sent to the email</w:t>
+            </w:r>
+          </w:p>
+        </w:tc>
+        <w:tc>
+          <w:tcPr>
+            <w:tcW w:type="dxa" w:w="4300"/>
+          </w:tcPr>
+          <w:p>
+            <w:pPr>
+              <w:spacing w:after="0" w:before="0"/>
+            </w:pPr>
+            <w:r>
+              <w:t>The Choose a new password page opens</w:t>
+            </w:r>
+          </w:p>
+        </w:tc>
+        <w:tc>
+          <w:tcPr>
+            <w:tcW w:type="dxa" w:w="2000"/>
           </w:tcPr>
           <w:p>
             <w:pPr>
               <w:spacing w:after="0" w:before="0"/>
             </w:pPr>
             <w:r/>
-            <w:r>
-              <w:rPr>
-                <w:rFonts w:ascii="Calibri" w:hAnsi="Calibri"/>
-                <w:sz w:val="21"/>
-              </w:rPr>
-              <w:t>Click the Sign in button</w:t>
-            </w:r>
-          </w:p>
-        </w:tc>
-        <w:tc>
-          <w:tcPr>
-            <w:tcW w:type="dxa" w:w="4300"/>
+          </w:p>
+        </w:tc>
+        <w:tc>
+          <w:tcPr>
+            <w:tcW w:type="dxa" w:w="1600"/>
           </w:tcPr>
           <w:p>
             <w:pPr>
               <w:spacing w:after="0" w:before="0"/>
             </w:pPr>
             <w:r/>
-            <w:r>
-              <w:rPr>
-                <w:rFonts w:ascii="Calibri" w:hAnsi="Calibri"/>
-                <w:sz w:val="21"/>
-              </w:rPr>
-              <w:t>The Point of sale opens. The sidebar is on the left side, and the account picture is at its lower- left</w:t>
-            </w:r>
-          </w:p>
-        </w:tc>
-        <w:tc>
-          <w:tcPr>
-            <w:tcW w:type="dxa" w:w="2000"/>
+          </w:p>
+        </w:tc>
+        <w:tc>
+          <w:tcPr>
+            <w:tcW w:type="dxa" w:w="1000"/>
           </w:tcPr>
           <w:p>
             <w:pPr>
               <w:spacing w:after="0" w:before="0"/>
             </w:pPr>
             <w:r/>
+          </w:p>
+        </w:tc>
+      </w:tr>
+      <w:tr>
+        <w:tc>
+          <w:tcPr>
+            <w:tcW w:type="dxa" w:w="2300"/>
+          </w:tcPr>
+          <w:p>
+            <w:r/>
+          </w:p>
+        </w:tc>
+        <w:tc>
+          <w:tcPr>
+            <w:tcW w:type="dxa" w:w="2100"/>
+          </w:tcPr>
+          <w:p>
+            <w:r/>
+          </w:p>
+        </w:tc>
+        <w:tc>
+          <w:tcPr>
+            <w:tcW w:type="dxa" w:w="820"/>
+          </w:tcPr>
+          <w:p>
+            <w:pPr>
+              <w:spacing w:after="0" w:before="0"/>
+              <w:jc w:val="right"/>
+            </w:pPr>
             <w:r>
-              <w:rPr>
-                <w:rFonts w:ascii="Calibri" w:hAnsi="Calibri"/>
-                <w:sz w:val="21"/>
-              </w:rPr>
+              <w:t>7</w:t>
             </w:r>
           </w:p>
         </w:tc>
         <w:tc>
           <w:tcPr>
-            <w:tcW w:type="dxa" w:w="1600"/>
+            <w:tcW w:type="dxa" w:w="4600"/>
+          </w:tcPr>
+          <w:p>
+            <w:pPr>
+              <w:spacing w:after="0" w:before="0"/>
+            </w:pPr>
+            <w:r>
+              <w:t>Type the new password in both fields (example: Risha@2026), then click Save new password</w:t>
+            </w:r>
+          </w:p>
+        </w:tc>
+        <w:tc>
+          <w:tcPr>
+            <w:tcW w:type="dxa" w:w="4300"/>
+          </w:tcPr>
+          <w:p>
+            <w:pPr>
+              <w:spacing w:after="0" w:before="0"/>
+            </w:pPr>
+            <w:r>
+              <w:t>"Password has been reset" is shown, then the page goes back to Sign in</w:t>
+            </w:r>
+          </w:p>
+        </w:tc>
+        <w:tc>
+          <w:tcPr>
+            <w:tcW w:type="dxa" w:w="2000"/>
           </w:tcPr>
           <w:p>
             <w:pPr>
               <w:spacing w:after="0" w:before="0"/>
             </w:pPr>
             <w:r/>
-            <w:r>
-              <w:rPr>
-                <w:rFonts w:ascii="Calibri" w:hAnsi="Calibri"/>
-                <w:sz w:val="21"/>
-              </w:rPr>
-            </w:r>
-          </w:p>
-        </w:tc>
-        <w:tc>
-          <w:tcPr>
-            <w:tcW w:type="dxa" w:w="1000"/>
+          </w:p>
+        </w:tc>
+        <w:tc>
+          <w:tcPr>
+            <w:tcW w:type="dxa" w:w="1600"/>
           </w:tcPr>
           <w:p>
             <w:pPr>
               <w:spacing w:after="0" w:before="0"/>
             </w:pPr>
             <w:r/>
-            <w:r>
-              <w:rPr>
-                <w:rFonts w:ascii="Calibri" w:hAnsi="Calibri"/>
-                <w:sz w:val="21"/>
-              </w:rPr>
-            </w:r>
+          </w:p>
+        </w:tc>
+        <w:tc>
+          <w:tcPr>
+            <w:tcW w:type="dxa" w:w="1000"/>
+          </w:tcPr>
+          <w:p>
+            <w:pPr>
+              <w:spacing w:after="0" w:before="0"/>
+            </w:pPr>
+            <w:r/>
           </w:p>
         </w:tc>
       </w:tr>
       <w:tr>
         <w:tc>
           <w:tcPr>
+            <w:tcW w:type="dxa" w:w="18720"/>
+            <w:gridSpan w:val="8"/>
+            <w:shd w:val="clear" w:color="auto" w:fill="104861"/>
+          </w:tcPr>
+          <w:p>
+            <w:pPr>
+              <w:spacing w:after="0" w:before="0"/>
+            </w:pPr>
+            <w:r>
+              <w:t>POINT OF SALE</w:t>
+            </w:r>
+          </w:p>
+        </w:tc>
+      </w:tr>
+      <w:tr>
+        <w:tc>
+          <w:tcPr>
             <w:tcW w:type="dxa" w:w="2300"/>
           </w:tcPr>
-          <w:p/>
+          <w:p>
+            <w:r/>
+          </w:p>
         </w:tc>
         <w:tc>
           <w:tcPr>
             <w:tcW w:type="dxa" w:w="2100"/>
           </w:tcPr>
-          <w:p/>
+          <w:p>
+            <w:pPr>
+              <w:spacing w:after="0" w:before="0"/>
+            </w:pPr>
+            <w:r>
+              <w:t>Starting cash</w:t>
+            </w:r>
+          </w:p>
+        </w:tc>
+        <w:tc>
+          <w:tcPr>
+            <w:tcW w:type="dxa" w:w="820"/>
+          </w:tcPr>
+          <w:p>
+            <w:r/>
+          </w:p>
+        </w:tc>
+        <w:tc>
+          <w:tcPr>
+            <w:tcW w:type="dxa" w:w="4600"/>
+          </w:tcPr>
+          <w:p>
+            <w:r/>
+          </w:p>
+        </w:tc>
+        <w:tc>
+          <w:tcPr>
+            <w:tcW w:type="dxa" w:w="4300"/>
+          </w:tcPr>
+          <w:p>
+            <w:r/>
+          </w:p>
+        </w:tc>
+        <w:tc>
+          <w:tcPr>
+            <w:tcW w:type="dxa" w:w="2000"/>
+          </w:tcPr>
+          <w:p>
+            <w:r/>
+          </w:p>
+        </w:tc>
+        <w:tc>
+          <w:tcPr>
+            <w:tcW w:type="dxa" w:w="1600"/>
+          </w:tcPr>
+          <w:p>
+            <w:r/>
+          </w:p>
+        </w:tc>
+        <w:tc>
+          <w:tcPr>
+            <w:tcW w:type="dxa" w:w="1000"/>
+          </w:tcPr>
+          <w:p>
+            <w:r/>
+          </w:p>
+        </w:tc>
+      </w:tr>
+      <w:tr>
+        <w:tc>
+          <w:tcPr>
+            <w:tcW w:type="dxa" w:w="2300"/>
+          </w:tcPr>
+          <w:p>
+            <w:r/>
+          </w:p>
+        </w:tc>
+        <w:tc>
+          <w:tcPr>
+            <w:tcW w:type="dxa" w:w="2100"/>
+          </w:tcPr>
+          <w:p>
+            <w:r/>
+          </w:p>
         </w:tc>
         <w:tc>
           <w:tcPr>
@@ -1027,101 +1391,159 @@
               <w:spacing w:after="0" w:before="0"/>
               <w:jc w:val="right"/>
             </w:pPr>
-            <w:r/>
             <w:r>
-              <w:rPr>
-                <w:rFonts w:ascii="Calibri" w:hAnsi="Calibri"/>
-                <w:sz w:val="21"/>
-              </w:rPr>
-              <w:t>4</w:t>
+              <w:t>1</w:t>
             </w:r>
           </w:p>
         </w:tc>
         <w:tc>
           <w:tcPr>
             <w:tcW w:type="dxa" w:w="4600"/>
+          </w:tcPr>
+          <w:p>
+            <w:pPr>
+              <w:spacing w:after="0" w:before="0"/>
+            </w:pPr>
+            <w:r>
+              <w:t>Sign in as Cashier at the start of the day</w:t>
+            </w:r>
+          </w:p>
+        </w:tc>
+        <w:tc>
+          <w:tcPr>
+            <w:tcW w:type="dxa" w:w="4300"/>
+          </w:tcPr>
+          <w:p>
+            <w:pPr>
+              <w:spacing w:after="0" w:before="0"/>
+            </w:pPr>
+            <w:r>
+              <w:t>The Starting cash window opens and asks for the cash in the drawer</w:t>
+            </w:r>
+          </w:p>
+        </w:tc>
+        <w:tc>
+          <w:tcPr>
+            <w:tcW w:type="dxa" w:w="2000"/>
           </w:tcPr>
           <w:p>
             <w:pPr>
               <w:spacing w:after="0" w:before="0"/>
             </w:pPr>
             <w:r/>
-            <w:r>
-              <w:rPr>
-                <w:rFonts w:ascii="Calibri" w:hAnsi="Calibri"/>
-                <w:sz w:val="21"/>
-              </w:rPr>
-              <w:t>Click Forgot your password? below the Sign in button</w:t>
-            </w:r>
-          </w:p>
-        </w:tc>
-        <w:tc>
-          <w:tcPr>
-            <w:tcW w:type="dxa" w:w="4300"/>
+          </w:p>
+        </w:tc>
+        <w:tc>
+          <w:tcPr>
+            <w:tcW w:type="dxa" w:w="1600"/>
           </w:tcPr>
           <w:p>
             <w:pPr>
               <w:spacing w:after="0" w:before="0"/>
             </w:pPr>
             <w:r/>
-            <w:r>
-              <w:rPr>
-                <w:rFonts w:ascii="Calibri" w:hAnsi="Calibri"/>
-                <w:sz w:val="21"/>
-              </w:rPr>
-              <w:t>The Reset your password window opens. The username is already filled in if it was typed on the Sign in page</w:t>
-            </w:r>
-          </w:p>
-        </w:tc>
-        <w:tc>
-          <w:tcPr>
-            <w:tcW w:type="dxa" w:w="2000"/>
+          </w:p>
+        </w:tc>
+        <w:tc>
+          <w:tcPr>
+            <w:tcW w:type="dxa" w:w="1000"/>
           </w:tcPr>
           <w:p>
             <w:pPr>
               <w:spacing w:after="0" w:before="0"/>
             </w:pPr>
             <w:r/>
+          </w:p>
+        </w:tc>
+      </w:tr>
+      <w:tr>
+        <w:tc>
+          <w:tcPr>
+            <w:tcW w:type="dxa" w:w="2300"/>
+          </w:tcPr>
+          <w:p>
+            <w:r/>
+          </w:p>
+        </w:tc>
+        <w:tc>
+          <w:tcPr>
+            <w:tcW w:type="dxa" w:w="2100"/>
+          </w:tcPr>
+          <w:p>
+            <w:r/>
+          </w:p>
+        </w:tc>
+        <w:tc>
+          <w:tcPr>
+            <w:tcW w:type="dxa" w:w="820"/>
+          </w:tcPr>
+          <w:p>
+            <w:pPr>
+              <w:spacing w:after="0" w:before="0"/>
+              <w:jc w:val="right"/>
+            </w:pPr>
             <w:r>
-              <w:rPr>
-                <w:rFonts w:ascii="Calibri" w:hAnsi="Calibri"/>
-                <w:sz w:val="21"/>
-              </w:rPr>
+              <w:t>2</w:t>
             </w:r>
           </w:p>
         </w:tc>
         <w:tc>
           <w:tcPr>
-            <w:tcW w:type="dxa" w:w="1600"/>
+            <w:tcW w:type="dxa" w:w="4600"/>
+          </w:tcPr>
+          <w:p>
+            <w:pPr>
+              <w:spacing w:after="0" w:before="0"/>
+            </w:pPr>
+            <w:r>
+              <w:t>Enter the cash in the drawer (example: 500), then click Save starting cash</w:t>
+            </w:r>
+          </w:p>
+        </w:tc>
+        <w:tc>
+          <w:tcPr>
+            <w:tcW w:type="dxa" w:w="4300"/>
+          </w:tcPr>
+          <w:p>
+            <w:pPr>
+              <w:spacing w:after="0" w:before="0"/>
+            </w:pPr>
+            <w:r>
+              <w:t>"Starting cash saved: ₱500.00" is shown at the top of the screen</w:t>
+            </w:r>
+          </w:p>
+        </w:tc>
+        <w:tc>
+          <w:tcPr>
+            <w:tcW w:type="dxa" w:w="2000"/>
           </w:tcPr>
           <w:p>
             <w:pPr>
               <w:spacing w:after="0" w:before="0"/>
             </w:pPr>
             <w:r/>
-            <w:r>
-              <w:rPr>
-                <w:rFonts w:ascii="Calibri" w:hAnsi="Calibri"/>
-                <w:sz w:val="21"/>
-              </w:rPr>
-            </w:r>
-          </w:p>
-        </w:tc>
-        <w:tc>
-          <w:tcPr>
-            <w:tcW w:type="dxa" w:w="1000"/>
+          </w:p>
+        </w:tc>
+        <w:tc>
+          <w:tcPr>
+            <w:tcW w:type="dxa" w:w="1600"/>
           </w:tcPr>
           <w:p>
             <w:pPr>
               <w:spacing w:after="0" w:before="0"/>
             </w:pPr>
             <w:r/>
-            <w:r>
-              <w:rPr>
-                <w:rFonts w:ascii="Calibri" w:hAnsi="Calibri"/>
-                <w:sz w:val="21"/>
-              </w:rPr>
-            </w:r>
+          </w:p>
+        </w:tc>
+        <w:tc>
+          <w:tcPr>
+            <w:tcW w:type="dxa" w:w="1000"/>
+          </w:tcPr>
+          <w:p>
+            <w:pPr>
+              <w:spacing w:after="0" w:before="0"/>
+            </w:pPr>
+            <w:r/>
           </w:p>
         </w:tc>
       </w:tr>
@@ -1130,13 +1552,88 @@
           <w:tcPr>
             <w:tcW w:type="dxa" w:w="2300"/>
           </w:tcPr>
-          <w:p/>
+          <w:p>
+            <w:r/>
+          </w:p>
         </w:tc>
         <w:tc>
           <w:tcPr>
             <w:tcW w:type="dxa" w:w="2100"/>
           </w:tcPr>
-          <w:p/>
+          <w:p>
+            <w:pPr>
+              <w:spacing w:after="0" w:before="0"/>
+            </w:pPr>
+            <w:r>
+              <w:t>Product search</w:t>
+            </w:r>
+          </w:p>
+        </w:tc>
+        <w:tc>
+          <w:tcPr>
+            <w:tcW w:type="dxa" w:w="820"/>
+          </w:tcPr>
+          <w:p>
+            <w:r/>
+          </w:p>
+        </w:tc>
+        <w:tc>
+          <w:tcPr>
+            <w:tcW w:type="dxa" w:w="4600"/>
+          </w:tcPr>
+          <w:p>
+            <w:r/>
+          </w:p>
+        </w:tc>
+        <w:tc>
+          <w:tcPr>
+            <w:tcW w:type="dxa" w:w="4300"/>
+          </w:tcPr>
+          <w:p>
+            <w:r/>
+          </w:p>
+        </w:tc>
+        <w:tc>
+          <w:tcPr>
+            <w:tcW w:type="dxa" w:w="2000"/>
+          </w:tcPr>
+          <w:p>
+            <w:r/>
+          </w:p>
+        </w:tc>
+        <w:tc>
+          <w:tcPr>
+            <w:tcW w:type="dxa" w:w="1600"/>
+          </w:tcPr>
+          <w:p>
+            <w:r/>
+          </w:p>
+        </w:tc>
+        <w:tc>
+          <w:tcPr>
+            <w:tcW w:type="dxa" w:w="1000"/>
+          </w:tcPr>
+          <w:p>
+            <w:r/>
+          </w:p>
+        </w:tc>
+      </w:tr>
+      <w:tr>
+        <w:tc>
+          <w:tcPr>
+            <w:tcW w:type="dxa" w:w="2300"/>
+          </w:tcPr>
+          <w:p>
+            <w:r/>
+          </w:p>
+        </w:tc>
+        <w:tc>
+          <w:tcPr>
+            <w:tcW w:type="dxa" w:w="2100"/>
+          </w:tcPr>
+          <w:p>
+            <w:r/>
+          </w:p>
         </w:tc>
         <w:tc>
           <w:tcPr>
@@ -1147,101 +1644,159 @@
               <w:spacing w:after="0" w:before="0"/>
               <w:jc w:val="right"/>
             </w:pPr>
-            <w:r/>
             <w:r>
-              <w:rPr>
-                <w:rFonts w:ascii="Calibri" w:hAnsi="Calibri"/>
-                <w:sz w:val="21"/>
-              </w:rPr>
-              <w:t>5</w:t>
+              <w:t>1</w:t>
             </w:r>
           </w:p>
         </w:tc>
         <w:tc>
           <w:tcPr>
             <w:tcW w:type="dxa" w:w="4600"/>
+          </w:tcPr>
+          <w:p>
+            <w:pPr>
+              <w:spacing w:after="0" w:before="0"/>
+            </w:pPr>
+            <w:r>
+              <w:t>Scan a product's barcode, or type it in the Scan barcode box at the upper-left, then press Enter</w:t>
+            </w:r>
+          </w:p>
+        </w:tc>
+        <w:tc>
+          <w:tcPr>
+            <w:tcW w:type="dxa" w:w="4300"/>
+          </w:tcPr>
+          <w:p>
+            <w:pPr>
+              <w:spacing w:after="0" w:before="0"/>
+            </w:pPr>
+            <w:r>
+              <w:t>The product is added to the Current sale on the right side</w:t>
+            </w:r>
+          </w:p>
+        </w:tc>
+        <w:tc>
+          <w:tcPr>
+            <w:tcW w:type="dxa" w:w="2000"/>
           </w:tcPr>
           <w:p>
             <w:pPr>
               <w:spacing w:after="0" w:before="0"/>
             </w:pPr>
             <w:r/>
-            <w:r>
-              <w:rPr>
-                <w:rFonts w:ascii="Calibri" w:hAnsi="Calibri"/>
-                <w:sz w:val="21"/>
-              </w:rPr>
-              <w:t>Type the username or email, then click Ask for a reset</w:t>
-            </w:r>
-          </w:p>
-        </w:tc>
-        <w:tc>
-          <w:tcPr>
-            <w:tcW w:type="dxa" w:w="4300"/>
+          </w:p>
+        </w:tc>
+        <w:tc>
+          <w:tcPr>
+            <w:tcW w:type="dxa" w:w="1600"/>
           </w:tcPr>
           <w:p>
             <w:pPr>
               <w:spacing w:after="0" w:before="0"/>
             </w:pPr>
             <w:r/>
-            <w:r>
-              <w:rPr>
-                <w:rFonts w:ascii="Calibri" w:hAnsi="Calibri"/>
-                <w:sz w:val="21"/>
-              </w:rPr>
-              <w:t>A message says that the request is sent to an administrator for approval</w:t>
-            </w:r>
-          </w:p>
-        </w:tc>
-        <w:tc>
-          <w:tcPr>
-            <w:tcW w:type="dxa" w:w="2000"/>
+          </w:p>
+        </w:tc>
+        <w:tc>
+          <w:tcPr>
+            <w:tcW w:type="dxa" w:w="1000"/>
           </w:tcPr>
           <w:p>
             <w:pPr>
               <w:spacing w:after="0" w:before="0"/>
             </w:pPr>
             <w:r/>
+          </w:p>
+        </w:tc>
+      </w:tr>
+      <w:tr>
+        <w:tc>
+          <w:tcPr>
+            <w:tcW w:type="dxa" w:w="2300"/>
+          </w:tcPr>
+          <w:p>
+            <w:r/>
+          </w:p>
+        </w:tc>
+        <w:tc>
+          <w:tcPr>
+            <w:tcW w:type="dxa" w:w="2100"/>
+          </w:tcPr>
+          <w:p>
+            <w:r/>
+          </w:p>
+        </w:tc>
+        <w:tc>
+          <w:tcPr>
+            <w:tcW w:type="dxa" w:w="820"/>
+          </w:tcPr>
+          <w:p>
+            <w:pPr>
+              <w:spacing w:after="0" w:before="0"/>
+              <w:jc w:val="right"/>
+            </w:pPr>
             <w:r>
-              <w:rPr>
-                <w:rFonts w:ascii="Calibri" w:hAnsi="Calibri"/>
-                <w:sz w:val="21"/>
-              </w:rPr>
+              <w:t>2</w:t>
             </w:r>
           </w:p>
         </w:tc>
         <w:tc>
           <w:tcPr>
-            <w:tcW w:type="dxa" w:w="1600"/>
+            <w:tcW w:type="dxa" w:w="4600"/>
+          </w:tcPr>
+          <w:p>
+            <w:pPr>
+              <w:spacing w:after="0" w:before="0"/>
+            </w:pPr>
+            <w:r>
+              <w:t>Type a product name in the Search products box (example: Aozi)</w:t>
+            </w:r>
+          </w:p>
+        </w:tc>
+        <w:tc>
+          <w:tcPr>
+            <w:tcW w:type="dxa" w:w="4300"/>
+          </w:tcPr>
+          <w:p>
+            <w:pPr>
+              <w:spacing w:after="0" w:before="0"/>
+            </w:pPr>
+            <w:r>
+              <w:t>Only the matching products are shown in the product list</w:t>
+            </w:r>
+          </w:p>
+        </w:tc>
+        <w:tc>
+          <w:tcPr>
+            <w:tcW w:type="dxa" w:w="2000"/>
           </w:tcPr>
           <w:p>
             <w:pPr>
               <w:spacing w:after="0" w:before="0"/>
             </w:pPr>
             <w:r/>
-            <w:r>
-              <w:rPr>
-                <w:rFonts w:ascii="Calibri" w:hAnsi="Calibri"/>
-                <w:sz w:val="21"/>
-              </w:rPr>
-            </w:r>
-          </w:p>
-        </w:tc>
-        <w:tc>
-          <w:tcPr>
-            <w:tcW w:type="dxa" w:w="1000"/>
+          </w:p>
+        </w:tc>
+        <w:tc>
+          <w:tcPr>
+            <w:tcW w:type="dxa" w:w="1600"/>
           </w:tcPr>
           <w:p>
             <w:pPr>
               <w:spacing w:after="0" w:before="0"/>
             </w:pPr>
             <w:r/>
-            <w:r>
-              <w:rPr>
-                <w:rFonts w:ascii="Calibri" w:hAnsi="Calibri"/>
-                <w:sz w:val="21"/>
-              </w:rPr>
-            </w:r>
+          </w:p>
+        </w:tc>
+        <w:tc>
+          <w:tcPr>
+            <w:tcW w:type="dxa" w:w="1000"/>
+          </w:tcPr>
+          <w:p>
+            <w:pPr>
+              <w:spacing w:after="0" w:before="0"/>
+            </w:pPr>
+            <w:r/>
           </w:p>
         </w:tc>
       </w:tr>
@@ -1250,13 +1805,88 @@
           <w:tcPr>
             <w:tcW w:type="dxa" w:w="2300"/>
           </w:tcPr>
-          <w:p/>
+          <w:p>
+            <w:r/>
+          </w:p>
         </w:tc>
         <w:tc>
           <w:tcPr>
             <w:tcW w:type="dxa" w:w="2100"/>
           </w:tcPr>
-          <w:p/>
+          <w:p>
+            <w:pPr>
+              <w:spacing w:after="0" w:before="0"/>
+            </w:pPr>
+            <w:r>
+              <w:t>Categories</w:t>
+            </w:r>
+          </w:p>
+        </w:tc>
+        <w:tc>
+          <w:tcPr>
+            <w:tcW w:type="dxa" w:w="820"/>
+          </w:tcPr>
+          <w:p>
+            <w:r/>
+          </w:p>
+        </w:tc>
+        <w:tc>
+          <w:tcPr>
+            <w:tcW w:type="dxa" w:w="4600"/>
+          </w:tcPr>
+          <w:p>
+            <w:r/>
+          </w:p>
+        </w:tc>
+        <w:tc>
+          <w:tcPr>
+            <w:tcW w:type="dxa" w:w="4300"/>
+          </w:tcPr>
+          <w:p>
+            <w:r/>
+          </w:p>
+        </w:tc>
+        <w:tc>
+          <w:tcPr>
+            <w:tcW w:type="dxa" w:w="2000"/>
+          </w:tcPr>
+          <w:p>
+            <w:r/>
+          </w:p>
+        </w:tc>
+        <w:tc>
+          <w:tcPr>
+            <w:tcW w:type="dxa" w:w="1600"/>
+          </w:tcPr>
+          <w:p>
+            <w:r/>
+          </w:p>
+        </w:tc>
+        <w:tc>
+          <w:tcPr>
+            <w:tcW w:type="dxa" w:w="1000"/>
+          </w:tcPr>
+          <w:p>
+            <w:r/>
+          </w:p>
+        </w:tc>
+      </w:tr>
+      <w:tr>
+        <w:tc>
+          <w:tcPr>
+            <w:tcW w:type="dxa" w:w="2300"/>
+          </w:tcPr>
+          <w:p>
+            <w:r/>
+          </w:p>
+        </w:tc>
+        <w:tc>
+          <w:tcPr>
+            <w:tcW w:type="dxa" w:w="2100"/>
+          </w:tcPr>
+          <w:p>
+            <w:r/>
+          </w:p>
         </w:tc>
         <w:tc>
           <w:tcPr>
@@ -1267,101 +1897,230 @@
               <w:spacing w:after="0" w:before="0"/>
               <w:jc w:val="right"/>
             </w:pPr>
-            <w:r/>
             <w:r>
-              <w:rPr>
-                <w:rFonts w:ascii="Calibri" w:hAnsi="Calibri"/>
-                <w:sz w:val="21"/>
-              </w:rPr>
-              <w:t>6</w:t>
+              <w:t>1</w:t>
             </w:r>
           </w:p>
         </w:tc>
         <w:tc>
           <w:tcPr>
             <w:tcW w:type="dxa" w:w="4600"/>
+          </w:tcPr>
+          <w:p>
+            <w:pPr>
+              <w:spacing w:after="0" w:before="0"/>
+            </w:pPr>
+            <w:r>
+              <w:t>Click a category in the list at the left (example: Food)</w:t>
+            </w:r>
+          </w:p>
+        </w:tc>
+        <w:tc>
+          <w:tcPr>
+            <w:tcW w:type="dxa" w:w="4300"/>
+          </w:tcPr>
+          <w:p>
+            <w:pPr>
+              <w:spacing w:after="0" w:before="0"/>
+            </w:pPr>
+            <w:r>
+              <w:t>Only the products of that category are listed, and the number beside it matches the list</w:t>
+            </w:r>
+          </w:p>
+        </w:tc>
+        <w:tc>
+          <w:tcPr>
+            <w:tcW w:type="dxa" w:w="2000"/>
           </w:tcPr>
           <w:p>
             <w:pPr>
               <w:spacing w:after="0" w:before="0"/>
             </w:pPr>
             <w:r/>
-            <w:r>
-              <w:rPr>
-                <w:rFonts w:ascii="Calibri" w:hAnsi="Calibri"/>
-                <w:sz w:val="21"/>
-              </w:rPr>
-              <w:t>After an administrator approves the request, open the reset link sent to the email</w:t>
-            </w:r>
-          </w:p>
-        </w:tc>
-        <w:tc>
-          <w:tcPr>
-            <w:tcW w:type="dxa" w:w="4300"/>
+          </w:p>
+        </w:tc>
+        <w:tc>
+          <w:tcPr>
+            <w:tcW w:type="dxa" w:w="1600"/>
           </w:tcPr>
           <w:p>
             <w:pPr>
               <w:spacing w:after="0" w:before="0"/>
             </w:pPr>
             <w:r/>
-            <w:r>
-              <w:rPr>
-                <w:rFonts w:ascii="Calibri" w:hAnsi="Calibri"/>
-                <w:sz w:val="21"/>
-              </w:rPr>
-              <w:t>The Choose a new password page opens</w:t>
-            </w:r>
-          </w:p>
-        </w:tc>
-        <w:tc>
-          <w:tcPr>
-            <w:tcW w:type="dxa" w:w="2000"/>
+          </w:p>
+        </w:tc>
+        <w:tc>
+          <w:tcPr>
+            <w:tcW w:type="dxa" w:w="1000"/>
           </w:tcPr>
           <w:p>
             <w:pPr>
               <w:spacing w:after="0" w:before="0"/>
             </w:pPr>
             <w:r/>
+          </w:p>
+        </w:tc>
+      </w:tr>
+      <w:tr>
+        <w:tc>
+          <w:tcPr>
+            <w:tcW w:type="dxa" w:w="2300"/>
+          </w:tcPr>
+          <w:p>
+            <w:r/>
+          </w:p>
+        </w:tc>
+        <w:tc>
+          <w:tcPr>
+            <w:tcW w:type="dxa" w:w="2100"/>
+          </w:tcPr>
+          <w:p>
+            <w:pPr>
+              <w:spacing w:after="0" w:before="0"/>
+            </w:pPr>
             <w:r>
-              <w:rPr>
-                <w:rFonts w:ascii="Calibri" w:hAnsi="Calibri"/>
-                <w:sz w:val="21"/>
-              </w:rPr>
+              <w:t>Current sale</w:t>
             </w:r>
           </w:p>
         </w:tc>
         <w:tc>
           <w:tcPr>
+            <w:tcW w:type="dxa" w:w="820"/>
+          </w:tcPr>
+          <w:p>
+            <w:r/>
+          </w:p>
+        </w:tc>
+        <w:tc>
+          <w:tcPr>
+            <w:tcW w:type="dxa" w:w="4600"/>
+          </w:tcPr>
+          <w:p>
+            <w:r/>
+          </w:p>
+        </w:tc>
+        <w:tc>
+          <w:tcPr>
+            <w:tcW w:type="dxa" w:w="4300"/>
+          </w:tcPr>
+          <w:p>
+            <w:r/>
+          </w:p>
+        </w:tc>
+        <w:tc>
+          <w:tcPr>
+            <w:tcW w:type="dxa" w:w="2000"/>
+          </w:tcPr>
+          <w:p>
+            <w:r/>
+          </w:p>
+        </w:tc>
+        <w:tc>
+          <w:tcPr>
             <w:tcW w:type="dxa" w:w="1600"/>
+          </w:tcPr>
+          <w:p>
+            <w:r/>
+          </w:p>
+        </w:tc>
+        <w:tc>
+          <w:tcPr>
+            <w:tcW w:type="dxa" w:w="1000"/>
+          </w:tcPr>
+          <w:p>
+            <w:r/>
+          </w:p>
+        </w:tc>
+      </w:tr>
+      <w:tr>
+        <w:tc>
+          <w:tcPr>
+            <w:tcW w:type="dxa" w:w="2300"/>
+          </w:tcPr>
+          <w:p>
+            <w:r/>
+          </w:p>
+        </w:tc>
+        <w:tc>
+          <w:tcPr>
+            <w:tcW w:type="dxa" w:w="2100"/>
+          </w:tcPr>
+          <w:p>
+            <w:r/>
+          </w:p>
+        </w:tc>
+        <w:tc>
+          <w:tcPr>
+            <w:tcW w:type="dxa" w:w="820"/>
+          </w:tcPr>
+          <w:p>
+            <w:pPr>
+              <w:spacing w:after="0" w:before="0"/>
+              <w:jc w:val="right"/>
+            </w:pPr>
+            <w:r>
+              <w:t>1</w:t>
+            </w:r>
+          </w:p>
+        </w:tc>
+        <w:tc>
+          <w:tcPr>
+            <w:tcW w:type="dxa" w:w="4600"/>
+          </w:tcPr>
+          <w:p>
+            <w:pPr>
+              <w:spacing w:after="0" w:before="0"/>
+            </w:pPr>
+            <w:r>
+              <w:t>Click a product in the list, or its Add button</w:t>
+            </w:r>
+          </w:p>
+        </w:tc>
+        <w:tc>
+          <w:tcPr>
+            <w:tcW w:type="dxa" w:w="4300"/>
+          </w:tcPr>
+          <w:p>
+            <w:pPr>
+              <w:spacing w:after="0" w:before="0"/>
+            </w:pPr>
+            <w:r>
+              <w:t>"(product) added to cart" is shown and the product is listed in the Current sale</w:t>
+            </w:r>
+          </w:p>
+        </w:tc>
+        <w:tc>
+          <w:tcPr>
+            <w:tcW w:type="dxa" w:w="2000"/>
           </w:tcPr>
           <w:p>
             <w:pPr>
               <w:spacing w:after="0" w:before="0"/>
             </w:pPr>
             <w:r/>
-            <w:r>
-              <w:rPr>
-                <w:rFonts w:ascii="Calibri" w:hAnsi="Calibri"/>
-                <w:sz w:val="21"/>
-              </w:rPr>
-            </w:r>
-          </w:p>
-        </w:tc>
-        <w:tc>
-          <w:tcPr>
-            <w:tcW w:type="dxa" w:w="1000"/>
+          </w:p>
+        </w:tc>
+        <w:tc>
+          <w:tcPr>
+            <w:tcW w:type="dxa" w:w="1600"/>
           </w:tcPr>
           <w:p>
             <w:pPr>
               <w:spacing w:after="0" w:before="0"/>
             </w:pPr>
             <w:r/>
-            <w:r>
-              <w:rPr>
-                <w:rFonts w:ascii="Calibri" w:hAnsi="Calibri"/>
-                <w:sz w:val="21"/>
-              </w:rPr>
-            </w:r>
+          </w:p>
+        </w:tc>
+        <w:tc>
+          <w:tcPr>
+            <w:tcW w:type="dxa" w:w="1000"/>
+          </w:tcPr>
+          <w:p>
+            <w:pPr>
+              <w:spacing w:after="0" w:before="0"/>
+            </w:pPr>
+            <w:r/>
           </w:p>
         </w:tc>
       </w:tr>
@@ -1370,13 +2129,17 @@
           <w:tcPr>
             <w:tcW w:type="dxa" w:w="2300"/>
           </w:tcPr>
-          <w:p/>
+          <w:p>
+            <w:r/>
+          </w:p>
         </w:tc>
         <w:tc>
           <w:tcPr>
             <w:tcW w:type="dxa" w:w="2100"/>
           </w:tcPr>
-          <w:p/>
+          <w:p>
+            <w:r/>
+          </w:p>
         </w:tc>
         <w:tc>
           <w:tcPr>
@@ -1387,125 +2150,159 @@
               <w:spacing w:after="0" w:before="0"/>
               <w:jc w:val="right"/>
             </w:pPr>
-            <w:r/>
             <w:r>
-              <w:rPr>
-                <w:rFonts w:ascii="Calibri" w:hAnsi="Calibri"/>
-                <w:sz w:val="21"/>
-              </w:rPr>
-              <w:t>7</w:t>
+              <w:t>2</w:t>
             </w:r>
           </w:p>
         </w:tc>
         <w:tc>
           <w:tcPr>
             <w:tcW w:type="dxa" w:w="4600"/>
+          </w:tcPr>
+          <w:p>
+            <w:pPr>
+              <w:spacing w:after="0" w:before="0"/>
+            </w:pPr>
+            <w:r>
+              <w:t>In the Current sale, click the + button of the item, then the − button</w:t>
+            </w:r>
+          </w:p>
+        </w:tc>
+        <w:tc>
+          <w:tcPr>
+            <w:tcW w:type="dxa" w:w="4300"/>
+          </w:tcPr>
+          <w:p>
+            <w:pPr>
+              <w:spacing w:after="0" w:before="0"/>
+            </w:pPr>
+            <w:r>
+              <w:t>The quantity goes up by one, then down by one, and the total changes with it</w:t>
+            </w:r>
+          </w:p>
+        </w:tc>
+        <w:tc>
+          <w:tcPr>
+            <w:tcW w:type="dxa" w:w="2000"/>
           </w:tcPr>
           <w:p>
             <w:pPr>
               <w:spacing w:after="0" w:before="0"/>
             </w:pPr>
             <w:r/>
-            <w:r>
-              <w:rPr>
-                <w:rFonts w:ascii="Calibri" w:hAnsi="Calibri"/>
-                <w:sz w:val="21"/>
-              </w:rPr>
-              <w:t>Type the new password in both fields (example: Risha@2026), then click Save new password</w:t>
-            </w:r>
-          </w:p>
-        </w:tc>
-        <w:tc>
-          <w:tcPr>
-            <w:tcW w:type="dxa" w:w="4300"/>
+          </w:p>
+        </w:tc>
+        <w:tc>
+          <w:tcPr>
+            <w:tcW w:type="dxa" w:w="1600"/>
           </w:tcPr>
           <w:p>
             <w:pPr>
               <w:spacing w:after="0" w:before="0"/>
             </w:pPr>
             <w:r/>
-            <w:r>
-              <w:rPr>
-                <w:rFonts w:ascii="Calibri" w:hAnsi="Calibri"/>
-                <w:sz w:val="21"/>
-              </w:rPr>
-              <w:t>"Password has been reset" is shown, then the page goes back to Sign in</w:t>
-            </w:r>
-          </w:p>
-        </w:tc>
-        <w:tc>
-          <w:tcPr>
-            <w:tcW w:type="dxa" w:w="2000"/>
+          </w:p>
+        </w:tc>
+        <w:tc>
+          <w:tcPr>
+            <w:tcW w:type="dxa" w:w="1000"/>
           </w:tcPr>
           <w:p>
             <w:pPr>
               <w:spacing w:after="0" w:before="0"/>
             </w:pPr>
             <w:r/>
+          </w:p>
+        </w:tc>
+      </w:tr>
+      <w:tr>
+        <w:tc>
+          <w:tcPr>
+            <w:tcW w:type="dxa" w:w="2300"/>
+          </w:tcPr>
+          <w:p>
+            <w:r/>
+          </w:p>
+        </w:tc>
+        <w:tc>
+          <w:tcPr>
+            <w:tcW w:type="dxa" w:w="2100"/>
+          </w:tcPr>
+          <w:p>
+            <w:r/>
+          </w:p>
+        </w:tc>
+        <w:tc>
+          <w:tcPr>
+            <w:tcW w:type="dxa" w:w="820"/>
+          </w:tcPr>
+          <w:p>
+            <w:pPr>
+              <w:spacing w:after="0" w:before="0"/>
+              <w:jc w:val="right"/>
+            </w:pPr>
             <w:r>
-              <w:rPr>
-                <w:rFonts w:ascii="Calibri" w:hAnsi="Calibri"/>
-                <w:sz w:val="21"/>
-              </w:rPr>
+              <w:t>3</w:t>
             </w:r>
           </w:p>
         </w:tc>
         <w:tc>
           <w:tcPr>
-            <w:tcW w:type="dxa" w:w="1600"/>
+            <w:tcW w:type="dxa" w:w="4600"/>
+          </w:tcPr>
+          <w:p>
+            <w:pPr>
+              <w:spacing w:after="0" w:before="0"/>
+            </w:pPr>
+            <w:r>
+              <w:t>Enter a discount in the Discount box (example: 5%)</w:t>
+            </w:r>
+          </w:p>
+        </w:tc>
+        <w:tc>
+          <w:tcPr>
+            <w:tcW w:type="dxa" w:w="4300"/>
+          </w:tcPr>
+          <w:p>
+            <w:pPr>
+              <w:spacing w:after="0" w:before="0"/>
+            </w:pPr>
+            <w:r>
+              <w:t>The discount amount is computed and the total goes down</w:t>
+            </w:r>
+          </w:p>
+        </w:tc>
+        <w:tc>
+          <w:tcPr>
+            <w:tcW w:type="dxa" w:w="2000"/>
           </w:tcPr>
           <w:p>
             <w:pPr>
               <w:spacing w:after="0" w:before="0"/>
             </w:pPr>
             <w:r/>
-            <w:r>
-              <w:rPr>
-                <w:rFonts w:ascii="Calibri" w:hAnsi="Calibri"/>
-                <w:sz w:val="21"/>
-              </w:rPr>
-            </w:r>
-          </w:p>
-        </w:tc>
-        <w:tc>
-          <w:tcPr>
-            <w:tcW w:type="dxa" w:w="1000"/>
+          </w:p>
+        </w:tc>
+        <w:tc>
+          <w:tcPr>
+            <w:tcW w:type="dxa" w:w="1600"/>
           </w:tcPr>
           <w:p>
             <w:pPr>
               <w:spacing w:after="0" w:before="0"/>
             </w:pPr>
             <w:r/>
-            <w:r>
-              <w:rPr>
-                <w:rFonts w:ascii="Calibri" w:hAnsi="Calibri"/>
-                <w:sz w:val="21"/>
-              </w:rPr>
-            </w:r>
-          </w:p>
-        </w:tc>
-      </w:tr>
-      <w:tr>
-        <w:tc>
-          <w:tcPr>
-            <w:tcW w:type="dxa" w:w="18720"/>
-            <w:gridSpan w:val="8"/>
-            <w:shd w:val="clear" w:color="auto" w:fill="104861"/>
+          </w:p>
+        </w:tc>
+        <w:tc>
+          <w:tcPr>
+            <w:tcW w:type="dxa" w:w="1000"/>
           </w:tcPr>
           <w:p>
             <w:pPr>
               <w:spacing w:after="0" w:before="0"/>
             </w:pPr>
             <w:r/>
-            <w:r>
-              <w:rPr>
-                <w:rFonts w:ascii="Calibri" w:hAnsi="Calibri"/>
-                <w:b/>
-                <w:color w:val="FFFFFF"/>
-                <w:sz w:val="21"/>
-              </w:rPr>
-              <w:t>POINT OF SALE</w:t>
-            </w:r>
           </w:p>
         </w:tc>
       </w:tr>
@@ -1514,61 +2311,161 @@
           <w:tcPr>
             <w:tcW w:type="dxa" w:w="2300"/>
           </w:tcPr>
-          <w:p/>
+          <w:p>
+            <w:r/>
+          </w:p>
         </w:tc>
         <w:tc>
           <w:tcPr>
             <w:tcW w:type="dxa" w:w="2100"/>
+          </w:tcPr>
+          <w:p>
+            <w:pPr>
+              <w:spacing w:after="0" w:before="0"/>
+            </w:pPr>
+            <w:r>
+              <w:t>Payment</w:t>
+            </w:r>
+          </w:p>
+        </w:tc>
+        <w:tc>
+          <w:tcPr>
+            <w:tcW w:type="dxa" w:w="820"/>
+          </w:tcPr>
+          <w:p>
+            <w:r/>
+          </w:p>
+        </w:tc>
+        <w:tc>
+          <w:tcPr>
+            <w:tcW w:type="dxa" w:w="4600"/>
+          </w:tcPr>
+          <w:p>
+            <w:r/>
+          </w:p>
+        </w:tc>
+        <w:tc>
+          <w:tcPr>
+            <w:tcW w:type="dxa" w:w="4300"/>
+          </w:tcPr>
+          <w:p>
+            <w:r/>
+          </w:p>
+        </w:tc>
+        <w:tc>
+          <w:tcPr>
+            <w:tcW w:type="dxa" w:w="2000"/>
+          </w:tcPr>
+          <w:p>
+            <w:r/>
+          </w:p>
+        </w:tc>
+        <w:tc>
+          <w:tcPr>
+            <w:tcW w:type="dxa" w:w="1600"/>
+          </w:tcPr>
+          <w:p>
+            <w:r/>
+          </w:p>
+        </w:tc>
+        <w:tc>
+          <w:tcPr>
+            <w:tcW w:type="dxa" w:w="1000"/>
+          </w:tcPr>
+          <w:p>
+            <w:r/>
+          </w:p>
+        </w:tc>
+      </w:tr>
+      <w:tr>
+        <w:tc>
+          <w:tcPr>
+            <w:tcW w:type="dxa" w:w="2300"/>
+          </w:tcPr>
+          <w:p>
+            <w:r/>
+          </w:p>
+        </w:tc>
+        <w:tc>
+          <w:tcPr>
+            <w:tcW w:type="dxa" w:w="2100"/>
+          </w:tcPr>
+          <w:p>
+            <w:r/>
+          </w:p>
+        </w:tc>
+        <w:tc>
+          <w:tcPr>
+            <w:tcW w:type="dxa" w:w="820"/>
+          </w:tcPr>
+          <w:p>
+            <w:pPr>
+              <w:spacing w:after="0" w:before="0"/>
+              <w:jc w:val="right"/>
+            </w:pPr>
+            <w:r>
+              <w:t>1</w:t>
+            </w:r>
+          </w:p>
+        </w:tc>
+        <w:tc>
+          <w:tcPr>
+            <w:tcW w:type="dxa" w:w="4600"/>
+          </w:tcPr>
+          <w:p>
+            <w:pPr>
+              <w:spacing w:after="0" w:before="0"/>
+            </w:pPr>
+            <w:r>
+              <w:t>Under Cash received, click Exact, then +100</w:t>
+            </w:r>
+          </w:p>
+        </w:tc>
+        <w:tc>
+          <w:tcPr>
+            <w:tcW w:type="dxa" w:w="4300"/>
+          </w:tcPr>
+          <w:p>
+            <w:pPr>
+              <w:spacing w:after="0" w:before="0"/>
+            </w:pPr>
+            <w:r>
+              <w:t>The cash received is filled in and the change is computed and shown</w:t>
+            </w:r>
+          </w:p>
+        </w:tc>
+        <w:tc>
+          <w:tcPr>
+            <w:tcW w:type="dxa" w:w="2000"/>
           </w:tcPr>
           <w:p>
             <w:pPr>
               <w:spacing w:after="0" w:before="0"/>
             </w:pPr>
             <w:r/>
-            <w:r>
-              <w:rPr>
-                <w:rFonts w:ascii="Calibri" w:hAnsi="Calibri"/>
-                <w:sz w:val="21"/>
-              </w:rPr>
-              <w:t>Starting cash</w:t>
-            </w:r>
-          </w:p>
-        </w:tc>
-        <w:tc>
-          <w:tcPr>
-            <w:tcW w:type="dxa" w:w="820"/>
-          </w:tcPr>
-          <w:p/>
-        </w:tc>
-        <w:tc>
-          <w:tcPr>
-            <w:tcW w:type="dxa" w:w="4600"/>
-          </w:tcPr>
-          <w:p/>
-        </w:tc>
-        <w:tc>
-          <w:tcPr>
-            <w:tcW w:type="dxa" w:w="4300"/>
-          </w:tcPr>
-          <w:p/>
-        </w:tc>
-        <w:tc>
-          <w:tcPr>
-            <w:tcW w:type="dxa" w:w="2000"/>
-          </w:tcPr>
-          <w:p/>
+          </w:p>
         </w:tc>
         <w:tc>
           <w:tcPr>
             <w:tcW w:type="dxa" w:w="1600"/>
           </w:tcPr>
-          <w:p/>
+          <w:p>
+            <w:pPr>
+              <w:spacing w:after="0" w:before="0"/>
+            </w:pPr>
+            <w:r/>
+          </w:p>
         </w:tc>
         <w:tc>
           <w:tcPr>
             <w:tcW w:type="dxa" w:w="1000"/>
           </w:tcPr>
-          <w:p/>
+          <w:p>
+            <w:pPr>
+              <w:spacing w:after="0" w:before="0"/>
+            </w:pPr>
+            <w:r/>
+          </w:p>
         </w:tc>
       </w:tr>
       <w:tr>
@@ -1576,13 +2473,17 @@
           <w:tcPr>
             <w:tcW w:type="dxa" w:w="2300"/>
           </w:tcPr>
-          <w:p/>
+          <w:p>
+            <w:r/>
+          </w:p>
         </w:tc>
         <w:tc>
           <w:tcPr>
             <w:tcW w:type="dxa" w:w="2100"/>
           </w:tcPr>
-          <w:p/>
+          <w:p>
+            <w:r/>
+          </w:p>
         </w:tc>
         <w:tc>
           <w:tcPr>
@@ -1593,116 +2494,266 @@
               <w:spacing w:after="0" w:before="0"/>
               <w:jc w:val="right"/>
             </w:pPr>
-            <w:r/>
             <w:r>
-              <w:rPr>
-                <w:rFonts w:ascii="Calibri" w:hAnsi="Calibri"/>
-                <w:sz w:val="21"/>
-              </w:rPr>
-              <w:t>1</w:t>
+              <w:t>2</w:t>
             </w:r>
           </w:p>
         </w:tc>
         <w:tc>
           <w:tcPr>
             <w:tcW w:type="dxa" w:w="4600"/>
+          </w:tcPr>
+          <w:p>
+            <w:pPr>
+              <w:spacing w:after="0" w:before="0"/>
+            </w:pPr>
+            <w:r>
+              <w:t>Click the yellow Charge button at the lower- right</w:t>
+            </w:r>
+          </w:p>
+        </w:tc>
+        <w:tc>
+          <w:tcPr>
+            <w:tcW w:type="dxa" w:w="4300"/>
+          </w:tcPr>
+          <w:p>
+            <w:pPr>
+              <w:spacing w:after="0" w:before="0"/>
+            </w:pPr>
+            <w:r>
+              <w:t>A question shows the items, total, cash received and change for a final check</w:t>
+            </w:r>
+          </w:p>
+        </w:tc>
+        <w:tc>
+          <w:tcPr>
+            <w:tcW w:type="dxa" w:w="2000"/>
           </w:tcPr>
           <w:p>
             <w:pPr>
               <w:spacing w:after="0" w:before="0"/>
             </w:pPr>
             <w:r/>
-            <w:r>
-              <w:rPr>
-                <w:rFonts w:ascii="Calibri" w:hAnsi="Calibri"/>
-                <w:sz w:val="21"/>
-              </w:rPr>
-              <w:t>Sign in as Cashier at the start of the day</w:t>
-            </w:r>
-          </w:p>
-        </w:tc>
-        <w:tc>
-          <w:tcPr>
-            <w:tcW w:type="dxa" w:w="4300"/>
+          </w:p>
+        </w:tc>
+        <w:tc>
+          <w:tcPr>
+            <w:tcW w:type="dxa" w:w="1600"/>
           </w:tcPr>
           <w:p>
             <w:pPr>
               <w:spacing w:after="0" w:before="0"/>
             </w:pPr>
             <w:r/>
-            <w:r>
-              <w:rPr>
-                <w:rFonts w:ascii="Calibri" w:hAnsi="Calibri"/>
-                <w:sz w:val="21"/>
-              </w:rPr>
-              <w:t>The Starting cash window opens and asks for the cash in the drawer</w:t>
-            </w:r>
-          </w:p>
-        </w:tc>
-        <w:tc>
-          <w:tcPr>
-            <w:tcW w:type="dxa" w:w="2000"/>
+          </w:p>
+        </w:tc>
+        <w:tc>
+          <w:tcPr>
+            <w:tcW w:type="dxa" w:w="1000"/>
           </w:tcPr>
           <w:p>
             <w:pPr>
               <w:spacing w:after="0" w:before="0"/>
             </w:pPr>
             <w:r/>
+          </w:p>
+        </w:tc>
+      </w:tr>
+      <w:tr>
+        <w:tc>
+          <w:tcPr>
+            <w:tcW w:type="dxa" w:w="2300"/>
+          </w:tcPr>
+          <w:p>
+            <w:r/>
+          </w:p>
+        </w:tc>
+        <w:tc>
+          <w:tcPr>
+            <w:tcW w:type="dxa" w:w="2100"/>
+          </w:tcPr>
+          <w:p>
+            <w:r/>
+          </w:p>
+        </w:tc>
+        <w:tc>
+          <w:tcPr>
+            <w:tcW w:type="dxa" w:w="820"/>
+          </w:tcPr>
+          <w:p>
+            <w:pPr>
+              <w:spacing w:after="0" w:before="0"/>
+              <w:jc w:val="right"/>
+            </w:pPr>
             <w:r>
-              <w:rPr>
-                <w:rFonts w:ascii="Calibri" w:hAnsi="Calibri"/>
-                <w:sz w:val="21"/>
-              </w:rPr>
+              <w:t>3</w:t>
             </w:r>
           </w:p>
         </w:tc>
         <w:tc>
           <w:tcPr>
-            <w:tcW w:type="dxa" w:w="1600"/>
+            <w:tcW w:type="dxa" w:w="4600"/>
+          </w:tcPr>
+          <w:p>
+            <w:pPr>
+              <w:spacing w:after="0" w:before="0"/>
+            </w:pPr>
+            <w:r>
+              <w:t>Click Complete sale</w:t>
+            </w:r>
+          </w:p>
+        </w:tc>
+        <w:tc>
+          <w:tcPr>
+            <w:tcW w:type="dxa" w:w="4300"/>
+          </w:tcPr>
+          <w:p>
+            <w:pPr>
+              <w:spacing w:after="0" w:before="0"/>
+            </w:pPr>
+            <w:r>
+              <w:t>"Sale completed!" is shown with the change, the stock goes down and the receipt prints</w:t>
+            </w:r>
+          </w:p>
+        </w:tc>
+        <w:tc>
+          <w:tcPr>
+            <w:tcW w:type="dxa" w:w="2000"/>
           </w:tcPr>
           <w:p>
             <w:pPr>
               <w:spacing w:after="0" w:before="0"/>
             </w:pPr>
             <w:r/>
-            <w:r>
-              <w:rPr>
-                <w:rFonts w:ascii="Calibri" w:hAnsi="Calibri"/>
-                <w:sz w:val="21"/>
-              </w:rPr>
-            </w:r>
-          </w:p>
-        </w:tc>
-        <w:tc>
-          <w:tcPr>
-            <w:tcW w:type="dxa" w:w="1000"/>
+          </w:p>
+        </w:tc>
+        <w:tc>
+          <w:tcPr>
+            <w:tcW w:type="dxa" w:w="1600"/>
           </w:tcPr>
           <w:p>
             <w:pPr>
               <w:spacing w:after="0" w:before="0"/>
             </w:pPr>
             <w:r/>
-            <w:r>
-              <w:rPr>
-                <w:rFonts w:ascii="Calibri" w:hAnsi="Calibri"/>
-                <w:sz w:val="21"/>
-              </w:rPr>
-            </w:r>
+          </w:p>
+        </w:tc>
+        <w:tc>
+          <w:tcPr>
+            <w:tcW w:type="dxa" w:w="1000"/>
+          </w:tcPr>
+          <w:p>
+            <w:pPr>
+              <w:spacing w:after="0" w:before="0"/>
+            </w:pPr>
+            <w:r/>
           </w:p>
         </w:tc>
       </w:tr>
       <w:tr>
         <w:tc>
           <w:tcPr>
+            <w:tcW w:type="dxa" w:w="18720"/>
+            <w:gridSpan w:val="8"/>
+            <w:shd w:val="clear" w:color="auto" w:fill="104861"/>
+          </w:tcPr>
+          <w:p>
+            <w:pPr>
+              <w:spacing w:after="0" w:before="0"/>
+            </w:pPr>
+            <w:r>
+              <w:t>SIDEBAR</w:t>
+            </w:r>
+          </w:p>
+        </w:tc>
+      </w:tr>
+      <w:tr>
+        <w:tc>
+          <w:tcPr>
             <w:tcW w:type="dxa" w:w="2300"/>
           </w:tcPr>
-          <w:p/>
+          <w:p>
+            <w:r/>
+          </w:p>
         </w:tc>
         <w:tc>
           <w:tcPr>
             <w:tcW w:type="dxa" w:w="2100"/>
           </w:tcPr>
-          <w:p/>
+          <w:p>
+            <w:pPr>
+              <w:spacing w:after="0" w:before="0"/>
+            </w:pPr>
+            <w:r>
+              <w:t>Hide and show the menu</w:t>
+            </w:r>
+          </w:p>
+        </w:tc>
+        <w:tc>
+          <w:tcPr>
+            <w:tcW w:type="dxa" w:w="820"/>
+          </w:tcPr>
+          <w:p>
+            <w:r/>
+          </w:p>
+        </w:tc>
+        <w:tc>
+          <w:tcPr>
+            <w:tcW w:type="dxa" w:w="4600"/>
+          </w:tcPr>
+          <w:p>
+            <w:r/>
+          </w:p>
+        </w:tc>
+        <w:tc>
+          <w:tcPr>
+            <w:tcW w:type="dxa" w:w="4300"/>
+          </w:tcPr>
+          <w:p>
+            <w:r/>
+          </w:p>
+        </w:tc>
+        <w:tc>
+          <w:tcPr>
+            <w:tcW w:type="dxa" w:w="2000"/>
+          </w:tcPr>
+          <w:p>
+            <w:r/>
+          </w:p>
+        </w:tc>
+        <w:tc>
+          <w:tcPr>
+            <w:tcW w:type="dxa" w:w="1600"/>
+          </w:tcPr>
+          <w:p>
+            <w:r/>
+          </w:p>
+        </w:tc>
+        <w:tc>
+          <w:tcPr>
+            <w:tcW w:type="dxa" w:w="1000"/>
+          </w:tcPr>
+          <w:p>
+            <w:r/>
+          </w:p>
+        </w:tc>
+      </w:tr>
+      <w:tr>
+        <w:tc>
+          <w:tcPr>
+            <w:tcW w:type="dxa" w:w="2300"/>
+          </w:tcPr>
+          <w:p>
+            <w:r/>
+          </w:p>
+        </w:tc>
+        <w:tc>
+          <w:tcPr>
+            <w:tcW w:type="dxa" w:w="2100"/>
+          </w:tcPr>
+          <w:p>
+            <w:r/>
+          </w:p>
         </w:tc>
         <w:tc>
           <w:tcPr>
@@ -1713,164 +2764,160 @@
               <w:spacing w:after="0" w:before="0"/>
               <w:jc w:val="right"/>
             </w:pPr>
-            <w:r/>
             <w:r>
-              <w:rPr>
-                <w:rFonts w:ascii="Calibri" w:hAnsi="Calibri"/>
-                <w:sz w:val="21"/>
-              </w:rPr>
-              <w:t>2</w:t>
+              <w:t>1</w:t>
             </w:r>
           </w:p>
         </w:tc>
         <w:tc>
           <w:tcPr>
             <w:tcW w:type="dxa" w:w="4600"/>
+          </w:tcPr>
+          <w:p>
+            <w:pPr>
+              <w:spacing w:after="0" w:before="0"/>
+            </w:pPr>
+            <w:r>
+              <w:t>Click the Risha logo at the upper-left of the sidebar</w:t>
+            </w:r>
+          </w:p>
+        </w:tc>
+        <w:tc>
+          <w:tcPr>
+            <w:tcW w:type="dxa" w:w="4300"/>
+          </w:tcPr>
+          <w:p>
+            <w:pPr>
+              <w:spacing w:after="0" w:before="0"/>
+            </w:pPr>
+            <w:r>
+              <w:t>The sidebar opens with the names beside the icons, and the logo shows a small left arrow with "Hide the menu"</w:t>
+            </w:r>
+          </w:p>
+        </w:tc>
+        <w:tc>
+          <w:tcPr>
+            <w:tcW w:type="dxa" w:w="2000"/>
           </w:tcPr>
           <w:p>
             <w:pPr>
               <w:spacing w:after="0" w:before="0"/>
             </w:pPr>
             <w:r/>
-            <w:r>
-              <w:rPr>
-                <w:rFonts w:ascii="Calibri" w:hAnsi="Calibri"/>
-                <w:sz w:val="21"/>
-              </w:rPr>
-              <w:t>Enter the cash in the drawer (example: 500), then click Save starting cash</w:t>
-            </w:r>
-          </w:p>
-        </w:tc>
-        <w:tc>
-          <w:tcPr>
-            <w:tcW w:type="dxa" w:w="4300"/>
+          </w:p>
+        </w:tc>
+        <w:tc>
+          <w:tcPr>
+            <w:tcW w:type="dxa" w:w="1600"/>
           </w:tcPr>
           <w:p>
             <w:pPr>
               <w:spacing w:after="0" w:before="0"/>
             </w:pPr>
             <w:r/>
-            <w:r>
-              <w:rPr>
-                <w:rFonts w:ascii="Calibri" w:hAnsi="Calibri"/>
-                <w:sz w:val="21"/>
-              </w:rPr>
-              <w:t>"Starting cash saved: ₱500.00" is shown at the top of the screen</w:t>
-            </w:r>
-          </w:p>
-        </w:tc>
-        <w:tc>
-          <w:tcPr>
-            <w:tcW w:type="dxa" w:w="2000"/>
+          </w:p>
+        </w:tc>
+        <w:tc>
+          <w:tcPr>
+            <w:tcW w:type="dxa" w:w="1000"/>
           </w:tcPr>
           <w:p>
             <w:pPr>
               <w:spacing w:after="0" w:before="0"/>
             </w:pPr>
             <w:r/>
+          </w:p>
+        </w:tc>
+      </w:tr>
+      <w:tr>
+        <w:tc>
+          <w:tcPr>
+            <w:tcW w:type="dxa" w:w="2300"/>
+          </w:tcPr>
+          <w:p>
+            <w:r/>
+          </w:p>
+        </w:tc>
+        <w:tc>
+          <w:tcPr>
+            <w:tcW w:type="dxa" w:w="2100"/>
+          </w:tcPr>
+          <w:p>
+            <w:r/>
+          </w:p>
+        </w:tc>
+        <w:tc>
+          <w:tcPr>
+            <w:tcW w:type="dxa" w:w="820"/>
+          </w:tcPr>
+          <w:p>
+            <w:pPr>
+              <w:spacing w:after="0" w:before="0"/>
+              <w:jc w:val="right"/>
+            </w:pPr>
             <w:r>
-              <w:rPr>
-                <w:rFonts w:ascii="Calibri" w:hAnsi="Calibri"/>
-                <w:sz w:val="21"/>
-              </w:rPr>
+              <w:t>2</w:t>
             </w:r>
           </w:p>
         </w:tc>
         <w:tc>
           <w:tcPr>
-            <w:tcW w:type="dxa" w:w="1600"/>
+            <w:tcW w:type="dxa" w:w="4600"/>
+          </w:tcPr>
+          <w:p>
+            <w:pPr>
+              <w:spacing w:after="0" w:before="0"/>
+            </w:pPr>
+            <w:r>
+              <w:t>Click the logo again</w:t>
+            </w:r>
+          </w:p>
+        </w:tc>
+        <w:tc>
+          <w:tcPr>
+            <w:tcW w:type="dxa" w:w="4300"/>
+          </w:tcPr>
+          <w:p>
+            <w:pPr>
+              <w:spacing w:after="0" w:before="0"/>
+            </w:pPr>
+            <w:r>
+              <w:t>The sidebar goes back to the slim strip of icons, each with its short name under it</w:t>
+            </w:r>
+          </w:p>
+        </w:tc>
+        <w:tc>
+          <w:tcPr>
+            <w:tcW w:type="dxa" w:w="2000"/>
           </w:tcPr>
           <w:p>
             <w:pPr>
               <w:spacing w:after="0" w:before="0"/>
             </w:pPr>
             <w:r/>
-            <w:r>
-              <w:rPr>
-                <w:rFonts w:ascii="Calibri" w:hAnsi="Calibri"/>
-                <w:sz w:val="21"/>
-              </w:rPr>
-            </w:r>
-          </w:p>
-        </w:tc>
-        <w:tc>
-          <w:tcPr>
-            <w:tcW w:type="dxa" w:w="1000"/>
+          </w:p>
+        </w:tc>
+        <w:tc>
+          <w:tcPr>
+            <w:tcW w:type="dxa" w:w="1600"/>
           </w:tcPr>
           <w:p>
             <w:pPr>
               <w:spacing w:after="0" w:before="0"/>
             </w:pPr>
             <w:r/>
-            <w:r>
-              <w:rPr>
-                <w:rFonts w:ascii="Calibri" w:hAnsi="Calibri"/>
-                <w:sz w:val="21"/>
-              </w:rPr>
-            </w:r>
-          </w:p>
-        </w:tc>
-      </w:tr>
-      <w:tr>
-        <w:tc>
-          <w:tcPr>
-            <w:tcW w:type="dxa" w:w="2300"/>
-          </w:tcPr>
-          <w:p/>
-        </w:tc>
-        <w:tc>
-          <w:tcPr>
-            <w:tcW w:type="dxa" w:w="2100"/>
+          </w:p>
+        </w:tc>
+        <w:tc>
+          <w:tcPr>
+            <w:tcW w:type="dxa" w:w="1000"/>
           </w:tcPr>
           <w:p>
             <w:pPr>
               <w:spacing w:after="0" w:before="0"/>
             </w:pPr>
             <w:r/>
-            <w:r>
-              <w:rPr>
-                <w:rFonts w:ascii="Calibri" w:hAnsi="Calibri"/>
-                <w:sz w:val="21"/>
-              </w:rPr>
-              <w:t>Product search</w:t>
-            </w:r>
-          </w:p>
-        </w:tc>
-        <w:tc>
-          <w:tcPr>
-            <w:tcW w:type="dxa" w:w="820"/>
-          </w:tcPr>
-          <w:p/>
-        </w:tc>
-        <w:tc>
-          <w:tcPr>
-            <w:tcW w:type="dxa" w:w="4600"/>
-          </w:tcPr>
-          <w:p/>
-        </w:tc>
-        <w:tc>
-          <w:tcPr>
-            <w:tcW w:type="dxa" w:w="4300"/>
-          </w:tcPr>
-          <w:p/>
-        </w:tc>
-        <w:tc>
-          <w:tcPr>
-            <w:tcW w:type="dxa" w:w="2000"/>
-          </w:tcPr>
-          <w:p/>
-        </w:tc>
-        <w:tc>
-          <w:tcPr>
-            <w:tcW w:type="dxa" w:w="1600"/>
-          </w:tcPr>
-          <w:p/>
-        </w:tc>
-        <w:tc>
-          <w:tcPr>
-            <w:tcW w:type="dxa" w:w="1000"/>
-          </w:tcPr>
-          <w:p/>
+          </w:p>
         </w:tc>
       </w:tr>
       <w:tr>
@@ -1878,13 +2925,88 @@
           <w:tcPr>
             <w:tcW w:type="dxa" w:w="2300"/>
           </w:tcPr>
-          <w:p/>
+          <w:p>
+            <w:r/>
+          </w:p>
         </w:tc>
         <w:tc>
           <w:tcPr>
             <w:tcW w:type="dxa" w:w="2100"/>
           </w:tcPr>
-          <w:p/>
+          <w:p>
+            <w:pPr>
+              <w:spacing w:after="0" w:before="0"/>
+            </w:pPr>
+            <w:r>
+              <w:t>My sales today</w:t>
+            </w:r>
+          </w:p>
+        </w:tc>
+        <w:tc>
+          <w:tcPr>
+            <w:tcW w:type="dxa" w:w="820"/>
+          </w:tcPr>
+          <w:p>
+            <w:r/>
+          </w:p>
+        </w:tc>
+        <w:tc>
+          <w:tcPr>
+            <w:tcW w:type="dxa" w:w="4600"/>
+          </w:tcPr>
+          <w:p>
+            <w:r/>
+          </w:p>
+        </w:tc>
+        <w:tc>
+          <w:tcPr>
+            <w:tcW w:type="dxa" w:w="4300"/>
+          </w:tcPr>
+          <w:p>
+            <w:r/>
+          </w:p>
+        </w:tc>
+        <w:tc>
+          <w:tcPr>
+            <w:tcW w:type="dxa" w:w="2000"/>
+          </w:tcPr>
+          <w:p>
+            <w:r/>
+          </w:p>
+        </w:tc>
+        <w:tc>
+          <w:tcPr>
+            <w:tcW w:type="dxa" w:w="1600"/>
+          </w:tcPr>
+          <w:p>
+            <w:r/>
+          </w:p>
+        </w:tc>
+        <w:tc>
+          <w:tcPr>
+            <w:tcW w:type="dxa" w:w="1000"/>
+          </w:tcPr>
+          <w:p>
+            <w:r/>
+          </w:p>
+        </w:tc>
+      </w:tr>
+      <w:tr>
+        <w:tc>
+          <w:tcPr>
+            <w:tcW w:type="dxa" w:w="2300"/>
+          </w:tcPr>
+          <w:p>
+            <w:r/>
+          </w:p>
+        </w:tc>
+        <w:tc>
+          <w:tcPr>
+            <w:tcW w:type="dxa" w:w="2100"/>
+          </w:tcPr>
+          <w:p>
+            <w:r/>
+          </w:p>
         </w:tc>
         <w:tc>
           <w:tcPr>
@@ -1895,12 +3017,7 @@
               <w:spacing w:after="0" w:before="0"/>
               <w:jc w:val="right"/>
             </w:pPr>
-            <w:r/>
             <w:r>
-              <w:rPr>
-                <w:rFonts w:ascii="Calibri" w:hAnsi="Calibri"/>
-                <w:sz w:val="21"/>
-              </w:rPr>
               <w:t>1</w:t>
             </w:r>
           </w:p>
@@ -1908,88 +3025,151 @@
         <w:tc>
           <w:tcPr>
             <w:tcW w:type="dxa" w:w="4600"/>
+          </w:tcPr>
+          <w:p>
+            <w:pPr>
+              <w:spacing w:after="0" w:before="0"/>
+            </w:pPr>
+            <w:r>
+              <w:t>Click My sales in the sidebar</w:t>
+            </w:r>
+          </w:p>
+        </w:tc>
+        <w:tc>
+          <w:tcPr>
+            <w:tcW w:type="dxa" w:w="4300"/>
+          </w:tcPr>
+          <w:p>
+            <w:pPr>
+              <w:spacing w:after="0" w:before="0"/>
+            </w:pPr>
+            <w:r>
+              <w:t>A window lists the cashier's sales for today with the time, customer and total</w:t>
+            </w:r>
+          </w:p>
+        </w:tc>
+        <w:tc>
+          <w:tcPr>
+            <w:tcW w:type="dxa" w:w="2000"/>
           </w:tcPr>
           <w:p>
             <w:pPr>
               <w:spacing w:after="0" w:before="0"/>
             </w:pPr>
             <w:r/>
-            <w:r>
-              <w:rPr>
-                <w:rFonts w:ascii="Calibri" w:hAnsi="Calibri"/>
-                <w:sz w:val="21"/>
-              </w:rPr>
-              <w:t>Scan a product's barcode, or type it in the Scan barcode box at the upper-left, then press Enter</w:t>
-            </w:r>
-          </w:p>
-        </w:tc>
-        <w:tc>
-          <w:tcPr>
-            <w:tcW w:type="dxa" w:w="4300"/>
+          </w:p>
+        </w:tc>
+        <w:tc>
+          <w:tcPr>
+            <w:tcW w:type="dxa" w:w="1600"/>
           </w:tcPr>
           <w:p>
             <w:pPr>
               <w:spacing w:after="0" w:before="0"/>
             </w:pPr>
             <w:r/>
-            <w:r>
-              <w:rPr>
-                <w:rFonts w:ascii="Calibri" w:hAnsi="Calibri"/>
-                <w:sz w:val="21"/>
-              </w:rPr>
-              <w:t>The product is added to the Current sale on the right side</w:t>
-            </w:r>
-          </w:p>
-        </w:tc>
-        <w:tc>
-          <w:tcPr>
-            <w:tcW w:type="dxa" w:w="2000"/>
+          </w:p>
+        </w:tc>
+        <w:tc>
+          <w:tcPr>
+            <w:tcW w:type="dxa" w:w="1000"/>
           </w:tcPr>
           <w:p>
             <w:pPr>
               <w:spacing w:after="0" w:before="0"/>
             </w:pPr>
             <w:r/>
+          </w:p>
+        </w:tc>
+      </w:tr>
+      <w:tr>
+        <w:tc>
+          <w:tcPr>
+            <w:tcW w:type="dxa" w:w="2300"/>
+          </w:tcPr>
+          <w:p>
+            <w:r/>
+          </w:p>
+        </w:tc>
+        <w:tc>
+          <w:tcPr>
+            <w:tcW w:type="dxa" w:w="2100"/>
+          </w:tcPr>
+          <w:p>
+            <w:r/>
+          </w:p>
+        </w:tc>
+        <w:tc>
+          <w:tcPr>
+            <w:tcW w:type="dxa" w:w="820"/>
+          </w:tcPr>
+          <w:p>
+            <w:pPr>
+              <w:spacing w:after="0" w:before="0"/>
+              <w:jc w:val="right"/>
+            </w:pPr>
             <w:r>
-              <w:rPr>
-                <w:rFonts w:ascii="Calibri" w:hAnsi="Calibri"/>
-                <w:sz w:val="21"/>
-              </w:rPr>
+              <w:t>2</w:t>
             </w:r>
           </w:p>
         </w:tc>
         <w:tc>
           <w:tcPr>
-            <w:tcW w:type="dxa" w:w="1600"/>
+            <w:tcW w:type="dxa" w:w="4600"/>
+          </w:tcPr>
+          <w:p>
+            <w:pPr>
+              <w:spacing w:after="0" w:before="0"/>
+            </w:pPr>
+            <w:r>
+              <w:t>Click Ask for void on a sale, type what went wrong, then click Send request</w:t>
+            </w:r>
+          </w:p>
+        </w:tc>
+        <w:tc>
+          <w:tcPr>
+            <w:tcW w:type="dxa" w:w="4300"/>
+          </w:tcPr>
+          <w:p>
+            <w:pPr>
+              <w:spacing w:after="0" w:before="0"/>
+            </w:pPr>
+            <w:r>
+              <w:t>"Sent to a manager" is shown and the administrator sees the request</w:t>
+            </w:r>
+          </w:p>
+        </w:tc>
+        <w:tc>
+          <w:tcPr>
+            <w:tcW w:type="dxa" w:w="2000"/>
           </w:tcPr>
           <w:p>
             <w:pPr>
               <w:spacing w:after="0" w:before="0"/>
             </w:pPr>
             <w:r/>
-            <w:r>
-              <w:rPr>
-                <w:rFonts w:ascii="Calibri" w:hAnsi="Calibri"/>
-                <w:sz w:val="21"/>
-              </w:rPr>
-            </w:r>
-          </w:p>
-        </w:tc>
-        <w:tc>
-          <w:tcPr>
-            <w:tcW w:type="dxa" w:w="1000"/>
+          </w:p>
+        </w:tc>
+        <w:tc>
+          <w:tcPr>
+            <w:tcW w:type="dxa" w:w="1600"/>
           </w:tcPr>
           <w:p>
             <w:pPr>
               <w:spacing w:after="0" w:before="0"/>
             </w:pPr>
             <w:r/>
-            <w:r>
-              <w:rPr>
-                <w:rFonts w:ascii="Calibri" w:hAnsi="Calibri"/>
-                <w:sz w:val="21"/>
-              </w:rPr>
-            </w:r>
+          </w:p>
+        </w:tc>
+        <w:tc>
+          <w:tcPr>
+            <w:tcW w:type="dxa" w:w="1000"/>
+          </w:tcPr>
+          <w:p>
+            <w:pPr>
+              <w:spacing w:after="0" w:before="0"/>
+            </w:pPr>
+            <w:r/>
           </w:p>
         </w:tc>
       </w:tr>
@@ -1998,13 +3178,88 @@
           <w:tcPr>
             <w:tcW w:type="dxa" w:w="2300"/>
           </w:tcPr>
-          <w:p/>
+          <w:p>
+            <w:r/>
+          </w:p>
         </w:tc>
         <w:tc>
           <w:tcPr>
             <w:tcW w:type="dxa" w:w="2100"/>
           </w:tcPr>
-          <w:p/>
+          <w:p>
+            <w:pPr>
+              <w:spacing w:after="0" w:before="0"/>
+            </w:pPr>
+            <w:r>
+              <w:t>Cash in and out</w:t>
+            </w:r>
+          </w:p>
+        </w:tc>
+        <w:tc>
+          <w:tcPr>
+            <w:tcW w:type="dxa" w:w="820"/>
+          </w:tcPr>
+          <w:p>
+            <w:r/>
+          </w:p>
+        </w:tc>
+        <w:tc>
+          <w:tcPr>
+            <w:tcW w:type="dxa" w:w="4600"/>
+          </w:tcPr>
+          <w:p>
+            <w:r/>
+          </w:p>
+        </w:tc>
+        <w:tc>
+          <w:tcPr>
+            <w:tcW w:type="dxa" w:w="4300"/>
+          </w:tcPr>
+          <w:p>
+            <w:r/>
+          </w:p>
+        </w:tc>
+        <w:tc>
+          <w:tcPr>
+            <w:tcW w:type="dxa" w:w="2000"/>
+          </w:tcPr>
+          <w:p>
+            <w:r/>
+          </w:p>
+        </w:tc>
+        <w:tc>
+          <w:tcPr>
+            <w:tcW w:type="dxa" w:w="1600"/>
+          </w:tcPr>
+          <w:p>
+            <w:r/>
+          </w:p>
+        </w:tc>
+        <w:tc>
+          <w:tcPr>
+            <w:tcW w:type="dxa" w:w="1000"/>
+          </w:tcPr>
+          <w:p>
+            <w:r/>
+          </w:p>
+        </w:tc>
+      </w:tr>
+      <w:tr>
+        <w:tc>
+          <w:tcPr>
+            <w:tcW w:type="dxa" w:w="2300"/>
+          </w:tcPr>
+          <w:p>
+            <w:r/>
+          </w:p>
+        </w:tc>
+        <w:tc>
+          <w:tcPr>
+            <w:tcW w:type="dxa" w:w="2100"/>
+          </w:tcPr>
+          <w:p>
+            <w:r/>
+          </w:p>
         </w:tc>
         <w:tc>
           <w:tcPr>
@@ -2015,164 +3270,160 @@
               <w:spacing w:after="0" w:before="0"/>
               <w:jc w:val="right"/>
             </w:pPr>
-            <w:r/>
             <w:r>
-              <w:rPr>
-                <w:rFonts w:ascii="Calibri" w:hAnsi="Calibri"/>
-                <w:sz w:val="21"/>
-              </w:rPr>
-              <w:t>2</w:t>
+              <w:t>1</w:t>
             </w:r>
           </w:p>
         </w:tc>
         <w:tc>
           <w:tcPr>
             <w:tcW w:type="dxa" w:w="4600"/>
+          </w:tcPr>
+          <w:p>
+            <w:pPr>
+              <w:spacing w:after="0" w:before="0"/>
+            </w:pPr>
+            <w:r>
+              <w:t>Click Cash in/out in the sidebar</w:t>
+            </w:r>
+          </w:p>
+        </w:tc>
+        <w:tc>
+          <w:tcPr>
+            <w:tcW w:type="dxa" w:w="4300"/>
+          </w:tcPr>
+          <w:p>
+            <w:pPr>
+              <w:spacing w:after="0" w:before="0"/>
+            </w:pPr>
+            <w:r>
+              <w:t>The cash in or out window opens</w:t>
+            </w:r>
+          </w:p>
+        </w:tc>
+        <w:tc>
+          <w:tcPr>
+            <w:tcW w:type="dxa" w:w="2000"/>
           </w:tcPr>
           <w:p>
             <w:pPr>
               <w:spacing w:after="0" w:before="0"/>
             </w:pPr>
             <w:r/>
-            <w:r>
-              <w:rPr>
-                <w:rFonts w:ascii="Calibri" w:hAnsi="Calibri"/>
-                <w:sz w:val="21"/>
-              </w:rPr>
-              <w:t>Type a product name in the Search products box (example: Aozi)</w:t>
-            </w:r>
-          </w:p>
-        </w:tc>
-        <w:tc>
-          <w:tcPr>
-            <w:tcW w:type="dxa" w:w="4300"/>
+          </w:p>
+        </w:tc>
+        <w:tc>
+          <w:tcPr>
+            <w:tcW w:type="dxa" w:w="1600"/>
           </w:tcPr>
           <w:p>
             <w:pPr>
               <w:spacing w:after="0" w:before="0"/>
             </w:pPr>
             <w:r/>
-            <w:r>
-              <w:rPr>
-                <w:rFonts w:ascii="Calibri" w:hAnsi="Calibri"/>
-                <w:sz w:val="21"/>
-              </w:rPr>
-              <w:t>Only the matching products are shown in the product list</w:t>
-            </w:r>
-          </w:p>
-        </w:tc>
-        <w:tc>
-          <w:tcPr>
-            <w:tcW w:type="dxa" w:w="2000"/>
+          </w:p>
+        </w:tc>
+        <w:tc>
+          <w:tcPr>
+            <w:tcW w:type="dxa" w:w="1000"/>
           </w:tcPr>
           <w:p>
             <w:pPr>
               <w:spacing w:after="0" w:before="0"/>
             </w:pPr>
             <w:r/>
+          </w:p>
+        </w:tc>
+      </w:tr>
+      <w:tr>
+        <w:tc>
+          <w:tcPr>
+            <w:tcW w:type="dxa" w:w="2300"/>
+          </w:tcPr>
+          <w:p>
+            <w:r/>
+          </w:p>
+        </w:tc>
+        <w:tc>
+          <w:tcPr>
+            <w:tcW w:type="dxa" w:w="2100"/>
+          </w:tcPr>
+          <w:p>
+            <w:r/>
+          </w:p>
+        </w:tc>
+        <w:tc>
+          <w:tcPr>
+            <w:tcW w:type="dxa" w:w="820"/>
+          </w:tcPr>
+          <w:p>
+            <w:pPr>
+              <w:spacing w:after="0" w:before="0"/>
+              <w:jc w:val="right"/>
+            </w:pPr>
             <w:r>
-              <w:rPr>
-                <w:rFonts w:ascii="Calibri" w:hAnsi="Calibri"/>
-                <w:sz w:val="21"/>
-              </w:rPr>
+              <w:t>2</w:t>
             </w:r>
           </w:p>
         </w:tc>
         <w:tc>
           <w:tcPr>
-            <w:tcW w:type="dxa" w:w="1600"/>
+            <w:tcW w:type="dxa" w:w="4600"/>
+          </w:tcPr>
+          <w:p>
+            <w:pPr>
+              <w:spacing w:after="0" w:before="0"/>
+            </w:pPr>
+            <w:r>
+              <w:t>Choose Taken out, enter the amount and who took it and why, then click Record cash taken out</w:t>
+            </w:r>
+          </w:p>
+        </w:tc>
+        <w:tc>
+          <w:tcPr>
+            <w:tcW w:type="dxa" w:w="4300"/>
+          </w:tcPr>
+          <w:p>
+            <w:pPr>
+              <w:spacing w:after="0" w:before="0"/>
+            </w:pPr>
+            <w:r>
+              <w:t>A question asks to confirm the cash taken out</w:t>
+            </w:r>
+          </w:p>
+        </w:tc>
+        <w:tc>
+          <w:tcPr>
+            <w:tcW w:type="dxa" w:w="2000"/>
           </w:tcPr>
           <w:p>
             <w:pPr>
               <w:spacing w:after="0" w:before="0"/>
             </w:pPr>
             <w:r/>
-            <w:r>
-              <w:rPr>
-                <w:rFonts w:ascii="Calibri" w:hAnsi="Calibri"/>
-                <w:sz w:val="21"/>
-              </w:rPr>
-            </w:r>
-          </w:p>
-        </w:tc>
-        <w:tc>
-          <w:tcPr>
-            <w:tcW w:type="dxa" w:w="1000"/>
+          </w:p>
+        </w:tc>
+        <w:tc>
+          <w:tcPr>
+            <w:tcW w:type="dxa" w:w="1600"/>
           </w:tcPr>
           <w:p>
             <w:pPr>
               <w:spacing w:after="0" w:before="0"/>
             </w:pPr>
             <w:r/>
-            <w:r>
-              <w:rPr>
-                <w:rFonts w:ascii="Calibri" w:hAnsi="Calibri"/>
-                <w:sz w:val="21"/>
-              </w:rPr>
-            </w:r>
-          </w:p>
-        </w:tc>
-      </w:tr>
-      <w:tr>
-        <w:tc>
-          <w:tcPr>
-            <w:tcW w:type="dxa" w:w="2300"/>
-          </w:tcPr>
-          <w:p/>
-        </w:tc>
-        <w:tc>
-          <w:tcPr>
-            <w:tcW w:type="dxa" w:w="2100"/>
+          </w:p>
+        </w:tc>
+        <w:tc>
+          <w:tcPr>
+            <w:tcW w:type="dxa" w:w="1000"/>
           </w:tcPr>
           <w:p>
             <w:pPr>
               <w:spacing w:after="0" w:before="0"/>
             </w:pPr>
             <w:r/>
-            <w:r>
-              <w:rPr>
-                <w:rFonts w:ascii="Calibri" w:hAnsi="Calibri"/>
-                <w:sz w:val="21"/>
-              </w:rPr>
-              <w:t>Current sale</w:t>
-            </w:r>
-          </w:p>
-        </w:tc>
-        <w:tc>
-          <w:tcPr>
-            <w:tcW w:type="dxa" w:w="820"/>
-          </w:tcPr>
-          <w:p/>
-        </w:tc>
-        <w:tc>
-          <w:tcPr>
-            <w:tcW w:type="dxa" w:w="4600"/>
-          </w:tcPr>
-          <w:p/>
-        </w:tc>
-        <w:tc>
-          <w:tcPr>
-            <w:tcW w:type="dxa" w:w="4300"/>
-          </w:tcPr>
-          <w:p/>
-        </w:tc>
-        <w:tc>
-          <w:tcPr>
-            <w:tcW w:type="dxa" w:w="2000"/>
-          </w:tcPr>
-          <w:p/>
-        </w:tc>
-        <w:tc>
-          <w:tcPr>
-            <w:tcW w:type="dxa" w:w="1600"/>
-          </w:tcPr>
-          <w:p/>
-        </w:tc>
-        <w:tc>
-          <w:tcPr>
-            <w:tcW w:type="dxa" w:w="1000"/>
-          </w:tcPr>
-          <w:p/>
+          </w:p>
         </w:tc>
       </w:tr>
       <w:tr>
@@ -2180,13 +3431,17 @@
           <w:tcPr>
             <w:tcW w:type="dxa" w:w="2300"/>
           </w:tcPr>
-          <w:p/>
+          <w:p>
+            <w:r/>
+          </w:p>
         </w:tc>
         <w:tc>
           <w:tcPr>
             <w:tcW w:type="dxa" w:w="2100"/>
           </w:tcPr>
-          <w:p/>
+          <w:p>
+            <w:r/>
+          </w:p>
         </w:tc>
         <w:tc>
           <w:tcPr>
@@ -2197,101 +3452,230 @@
               <w:spacing w:after="0" w:before="0"/>
               <w:jc w:val="right"/>
             </w:pPr>
-            <w:r/>
             <w:r>
-              <w:rPr>
-                <w:rFonts w:ascii="Calibri" w:hAnsi="Calibri"/>
-                <w:sz w:val="21"/>
-              </w:rPr>
-              <w:t>1</w:t>
+              <w:t>3</w:t>
             </w:r>
           </w:p>
         </w:tc>
         <w:tc>
           <w:tcPr>
             <w:tcW w:type="dxa" w:w="4600"/>
+          </w:tcPr>
+          <w:p>
+            <w:pPr>
+              <w:spacing w:after="0" w:before="0"/>
+            </w:pPr>
+            <w:r>
+              <w:t>Click Record it</w:t>
+            </w:r>
+          </w:p>
+        </w:tc>
+        <w:tc>
+          <w:tcPr>
+            <w:tcW w:type="dxa" w:w="4300"/>
+          </w:tcPr>
+          <w:p>
+            <w:pPr>
+              <w:spacing w:after="0" w:before="0"/>
+            </w:pPr>
+            <w:r>
+              <w:t>"Recorded" is shown and the amount, time and reason are listed under Today</w:t>
+            </w:r>
+          </w:p>
+        </w:tc>
+        <w:tc>
+          <w:tcPr>
+            <w:tcW w:type="dxa" w:w="2000"/>
           </w:tcPr>
           <w:p>
             <w:pPr>
               <w:spacing w:after="0" w:before="0"/>
             </w:pPr>
             <w:r/>
-            <w:r>
-              <w:rPr>
-                <w:rFonts w:ascii="Calibri" w:hAnsi="Calibri"/>
-                <w:sz w:val="21"/>
-              </w:rPr>
-              <w:t>Click a product in the list, or its Add button</w:t>
-            </w:r>
-          </w:p>
-        </w:tc>
-        <w:tc>
-          <w:tcPr>
-            <w:tcW w:type="dxa" w:w="4300"/>
+          </w:p>
+        </w:tc>
+        <w:tc>
+          <w:tcPr>
+            <w:tcW w:type="dxa" w:w="1600"/>
           </w:tcPr>
           <w:p>
             <w:pPr>
               <w:spacing w:after="0" w:before="0"/>
             </w:pPr>
             <w:r/>
-            <w:r>
-              <w:rPr>
-                <w:rFonts w:ascii="Calibri" w:hAnsi="Calibri"/>
-                <w:sz w:val="21"/>
-              </w:rPr>
-              <w:t>"(product) added to cart" is shown and the product is listed in the Current sale</w:t>
-            </w:r>
-          </w:p>
-        </w:tc>
-        <w:tc>
-          <w:tcPr>
-            <w:tcW w:type="dxa" w:w="2000"/>
+          </w:p>
+        </w:tc>
+        <w:tc>
+          <w:tcPr>
+            <w:tcW w:type="dxa" w:w="1000"/>
           </w:tcPr>
           <w:p>
             <w:pPr>
               <w:spacing w:after="0" w:before="0"/>
             </w:pPr>
             <w:r/>
+          </w:p>
+        </w:tc>
+      </w:tr>
+      <w:tr>
+        <w:tc>
+          <w:tcPr>
+            <w:tcW w:type="dxa" w:w="2300"/>
+          </w:tcPr>
+          <w:p>
+            <w:r/>
+          </w:p>
+        </w:tc>
+        <w:tc>
+          <w:tcPr>
+            <w:tcW w:type="dxa" w:w="2100"/>
+          </w:tcPr>
+          <w:p>
+            <w:pPr>
+              <w:spacing w:after="0" w:before="0"/>
+            </w:pPr>
             <w:r>
-              <w:rPr>
-                <w:rFonts w:ascii="Calibri" w:hAnsi="Calibri"/>
-                <w:sz w:val="21"/>
-              </w:rPr>
+              <w:t>End of day</w:t>
             </w:r>
           </w:p>
         </w:tc>
         <w:tc>
           <w:tcPr>
+            <w:tcW w:type="dxa" w:w="820"/>
+          </w:tcPr>
+          <w:p>
+            <w:r/>
+          </w:p>
+        </w:tc>
+        <w:tc>
+          <w:tcPr>
+            <w:tcW w:type="dxa" w:w="4600"/>
+          </w:tcPr>
+          <w:p>
+            <w:r/>
+          </w:p>
+        </w:tc>
+        <w:tc>
+          <w:tcPr>
+            <w:tcW w:type="dxa" w:w="4300"/>
+          </w:tcPr>
+          <w:p>
+            <w:r/>
+          </w:p>
+        </w:tc>
+        <w:tc>
+          <w:tcPr>
+            <w:tcW w:type="dxa" w:w="2000"/>
+          </w:tcPr>
+          <w:p>
+            <w:r/>
+          </w:p>
+        </w:tc>
+        <w:tc>
+          <w:tcPr>
             <w:tcW w:type="dxa" w:w="1600"/>
+          </w:tcPr>
+          <w:p>
+            <w:r/>
+          </w:p>
+        </w:tc>
+        <w:tc>
+          <w:tcPr>
+            <w:tcW w:type="dxa" w:w="1000"/>
+          </w:tcPr>
+          <w:p>
+            <w:r/>
+          </w:p>
+        </w:tc>
+      </w:tr>
+      <w:tr>
+        <w:tc>
+          <w:tcPr>
+            <w:tcW w:type="dxa" w:w="2300"/>
+          </w:tcPr>
+          <w:p>
+            <w:r/>
+          </w:p>
+        </w:tc>
+        <w:tc>
+          <w:tcPr>
+            <w:tcW w:type="dxa" w:w="2100"/>
+          </w:tcPr>
+          <w:p>
+            <w:r/>
+          </w:p>
+        </w:tc>
+        <w:tc>
+          <w:tcPr>
+            <w:tcW w:type="dxa" w:w="820"/>
+          </w:tcPr>
+          <w:p>
+            <w:pPr>
+              <w:spacing w:after="0" w:before="0"/>
+              <w:jc w:val="right"/>
+            </w:pPr>
+            <w:r>
+              <w:t>1</w:t>
+            </w:r>
+          </w:p>
+        </w:tc>
+        <w:tc>
+          <w:tcPr>
+            <w:tcW w:type="dxa" w:w="4600"/>
+          </w:tcPr>
+          <w:p>
+            <w:pPr>
+              <w:spacing w:after="0" w:before="0"/>
+            </w:pPr>
+            <w:r>
+              <w:t>Click End of day in the sidebar</w:t>
+            </w:r>
+          </w:p>
+        </w:tc>
+        <w:tc>
+          <w:tcPr>
+            <w:tcW w:type="dxa" w:w="4300"/>
+          </w:tcPr>
+          <w:p>
+            <w:pPr>
+              <w:spacing w:after="0" w:before="0"/>
+            </w:pPr>
+            <w:r>
+              <w:t>The cash count window opens with the starting cash and today's cash sales</w:t>
+            </w:r>
+          </w:p>
+        </w:tc>
+        <w:tc>
+          <w:tcPr>
+            <w:tcW w:type="dxa" w:w="2000"/>
           </w:tcPr>
           <w:p>
             <w:pPr>
               <w:spacing w:after="0" w:before="0"/>
             </w:pPr>
             <w:r/>
-            <w:r>
-              <w:rPr>
-                <w:rFonts w:ascii="Calibri" w:hAnsi="Calibri"/>
-                <w:sz w:val="21"/>
-              </w:rPr>
-            </w:r>
-          </w:p>
-        </w:tc>
-        <w:tc>
-          <w:tcPr>
-            <w:tcW w:type="dxa" w:w="1000"/>
+          </w:p>
+        </w:tc>
+        <w:tc>
+          <w:tcPr>
+            <w:tcW w:type="dxa" w:w="1600"/>
           </w:tcPr>
           <w:p>
             <w:pPr>
               <w:spacing w:after="0" w:before="0"/>
             </w:pPr>
             <w:r/>
-            <w:r>
-              <w:rPr>
-                <w:rFonts w:ascii="Calibri" w:hAnsi="Calibri"/>
-                <w:sz w:val="21"/>
-              </w:rPr>
-            </w:r>
+          </w:p>
+        </w:tc>
+        <w:tc>
+          <w:tcPr>
+            <w:tcW w:type="dxa" w:w="1000"/>
+          </w:tcPr>
+          <w:p>
+            <w:pPr>
+              <w:spacing w:after="0" w:before="0"/>
+            </w:pPr>
+            <w:r/>
           </w:p>
         </w:tc>
       </w:tr>
@@ -2300,13 +3684,17 @@
           <w:tcPr>
             <w:tcW w:type="dxa" w:w="2300"/>
           </w:tcPr>
-          <w:p/>
+          <w:p>
+            <w:r/>
+          </w:p>
         </w:tc>
         <w:tc>
           <w:tcPr>
             <w:tcW w:type="dxa" w:w="2100"/>
           </w:tcPr>
-          <w:p/>
+          <w:p>
+            <w:r/>
+          </w:p>
         </w:tc>
         <w:tc>
           <w:tcPr>
@@ -2317,12 +3705,7 @@
               <w:spacing w:after="0" w:before="0"/>
               <w:jc w:val="right"/>
             </w:pPr>
-            <w:r/>
             <w:r>
-              <w:rPr>
-                <w:rFonts w:ascii="Calibri" w:hAnsi="Calibri"/>
-                <w:sz w:val="21"/>
-              </w:rPr>
               <w:t>2</w:t>
             </w:r>
           </w:p>
@@ -2330,88 +3713,151 @@
         <w:tc>
           <w:tcPr>
             <w:tcW w:type="dxa" w:w="4600"/>
+          </w:tcPr>
+          <w:p>
+            <w:pPr>
+              <w:spacing w:after="0" w:before="0"/>
+            </w:pPr>
+            <w:r>
+              <w:t>Enter the cash counted in the drawer, then click Save count and close drawer</w:t>
+            </w:r>
+          </w:p>
+        </w:tc>
+        <w:tc>
+          <w:tcPr>
+            <w:tcW w:type="dxa" w:w="4300"/>
+          </w:tcPr>
+          <w:p>
+            <w:pPr>
+              <w:spacing w:after="0" w:before="0"/>
+            </w:pPr>
+            <w:r>
+              <w:t>A question asks to close the drawer for the day</w:t>
+            </w:r>
+          </w:p>
+        </w:tc>
+        <w:tc>
+          <w:tcPr>
+            <w:tcW w:type="dxa" w:w="2000"/>
           </w:tcPr>
           <w:p>
             <w:pPr>
               <w:spacing w:after="0" w:before="0"/>
             </w:pPr>
             <w:r/>
-            <w:r>
-              <w:rPr>
-                <w:rFonts w:ascii="Calibri" w:hAnsi="Calibri"/>
-                <w:sz w:val="21"/>
-              </w:rPr>
-              <w:t>In the Current sale, click the + button of the item, then the − button</w:t>
-            </w:r>
-          </w:p>
-        </w:tc>
-        <w:tc>
-          <w:tcPr>
-            <w:tcW w:type="dxa" w:w="4300"/>
+          </w:p>
+        </w:tc>
+        <w:tc>
+          <w:tcPr>
+            <w:tcW w:type="dxa" w:w="1600"/>
           </w:tcPr>
           <w:p>
             <w:pPr>
               <w:spacing w:after="0" w:before="0"/>
             </w:pPr>
             <w:r/>
-            <w:r>
-              <w:rPr>
-                <w:rFonts w:ascii="Calibri" w:hAnsi="Calibri"/>
-                <w:sz w:val="21"/>
-              </w:rPr>
-              <w:t>The quantity goes up by one, then down by one, and the total changes with it</w:t>
-            </w:r>
-          </w:p>
-        </w:tc>
-        <w:tc>
-          <w:tcPr>
-            <w:tcW w:type="dxa" w:w="2000"/>
+          </w:p>
+        </w:tc>
+        <w:tc>
+          <w:tcPr>
+            <w:tcW w:type="dxa" w:w="1000"/>
           </w:tcPr>
           <w:p>
             <w:pPr>
               <w:spacing w:after="0" w:before="0"/>
             </w:pPr>
             <w:r/>
+          </w:p>
+        </w:tc>
+      </w:tr>
+      <w:tr>
+        <w:tc>
+          <w:tcPr>
+            <w:tcW w:type="dxa" w:w="2300"/>
+          </w:tcPr>
+          <w:p>
+            <w:r/>
+          </w:p>
+        </w:tc>
+        <w:tc>
+          <w:tcPr>
+            <w:tcW w:type="dxa" w:w="2100"/>
+          </w:tcPr>
+          <w:p>
+            <w:r/>
+          </w:p>
+        </w:tc>
+        <w:tc>
+          <w:tcPr>
+            <w:tcW w:type="dxa" w:w="820"/>
+          </w:tcPr>
+          <w:p>
+            <w:pPr>
+              <w:spacing w:after="0" w:before="0"/>
+              <w:jc w:val="right"/>
+            </w:pPr>
             <w:r>
-              <w:rPr>
-                <w:rFonts w:ascii="Calibri" w:hAnsi="Calibri"/>
-                <w:sz w:val="21"/>
-              </w:rPr>
+              <w:t>3</w:t>
             </w:r>
           </w:p>
         </w:tc>
         <w:tc>
           <w:tcPr>
-            <w:tcW w:type="dxa" w:w="1600"/>
+            <w:tcW w:type="dxa" w:w="4600"/>
+          </w:tcPr>
+          <w:p>
+            <w:pPr>
+              <w:spacing w:after="0" w:before="0"/>
+            </w:pPr>
+            <w:r>
+              <w:t>Click Close the drawer</w:t>
+            </w:r>
+          </w:p>
+        </w:tc>
+        <w:tc>
+          <w:tcPr>
+            <w:tcW w:type="dxa" w:w="4300"/>
+          </w:tcPr>
+          <w:p>
+            <w:pPr>
+              <w:spacing w:after="0" w:before="0"/>
+            </w:pPr>
+            <w:r>
+              <w:t>The count is saved with "Balanced", "Over by" or "Short by", and no more sales can be made today</w:t>
+            </w:r>
+          </w:p>
+        </w:tc>
+        <w:tc>
+          <w:tcPr>
+            <w:tcW w:type="dxa" w:w="2000"/>
           </w:tcPr>
           <w:p>
             <w:pPr>
               <w:spacing w:after="0" w:before="0"/>
             </w:pPr>
             <w:r/>
-            <w:r>
-              <w:rPr>
-                <w:rFonts w:ascii="Calibri" w:hAnsi="Calibri"/>
-                <w:sz w:val="21"/>
-              </w:rPr>
-            </w:r>
-          </w:p>
-        </w:tc>
-        <w:tc>
-          <w:tcPr>
-            <w:tcW w:type="dxa" w:w="1000"/>
+          </w:p>
+        </w:tc>
+        <w:tc>
+          <w:tcPr>
+            <w:tcW w:type="dxa" w:w="1600"/>
           </w:tcPr>
           <w:p>
             <w:pPr>
               <w:spacing w:after="0" w:before="0"/>
             </w:pPr>
             <w:r/>
-            <w:r>
-              <w:rPr>
-                <w:rFonts w:ascii="Calibri" w:hAnsi="Calibri"/>
-                <w:sz w:val="21"/>
-              </w:rPr>
-            </w:r>
+          </w:p>
+        </w:tc>
+        <w:tc>
+          <w:tcPr>
+            <w:tcW w:type="dxa" w:w="1000"/>
+          </w:tcPr>
+          <w:p>
+            <w:pPr>
+              <w:spacing w:after="0" w:before="0"/>
+            </w:pPr>
+            <w:r/>
           </w:p>
         </w:tc>
       </w:tr>
@@ -2420,13 +3866,88 @@
           <w:tcPr>
             <w:tcW w:type="dxa" w:w="2300"/>
           </w:tcPr>
-          <w:p/>
+          <w:p>
+            <w:r/>
+          </w:p>
         </w:tc>
         <w:tc>
           <w:tcPr>
             <w:tcW w:type="dxa" w:w="2100"/>
           </w:tcPr>
-          <w:p/>
+          <w:p>
+            <w:pPr>
+              <w:spacing w:after="0" w:before="0"/>
+            </w:pPr>
+            <w:r>
+              <w:t>Light and dark mode</w:t>
+            </w:r>
+          </w:p>
+        </w:tc>
+        <w:tc>
+          <w:tcPr>
+            <w:tcW w:type="dxa" w:w="820"/>
+          </w:tcPr>
+          <w:p>
+            <w:r/>
+          </w:p>
+        </w:tc>
+        <w:tc>
+          <w:tcPr>
+            <w:tcW w:type="dxa" w:w="4600"/>
+          </w:tcPr>
+          <w:p>
+            <w:r/>
+          </w:p>
+        </w:tc>
+        <w:tc>
+          <w:tcPr>
+            <w:tcW w:type="dxa" w:w="4300"/>
+          </w:tcPr>
+          <w:p>
+            <w:r/>
+          </w:p>
+        </w:tc>
+        <w:tc>
+          <w:tcPr>
+            <w:tcW w:type="dxa" w:w="2000"/>
+          </w:tcPr>
+          <w:p>
+            <w:r/>
+          </w:p>
+        </w:tc>
+        <w:tc>
+          <w:tcPr>
+            <w:tcW w:type="dxa" w:w="1600"/>
+          </w:tcPr>
+          <w:p>
+            <w:r/>
+          </w:p>
+        </w:tc>
+        <w:tc>
+          <w:tcPr>
+            <w:tcW w:type="dxa" w:w="1000"/>
+          </w:tcPr>
+          <w:p>
+            <w:r/>
+          </w:p>
+        </w:tc>
+      </w:tr>
+      <w:tr>
+        <w:tc>
+          <w:tcPr>
+            <w:tcW w:type="dxa" w:w="2300"/>
+          </w:tcPr>
+          <w:p>
+            <w:r/>
+          </w:p>
+        </w:tc>
+        <w:tc>
+          <w:tcPr>
+            <w:tcW w:type="dxa" w:w="2100"/>
+          </w:tcPr>
+          <w:p>
+            <w:r/>
+          </w:p>
         </w:tc>
         <w:tc>
           <w:tcPr>
@@ -2437,178 +3958,266 @@
               <w:spacing w:after="0" w:before="0"/>
               <w:jc w:val="right"/>
             </w:pPr>
-            <w:r/>
             <w:r>
-              <w:rPr>
-                <w:rFonts w:ascii="Calibri" w:hAnsi="Calibri"/>
-                <w:sz w:val="21"/>
-              </w:rPr>
-              <w:t>3</w:t>
+              <w:t>1</w:t>
             </w:r>
           </w:p>
         </w:tc>
         <w:tc>
           <w:tcPr>
             <w:tcW w:type="dxa" w:w="4600"/>
+          </w:tcPr>
+          <w:p>
+            <w:pPr>
+              <w:spacing w:after="0" w:before="0"/>
+            </w:pPr>
+            <w:r>
+              <w:t>Click the moon icon at the lower-left of the sidebar</w:t>
+            </w:r>
+          </w:p>
+        </w:tc>
+        <w:tc>
+          <w:tcPr>
+            <w:tcW w:type="dxa" w:w="4300"/>
+          </w:tcPr>
+          <w:p>
+            <w:pPr>
+              <w:spacing w:after="0" w:before="0"/>
+            </w:pPr>
+            <w:r>
+              <w:t>The screen turns dark and the moon icon becomes a sun</w:t>
+            </w:r>
+          </w:p>
+        </w:tc>
+        <w:tc>
+          <w:tcPr>
+            <w:tcW w:type="dxa" w:w="2000"/>
           </w:tcPr>
           <w:p>
             <w:pPr>
               <w:spacing w:after="0" w:before="0"/>
             </w:pPr>
             <w:r/>
-            <w:r>
-              <w:rPr>
-                <w:rFonts w:ascii="Calibri" w:hAnsi="Calibri"/>
-                <w:sz w:val="21"/>
-              </w:rPr>
-              <w:t>Enter a discount in the Discount box (example: 5%)</w:t>
-            </w:r>
-          </w:p>
-        </w:tc>
-        <w:tc>
-          <w:tcPr>
-            <w:tcW w:type="dxa" w:w="4300"/>
+          </w:p>
+        </w:tc>
+        <w:tc>
+          <w:tcPr>
+            <w:tcW w:type="dxa" w:w="1600"/>
           </w:tcPr>
           <w:p>
             <w:pPr>
               <w:spacing w:after="0" w:before="0"/>
             </w:pPr>
             <w:r/>
-            <w:r>
-              <w:rPr>
-                <w:rFonts w:ascii="Calibri" w:hAnsi="Calibri"/>
-                <w:sz w:val="21"/>
-              </w:rPr>
-              <w:t>The discount amount is computed and the total goes down</w:t>
-            </w:r>
-          </w:p>
-        </w:tc>
-        <w:tc>
-          <w:tcPr>
-            <w:tcW w:type="dxa" w:w="2000"/>
+          </w:p>
+        </w:tc>
+        <w:tc>
+          <w:tcPr>
+            <w:tcW w:type="dxa" w:w="1000"/>
           </w:tcPr>
           <w:p>
             <w:pPr>
               <w:spacing w:after="0" w:before="0"/>
             </w:pPr>
             <w:r/>
+          </w:p>
+        </w:tc>
+      </w:tr>
+      <w:tr>
+        <w:tc>
+          <w:tcPr>
+            <w:tcW w:type="dxa" w:w="2300"/>
+          </w:tcPr>
+          <w:p>
+            <w:r/>
+          </w:p>
+        </w:tc>
+        <w:tc>
+          <w:tcPr>
+            <w:tcW w:type="dxa" w:w="2100"/>
+          </w:tcPr>
+          <w:p>
+            <w:r/>
+          </w:p>
+        </w:tc>
+        <w:tc>
+          <w:tcPr>
+            <w:tcW w:type="dxa" w:w="820"/>
+          </w:tcPr>
+          <w:p>
+            <w:pPr>
+              <w:spacing w:after="0" w:before="0"/>
+              <w:jc w:val="right"/>
+            </w:pPr>
             <w:r>
-              <w:rPr>
-                <w:rFonts w:ascii="Calibri" w:hAnsi="Calibri"/>
-                <w:sz w:val="21"/>
-              </w:rPr>
+              <w:t>2</w:t>
             </w:r>
           </w:p>
         </w:tc>
         <w:tc>
           <w:tcPr>
-            <w:tcW w:type="dxa" w:w="1600"/>
+            <w:tcW w:type="dxa" w:w="4600"/>
+          </w:tcPr>
+          <w:p>
+            <w:pPr>
+              <w:spacing w:after="0" w:before="0"/>
+            </w:pPr>
+            <w:r>
+              <w:t>Click the sun icon</w:t>
+            </w:r>
+          </w:p>
+        </w:tc>
+        <w:tc>
+          <w:tcPr>
+            <w:tcW w:type="dxa" w:w="4300"/>
+          </w:tcPr>
+          <w:p>
+            <w:pPr>
+              <w:spacing w:after="0" w:before="0"/>
+            </w:pPr>
+            <w:r>
+              <w:t>The screen turns light again and the moon icon comes back</w:t>
+            </w:r>
+          </w:p>
+        </w:tc>
+        <w:tc>
+          <w:tcPr>
+            <w:tcW w:type="dxa" w:w="2000"/>
           </w:tcPr>
           <w:p>
             <w:pPr>
               <w:spacing w:after="0" w:before="0"/>
             </w:pPr>
             <w:r/>
-            <w:r>
-              <w:rPr>
-                <w:rFonts w:ascii="Calibri" w:hAnsi="Calibri"/>
-                <w:sz w:val="21"/>
-              </w:rPr>
-            </w:r>
-          </w:p>
-        </w:tc>
-        <w:tc>
-          <w:tcPr>
-            <w:tcW w:type="dxa" w:w="1000"/>
+          </w:p>
+        </w:tc>
+        <w:tc>
+          <w:tcPr>
+            <w:tcW w:type="dxa" w:w="1600"/>
           </w:tcPr>
           <w:p>
             <w:pPr>
               <w:spacing w:after="0" w:before="0"/>
             </w:pPr>
             <w:r/>
-            <w:r>
-              <w:rPr>
-                <w:rFonts w:ascii="Calibri" w:hAnsi="Calibri"/>
-                <w:sz w:val="21"/>
-              </w:rPr>
-            </w:r>
-          </w:p>
-        </w:tc>
-      </w:tr>
-      <w:tr>
-        <w:tc>
-          <w:tcPr>
-            <w:tcW w:type="dxa" w:w="2300"/>
-          </w:tcPr>
-          <w:p/>
-        </w:tc>
-        <w:tc>
-          <w:tcPr>
-            <w:tcW w:type="dxa" w:w="2100"/>
+          </w:p>
+        </w:tc>
+        <w:tc>
+          <w:tcPr>
+            <w:tcW w:type="dxa" w:w="1000"/>
           </w:tcPr>
           <w:p>
             <w:pPr>
               <w:spacing w:after="0" w:before="0"/>
             </w:pPr>
             <w:r/>
-            <w:r>
-              <w:rPr>
-                <w:rFonts w:ascii="Calibri" w:hAnsi="Calibri"/>
-                <w:sz w:val="21"/>
-              </w:rPr>
-              <w:t>Payment</w:t>
-            </w:r>
-          </w:p>
-        </w:tc>
-        <w:tc>
-          <w:tcPr>
-            <w:tcW w:type="dxa" w:w="820"/>
-          </w:tcPr>
-          <w:p/>
-        </w:tc>
-        <w:tc>
-          <w:tcPr>
-            <w:tcW w:type="dxa" w:w="4600"/>
-          </w:tcPr>
-          <w:p/>
-        </w:tc>
-        <w:tc>
-          <w:tcPr>
-            <w:tcW w:type="dxa" w:w="4300"/>
-          </w:tcPr>
-          <w:p/>
-        </w:tc>
-        <w:tc>
-          <w:tcPr>
-            <w:tcW w:type="dxa" w:w="2000"/>
-          </w:tcPr>
-          <w:p/>
-        </w:tc>
-        <w:tc>
-          <w:tcPr>
-            <w:tcW w:type="dxa" w:w="1600"/>
-          </w:tcPr>
-          <w:p/>
-        </w:tc>
-        <w:tc>
-          <w:tcPr>
-            <w:tcW w:type="dxa" w:w="1000"/>
-          </w:tcPr>
-          <w:p/>
+          </w:p>
         </w:tc>
       </w:tr>
       <w:tr>
         <w:tc>
           <w:tcPr>
+            <w:tcW w:type="dxa" w:w="18720"/>
+            <w:gridSpan w:val="8"/>
+            <w:shd w:val="clear" w:color="auto" w:fill="104861"/>
+          </w:tcPr>
+          <w:p>
+            <w:pPr>
+              <w:spacing w:after="0" w:before="0"/>
+            </w:pPr>
+            <w:r>
+              <w:t>SETTINGS</w:t>
+            </w:r>
+          </w:p>
+        </w:tc>
+      </w:tr>
+      <w:tr>
+        <w:tc>
+          <w:tcPr>
             <w:tcW w:type="dxa" w:w="2300"/>
           </w:tcPr>
-          <w:p/>
+          <w:p>
+            <w:r/>
+          </w:p>
         </w:tc>
         <w:tc>
           <w:tcPr>
             <w:tcW w:type="dxa" w:w="2100"/>
           </w:tcPr>
-          <w:p/>
+          <w:p>
+            <w:pPr>
+              <w:spacing w:after="0" w:before="0"/>
+            </w:pPr>
+            <w:r>
+              <w:t>Profile</w:t>
+            </w:r>
+          </w:p>
+        </w:tc>
+        <w:tc>
+          <w:tcPr>
+            <w:tcW w:type="dxa" w:w="820"/>
+          </w:tcPr>
+          <w:p>
+            <w:r/>
+          </w:p>
+        </w:tc>
+        <w:tc>
+          <w:tcPr>
+            <w:tcW w:type="dxa" w:w="4600"/>
+          </w:tcPr>
+          <w:p>
+            <w:r/>
+          </w:p>
+        </w:tc>
+        <w:tc>
+          <w:tcPr>
+            <w:tcW w:type="dxa" w:w="4300"/>
+          </w:tcPr>
+          <w:p>
+            <w:r/>
+          </w:p>
+        </w:tc>
+        <w:tc>
+          <w:tcPr>
+            <w:tcW w:type="dxa" w:w="2000"/>
+          </w:tcPr>
+          <w:p>
+            <w:r/>
+          </w:p>
+        </w:tc>
+        <w:tc>
+          <w:tcPr>
+            <w:tcW w:type="dxa" w:w="1600"/>
+          </w:tcPr>
+          <w:p>
+            <w:r/>
+          </w:p>
+        </w:tc>
+        <w:tc>
+          <w:tcPr>
+            <w:tcW w:type="dxa" w:w="1000"/>
+          </w:tcPr>
+          <w:p>
+            <w:r/>
+          </w:p>
+        </w:tc>
+      </w:tr>
+      <w:tr>
+        <w:tc>
+          <w:tcPr>
+            <w:tcW w:type="dxa" w:w="2300"/>
+          </w:tcPr>
+          <w:p>
+            <w:r/>
+          </w:p>
+        </w:tc>
+        <w:tc>
+          <w:tcPr>
+            <w:tcW w:type="dxa" w:w="2100"/>
+          </w:tcPr>
+          <w:p>
+            <w:r/>
+          </w:p>
         </w:tc>
         <w:tc>
           <w:tcPr>
@@ -2619,12 +4228,7 @@
               <w:spacing w:after="0" w:before="0"/>
               <w:jc w:val="right"/>
             </w:pPr>
-            <w:r/>
             <w:r>
-              <w:rPr>
-                <w:rFonts w:ascii="Calibri" w:hAnsi="Calibri"/>
-                <w:sz w:val="21"/>
-              </w:rPr>
               <w:t>1</w:t>
             </w:r>
           </w:p>
@@ -2632,103 +4236,329 @@
         <w:tc>
           <w:tcPr>
             <w:tcW w:type="dxa" w:w="4600"/>
+          </w:tcPr>
+          <w:p>
+            <w:pPr>
+              <w:spacing w:after="0" w:before="0"/>
+            </w:pPr>
+            <w:r>
+              <w:t>Click the account picture at the lower-left of the sidebar</w:t>
+            </w:r>
+          </w:p>
+        </w:tc>
+        <w:tc>
+          <w:tcPr>
+            <w:tcW w:type="dxa" w:w="4300"/>
+          </w:tcPr>
+          <w:p>
+            <w:pPr>
+              <w:spacing w:after="0" w:before="0"/>
+            </w:pPr>
+            <w:r>
+              <w:t>The Settings page opens on the Profile tab with the cashier's name and email</w:t>
+            </w:r>
+          </w:p>
+        </w:tc>
+        <w:tc>
+          <w:tcPr>
+            <w:tcW w:type="dxa" w:w="2000"/>
           </w:tcPr>
           <w:p>
             <w:pPr>
               <w:spacing w:after="0" w:before="0"/>
             </w:pPr>
             <w:r/>
-            <w:r>
-              <w:rPr>
-                <w:rFonts w:ascii="Calibri" w:hAnsi="Calibri"/>
-                <w:sz w:val="21"/>
-              </w:rPr>
-              <w:t>Under Cash received, click Exact, then +100</w:t>
-            </w:r>
-          </w:p>
-        </w:tc>
-        <w:tc>
-          <w:tcPr>
-            <w:tcW w:type="dxa" w:w="4300"/>
+          </w:p>
+        </w:tc>
+        <w:tc>
+          <w:tcPr>
+            <w:tcW w:type="dxa" w:w="1600"/>
           </w:tcPr>
           <w:p>
             <w:pPr>
               <w:spacing w:after="0" w:before="0"/>
             </w:pPr>
             <w:r/>
-            <w:r>
-              <w:rPr>
-                <w:rFonts w:ascii="Calibri" w:hAnsi="Calibri"/>
-                <w:sz w:val="21"/>
-              </w:rPr>
-              <w:t>The cash received is filled in and the change is computed and shown</w:t>
-            </w:r>
-          </w:p>
-        </w:tc>
-        <w:tc>
-          <w:tcPr>
-            <w:tcW w:type="dxa" w:w="2000"/>
+          </w:p>
+        </w:tc>
+        <w:tc>
+          <w:tcPr>
+            <w:tcW w:type="dxa" w:w="1000"/>
           </w:tcPr>
           <w:p>
             <w:pPr>
               <w:spacing w:after="0" w:before="0"/>
             </w:pPr>
             <w:r/>
+          </w:p>
+        </w:tc>
+      </w:tr>
+      <w:tr>
+        <w:tc>
+          <w:tcPr>
+            <w:tcW w:type="dxa" w:w="2300"/>
+          </w:tcPr>
+          <w:p>
+            <w:r/>
+          </w:p>
+        </w:tc>
+        <w:tc>
+          <w:tcPr>
+            <w:tcW w:type="dxa" w:w="2100"/>
+          </w:tcPr>
+          <w:p>
+            <w:pPr>
+              <w:spacing w:after="0" w:before="0"/>
+            </w:pPr>
             <w:r>
-              <w:rPr>
-                <w:rFonts w:ascii="Calibri" w:hAnsi="Calibri"/>
-                <w:sz w:val="21"/>
-              </w:rPr>
+              <w:t>Password</w:t>
             </w:r>
           </w:p>
         </w:tc>
         <w:tc>
           <w:tcPr>
+            <w:tcW w:type="dxa" w:w="820"/>
+          </w:tcPr>
+          <w:p>
+            <w:r/>
+          </w:p>
+        </w:tc>
+        <w:tc>
+          <w:tcPr>
+            <w:tcW w:type="dxa" w:w="4600"/>
+          </w:tcPr>
+          <w:p>
+            <w:r/>
+          </w:p>
+        </w:tc>
+        <w:tc>
+          <w:tcPr>
+            <w:tcW w:type="dxa" w:w="4300"/>
+          </w:tcPr>
+          <w:p>
+            <w:r/>
+          </w:p>
+        </w:tc>
+        <w:tc>
+          <w:tcPr>
+            <w:tcW w:type="dxa" w:w="2000"/>
+          </w:tcPr>
+          <w:p>
+            <w:r/>
+          </w:p>
+        </w:tc>
+        <w:tc>
+          <w:tcPr>
             <w:tcW w:type="dxa" w:w="1600"/>
+          </w:tcPr>
+          <w:p>
+            <w:r/>
+          </w:p>
+        </w:tc>
+        <w:tc>
+          <w:tcPr>
+            <w:tcW w:type="dxa" w:w="1000"/>
+          </w:tcPr>
+          <w:p>
+            <w:r/>
+          </w:p>
+        </w:tc>
+      </w:tr>
+      <w:tr>
+        <w:tc>
+          <w:tcPr>
+            <w:tcW w:type="dxa" w:w="2300"/>
+          </w:tcPr>
+          <w:p>
+            <w:r/>
+          </w:p>
+        </w:tc>
+        <w:tc>
+          <w:tcPr>
+            <w:tcW w:type="dxa" w:w="2100"/>
+          </w:tcPr>
+          <w:p>
+            <w:r/>
+          </w:p>
+        </w:tc>
+        <w:tc>
+          <w:tcPr>
+            <w:tcW w:type="dxa" w:w="820"/>
+          </w:tcPr>
+          <w:p>
+            <w:pPr>
+              <w:spacing w:after="0" w:before="0"/>
+              <w:jc w:val="right"/>
+            </w:pPr>
+            <w:r>
+              <w:t>1</w:t>
+            </w:r>
+          </w:p>
+        </w:tc>
+        <w:tc>
+          <w:tcPr>
+            <w:tcW w:type="dxa" w:w="4600"/>
+          </w:tcPr>
+          <w:p>
+            <w:pPr>
+              <w:spacing w:after="0" w:before="0"/>
+            </w:pPr>
+            <w:r>
+              <w:t>Click the Password tab, enter the current password and the new password twice, then click Update password</w:t>
+            </w:r>
+          </w:p>
+        </w:tc>
+        <w:tc>
+          <w:tcPr>
+            <w:tcW w:type="dxa" w:w="4300"/>
+          </w:tcPr>
+          <w:p>
+            <w:pPr>
+              <w:spacing w:after="0" w:before="0"/>
+            </w:pPr>
+            <w:r>
+              <w:t>"Password changed" is shown</w:t>
+            </w:r>
+          </w:p>
+        </w:tc>
+        <w:tc>
+          <w:tcPr>
+            <w:tcW w:type="dxa" w:w="2000"/>
           </w:tcPr>
           <w:p>
             <w:pPr>
               <w:spacing w:after="0" w:before="0"/>
             </w:pPr>
             <w:r/>
-            <w:r>
-              <w:rPr>
-                <w:rFonts w:ascii="Calibri" w:hAnsi="Calibri"/>
-                <w:sz w:val="21"/>
-              </w:rPr>
-            </w:r>
-          </w:p>
-        </w:tc>
-        <w:tc>
-          <w:tcPr>
-            <w:tcW w:type="dxa" w:w="1000"/>
+          </w:p>
+        </w:tc>
+        <w:tc>
+          <w:tcPr>
+            <w:tcW w:type="dxa" w:w="1600"/>
           </w:tcPr>
           <w:p>
             <w:pPr>
               <w:spacing w:after="0" w:before="0"/>
             </w:pPr>
             <w:r/>
-            <w:r>
-              <w:rPr>
-                <w:rFonts w:ascii="Calibri" w:hAnsi="Calibri"/>
-                <w:sz w:val="21"/>
-              </w:rPr>
-            </w:r>
+          </w:p>
+        </w:tc>
+        <w:tc>
+          <w:tcPr>
+            <w:tcW w:type="dxa" w:w="1000"/>
+          </w:tcPr>
+          <w:p>
+            <w:pPr>
+              <w:spacing w:after="0" w:before="0"/>
+            </w:pPr>
+            <w:r/>
           </w:p>
         </w:tc>
       </w:tr>
       <w:tr>
         <w:tc>
           <w:tcPr>
+            <w:tcW w:type="dxa" w:w="18720"/>
+            <w:gridSpan w:val="8"/>
+            <w:shd w:val="clear" w:color="auto" w:fill="104861"/>
+          </w:tcPr>
+          <w:p>
+            <w:pPr>
+              <w:spacing w:after="0" w:before="0"/>
+            </w:pPr>
+            <w:r>
+              <w:t>LOGOUT</w:t>
+            </w:r>
+          </w:p>
+        </w:tc>
+      </w:tr>
+      <w:tr>
+        <w:tc>
+          <w:tcPr>
             <w:tcW w:type="dxa" w:w="2300"/>
           </w:tcPr>
-          <w:p/>
+          <w:p>
+            <w:r/>
+          </w:p>
         </w:tc>
         <w:tc>
           <w:tcPr>
             <w:tcW w:type="dxa" w:w="2100"/>
           </w:tcPr>
-          <w:p/>
+          <w:p>
+            <w:pPr>
+              <w:spacing w:after="0" w:before="0"/>
+            </w:pPr>
+            <w:r>
+              <w:t>Sign out</w:t>
+            </w:r>
+          </w:p>
+        </w:tc>
+        <w:tc>
+          <w:tcPr>
+            <w:tcW w:type="dxa" w:w="820"/>
+          </w:tcPr>
+          <w:p>
+            <w:r/>
+          </w:p>
+        </w:tc>
+        <w:tc>
+          <w:tcPr>
+            <w:tcW w:type="dxa" w:w="4600"/>
+          </w:tcPr>
+          <w:p>
+            <w:r/>
+          </w:p>
+        </w:tc>
+        <w:tc>
+          <w:tcPr>
+            <w:tcW w:type="dxa" w:w="4300"/>
+          </w:tcPr>
+          <w:p>
+            <w:r/>
+          </w:p>
+        </w:tc>
+        <w:tc>
+          <w:tcPr>
+            <w:tcW w:type="dxa" w:w="2000"/>
+          </w:tcPr>
+          <w:p>
+            <w:r/>
+          </w:p>
+        </w:tc>
+        <w:tc>
+          <w:tcPr>
+            <w:tcW w:type="dxa" w:w="1600"/>
+          </w:tcPr>
+          <w:p>
+            <w:r/>
+          </w:p>
+        </w:tc>
+        <w:tc>
+          <w:tcPr>
+            <w:tcW w:type="dxa" w:w="1000"/>
+          </w:tcPr>
+          <w:p>
+            <w:r/>
+          </w:p>
+        </w:tc>
+      </w:tr>
+      <w:tr>
+        <w:tc>
+          <w:tcPr>
+            <w:tcW w:type="dxa" w:w="2300"/>
+          </w:tcPr>
+          <w:p>
+            <w:r/>
+          </w:p>
+        </w:tc>
+        <w:tc>
+          <w:tcPr>
+            <w:tcW w:type="dxa" w:w="2100"/>
+          </w:tcPr>
+          <w:p>
+            <w:r/>
+          </w:p>
         </w:tc>
         <w:tc>
           <w:tcPr>
@@ -2739,2081 +4569,159 @@
               <w:spacing w:after="0" w:before="0"/>
               <w:jc w:val="right"/>
             </w:pPr>
-            <w:r/>
             <w:r>
-              <w:rPr>
-                <w:rFonts w:ascii="Calibri" w:hAnsi="Calibri"/>
-                <w:sz w:val="21"/>
-              </w:rPr>
-              <w:t>2</w:t>
+              <w:t>1</w:t>
             </w:r>
           </w:p>
         </w:tc>
         <w:tc>
           <w:tcPr>
             <w:tcW w:type="dxa" w:w="4600"/>
+          </w:tcPr>
+          <w:p>
+            <w:pPr>
+              <w:spacing w:after="0" w:before="0"/>
+            </w:pPr>
+            <w:r>
+              <w:t>Click the logout icon at the lower-left corner of the sidebar</w:t>
+            </w:r>
+          </w:p>
+        </w:tc>
+        <w:tc>
+          <w:tcPr>
+            <w:tcW w:type="dxa" w:w="4300"/>
+          </w:tcPr>
+          <w:p>
+            <w:pPr>
+              <w:spacing w:after="0" w:before="0"/>
+            </w:pPr>
+            <w:r>
+              <w:t>A question asks "Are you sure you want to logout?"</w:t>
+            </w:r>
+          </w:p>
+        </w:tc>
+        <w:tc>
+          <w:tcPr>
+            <w:tcW w:type="dxa" w:w="2000"/>
           </w:tcPr>
           <w:p>
             <w:pPr>
               <w:spacing w:after="0" w:before="0"/>
             </w:pPr>
             <w:r/>
-            <w:r>
-              <w:rPr>
-                <w:rFonts w:ascii="Calibri" w:hAnsi="Calibri"/>
-                <w:sz w:val="21"/>
-              </w:rPr>
-              <w:t>Click the yellow Charge button at the lower- right</w:t>
-            </w:r>
-          </w:p>
-        </w:tc>
-        <w:tc>
-          <w:tcPr>
-            <w:tcW w:type="dxa" w:w="4300"/>
+          </w:p>
+        </w:tc>
+        <w:tc>
+          <w:tcPr>
+            <w:tcW w:type="dxa" w:w="1600"/>
           </w:tcPr>
           <w:p>
             <w:pPr>
               <w:spacing w:after="0" w:before="0"/>
             </w:pPr>
             <w:r/>
-            <w:r>
-              <w:rPr>
-                <w:rFonts w:ascii="Calibri" w:hAnsi="Calibri"/>
-                <w:sz w:val="21"/>
-              </w:rPr>
-              <w:t>A question shows the items, total, cash received and change for a final check</w:t>
-            </w:r>
-          </w:p>
-        </w:tc>
-        <w:tc>
-          <w:tcPr>
-            <w:tcW w:type="dxa" w:w="2000"/>
+          </w:p>
+        </w:tc>
+        <w:tc>
+          <w:tcPr>
+            <w:tcW w:type="dxa" w:w="1000"/>
           </w:tcPr>
           <w:p>
             <w:pPr>
               <w:spacing w:after="0" w:before="0"/>
             </w:pPr>
             <w:r/>
+          </w:p>
+        </w:tc>
+      </w:tr>
+      <w:tr>
+        <w:tc>
+          <w:tcPr>
+            <w:tcW w:type="dxa" w:w="2300"/>
+          </w:tcPr>
+          <w:p>
+            <w:r/>
+          </w:p>
+        </w:tc>
+        <w:tc>
+          <w:tcPr>
+            <w:tcW w:type="dxa" w:w="2100"/>
+          </w:tcPr>
+          <w:p>
+            <w:r/>
+          </w:p>
+        </w:tc>
+        <w:tc>
+          <w:tcPr>
+            <w:tcW w:type="dxa" w:w="820"/>
+          </w:tcPr>
+          <w:p>
+            <w:pPr>
+              <w:spacing w:after="0" w:before="0"/>
+              <w:jc w:val="right"/>
+            </w:pPr>
             <w:r>
-              <w:rPr>
-                <w:rFonts w:ascii="Calibri" w:hAnsi="Calibri"/>
-                <w:sz w:val="21"/>
-              </w:rPr>
+              <w:t>2</w:t>
             </w:r>
           </w:p>
         </w:tc>
         <w:tc>
           <w:tcPr>
-            <w:tcW w:type="dxa" w:w="1600"/>
+            <w:tcW w:type="dxa" w:w="4600"/>
+          </w:tcPr>
+          <w:p>
+            <w:pPr>
+              <w:spacing w:after="0" w:before="0"/>
+            </w:pPr>
+            <w:r>
+              <w:t>Click Yes, Logout</w:t>
+            </w:r>
+          </w:p>
+        </w:tc>
+        <w:tc>
+          <w:tcPr>
+            <w:tcW w:type="dxa" w:w="4300"/>
+          </w:tcPr>
+          <w:p>
+            <w:pPr>
+              <w:spacing w:after="0" w:before="0"/>
+            </w:pPr>
+            <w:r>
+              <w:t>The user is signed out and the Sign in page opens</w:t>
+            </w:r>
+          </w:p>
+        </w:tc>
+        <w:tc>
+          <w:tcPr>
+            <w:tcW w:type="dxa" w:w="2000"/>
           </w:tcPr>
           <w:p>
             <w:pPr>
               <w:spacing w:after="0" w:before="0"/>
             </w:pPr>
             <w:r/>
-            <w:r>
-              <w:rPr>
-                <w:rFonts w:ascii="Calibri" w:hAnsi="Calibri"/>
-                <w:sz w:val="21"/>
-              </w:rPr>
-            </w:r>
-          </w:p>
-        </w:tc>
-        <w:tc>
-          <w:tcPr>
-            <w:tcW w:type="dxa" w:w="1000"/>
+          </w:p>
+        </w:tc>
+        <w:tc>
+          <w:tcPr>
+            <w:tcW w:type="dxa" w:w="1600"/>
           </w:tcPr>
           <w:p>
             <w:pPr>
               <w:spacing w:after="0" w:before="0"/>
             </w:pPr>
             <w:r/>
-            <w:r>
-              <w:rPr>
-                <w:rFonts w:ascii="Calibri" w:hAnsi="Calibri"/>
-                <w:sz w:val="21"/>
-              </w:rPr>
-            </w:r>
-          </w:p>
-        </w:tc>
-      </w:tr>
-      <w:tr>
-        <w:tc>
-          <w:tcPr>
-            <w:tcW w:type="dxa" w:w="2300"/>
-          </w:tcPr>
-          <w:p/>
-        </w:tc>
-        <w:tc>
-          <w:tcPr>
-            <w:tcW w:type="dxa" w:w="2100"/>
-          </w:tcPr>
-          <w:p/>
-        </w:tc>
-        <w:tc>
-          <w:tcPr>
-            <w:tcW w:type="dxa" w:w="820"/>
-          </w:tcPr>
-          <w:p>
-            <w:pPr>
-              <w:spacing w:after="0" w:before="0"/>
-              <w:jc w:val="right"/>
-            </w:pPr>
-            <w:r/>
-            <w:r>
-              <w:rPr>
-                <w:rFonts w:ascii="Calibri" w:hAnsi="Calibri"/>
-                <w:sz w:val="21"/>
-              </w:rPr>
-              <w:t>3</w:t>
-            </w:r>
-          </w:p>
-        </w:tc>
-        <w:tc>
-          <w:tcPr>
-            <w:tcW w:type="dxa" w:w="4600"/>
+          </w:p>
+        </w:tc>
+        <w:tc>
+          <w:tcPr>
+            <w:tcW w:type="dxa" w:w="1000"/>
           </w:tcPr>
           <w:p>
             <w:pPr>
               <w:spacing w:after="0" w:before="0"/>
             </w:pPr>
             <w:r/>
-            <w:r>
-              <w:rPr>
-                <w:rFonts w:ascii="Calibri" w:hAnsi="Calibri"/>
-                <w:sz w:val="21"/>
-              </w:rPr>
-              <w:t>Click Complete sale</w:t>
-            </w:r>
-          </w:p>
-        </w:tc>
-        <w:tc>
-          <w:tcPr>
-            <w:tcW w:type="dxa" w:w="4300"/>
-          </w:tcPr>
-          <w:p>
-            <w:pPr>
-              <w:spacing w:after="0" w:before="0"/>
-            </w:pPr>
-            <w:r/>
-            <w:r>
-              <w:rPr>
-                <w:rFonts w:ascii="Calibri" w:hAnsi="Calibri"/>
-                <w:sz w:val="21"/>
-              </w:rPr>
-              <w:t>"Sale completed!" is shown with the change, the stock goes down and the receipt prints</w:t>
-            </w:r>
-          </w:p>
-        </w:tc>
-        <w:tc>
-          <w:tcPr>
-            <w:tcW w:type="dxa" w:w="2000"/>
-          </w:tcPr>
-          <w:p>
-            <w:pPr>
-              <w:spacing w:after="0" w:before="0"/>
-            </w:pPr>
-            <w:r/>
-            <w:r>
-              <w:rPr>
-                <w:rFonts w:ascii="Calibri" w:hAnsi="Calibri"/>
-                <w:sz w:val="21"/>
-              </w:rPr>
-            </w:r>
-          </w:p>
-        </w:tc>
-        <w:tc>
-          <w:tcPr>
-            <w:tcW w:type="dxa" w:w="1600"/>
-          </w:tcPr>
-          <w:p>
-            <w:pPr>
-              <w:spacing w:after="0" w:before="0"/>
-            </w:pPr>
-            <w:r/>
-            <w:r>
-              <w:rPr>
-                <w:rFonts w:ascii="Calibri" w:hAnsi="Calibri"/>
-                <w:sz w:val="21"/>
-              </w:rPr>
-            </w:r>
-          </w:p>
-        </w:tc>
-        <w:tc>
-          <w:tcPr>
-            <w:tcW w:type="dxa" w:w="1000"/>
-          </w:tcPr>
-          <w:p>
-            <w:pPr>
-              <w:spacing w:after="0" w:before="0"/>
-            </w:pPr>
-            <w:r/>
-            <w:r>
-              <w:rPr>
-                <w:rFonts w:ascii="Calibri" w:hAnsi="Calibri"/>
-                <w:sz w:val="21"/>
-              </w:rPr>
-            </w:r>
-          </w:p>
-        </w:tc>
-      </w:tr>
-      <w:tr>
-        <w:tc>
-          <w:tcPr>
-            <w:tcW w:type="dxa" w:w="2300"/>
-          </w:tcPr>
-          <w:p/>
-        </w:tc>
-        <w:tc>
-          <w:tcPr>
-            <w:tcW w:type="dxa" w:w="2100"/>
-          </w:tcPr>
-          <w:p>
-            <w:pPr>
-              <w:spacing w:after="0" w:before="0"/>
-            </w:pPr>
-            <w:r/>
-            <w:r>
-              <w:rPr>
-                <w:rFonts w:ascii="Calibri" w:hAnsi="Calibri"/>
-                <w:sz w:val="21"/>
-              </w:rPr>
-              <w:t>My sales today</w:t>
-            </w:r>
-          </w:p>
-        </w:tc>
-        <w:tc>
-          <w:tcPr>
-            <w:tcW w:type="dxa" w:w="820"/>
-          </w:tcPr>
-          <w:p/>
-        </w:tc>
-        <w:tc>
-          <w:tcPr>
-            <w:tcW w:type="dxa" w:w="4600"/>
-          </w:tcPr>
-          <w:p/>
-        </w:tc>
-        <w:tc>
-          <w:tcPr>
-            <w:tcW w:type="dxa" w:w="4300"/>
-          </w:tcPr>
-          <w:p/>
-        </w:tc>
-        <w:tc>
-          <w:tcPr>
-            <w:tcW w:type="dxa" w:w="2000"/>
-          </w:tcPr>
-          <w:p/>
-        </w:tc>
-        <w:tc>
-          <w:tcPr>
-            <w:tcW w:type="dxa" w:w="1600"/>
-          </w:tcPr>
-          <w:p/>
-        </w:tc>
-        <w:tc>
-          <w:tcPr>
-            <w:tcW w:type="dxa" w:w="1000"/>
-          </w:tcPr>
-          <w:p/>
-        </w:tc>
-      </w:tr>
-      <w:tr>
-        <w:tc>
-          <w:tcPr>
-            <w:tcW w:type="dxa" w:w="2300"/>
-          </w:tcPr>
-          <w:p/>
-        </w:tc>
-        <w:tc>
-          <w:tcPr>
-            <w:tcW w:type="dxa" w:w="2100"/>
-          </w:tcPr>
-          <w:p/>
-        </w:tc>
-        <w:tc>
-          <w:tcPr>
-            <w:tcW w:type="dxa" w:w="820"/>
-          </w:tcPr>
-          <w:p>
-            <w:pPr>
-              <w:spacing w:after="0" w:before="0"/>
-              <w:jc w:val="right"/>
-            </w:pPr>
-            <w:r/>
-            <w:r>
-              <w:rPr>
-                <w:rFonts w:ascii="Calibri" w:hAnsi="Calibri"/>
-                <w:sz w:val="21"/>
-              </w:rPr>
-              <w:t>1</w:t>
-            </w:r>
-          </w:p>
-        </w:tc>
-        <w:tc>
-          <w:tcPr>
-            <w:tcW w:type="dxa" w:w="4600"/>
-          </w:tcPr>
-          <w:p>
-            <w:pPr>
-              <w:spacing w:after="0" w:before="0"/>
-            </w:pPr>
-            <w:r/>
-            <w:r>
-              <w:rPr>
-                <w:rFonts w:ascii="Calibri" w:hAnsi="Calibri"/>
-                <w:sz w:val="21"/>
-              </w:rPr>
-              <w:t>Click the My sales today button at the top of the page</w:t>
-            </w:r>
-          </w:p>
-        </w:tc>
-        <w:tc>
-          <w:tcPr>
-            <w:tcW w:type="dxa" w:w="4300"/>
-          </w:tcPr>
-          <w:p>
-            <w:pPr>
-              <w:spacing w:after="0" w:before="0"/>
-            </w:pPr>
-            <w:r/>
-            <w:r>
-              <w:rPr>
-                <w:rFonts w:ascii="Calibri" w:hAnsi="Calibri"/>
-                <w:sz w:val="21"/>
-              </w:rPr>
-              <w:t>A window lists the cashier's sales for today with the time, customer and total</w:t>
-            </w:r>
-          </w:p>
-        </w:tc>
-        <w:tc>
-          <w:tcPr>
-            <w:tcW w:type="dxa" w:w="2000"/>
-          </w:tcPr>
-          <w:p>
-            <w:pPr>
-              <w:spacing w:after="0" w:before="0"/>
-            </w:pPr>
-            <w:r/>
-            <w:r>
-              <w:rPr>
-                <w:rFonts w:ascii="Calibri" w:hAnsi="Calibri"/>
-                <w:sz w:val="21"/>
-              </w:rPr>
-            </w:r>
-          </w:p>
-        </w:tc>
-        <w:tc>
-          <w:tcPr>
-            <w:tcW w:type="dxa" w:w="1600"/>
-          </w:tcPr>
-          <w:p>
-            <w:pPr>
-              <w:spacing w:after="0" w:before="0"/>
-            </w:pPr>
-            <w:r/>
-            <w:r>
-              <w:rPr>
-                <w:rFonts w:ascii="Calibri" w:hAnsi="Calibri"/>
-                <w:sz w:val="21"/>
-              </w:rPr>
-            </w:r>
-          </w:p>
-        </w:tc>
-        <w:tc>
-          <w:tcPr>
-            <w:tcW w:type="dxa" w:w="1000"/>
-          </w:tcPr>
-          <w:p>
-            <w:pPr>
-              <w:spacing w:after="0" w:before="0"/>
-            </w:pPr>
-            <w:r/>
-            <w:r>
-              <w:rPr>
-                <w:rFonts w:ascii="Calibri" w:hAnsi="Calibri"/>
-                <w:sz w:val="21"/>
-              </w:rPr>
-            </w:r>
-          </w:p>
-        </w:tc>
-      </w:tr>
-      <w:tr>
-        <w:tc>
-          <w:tcPr>
-            <w:tcW w:type="dxa" w:w="2300"/>
-          </w:tcPr>
-          <w:p/>
-        </w:tc>
-        <w:tc>
-          <w:tcPr>
-            <w:tcW w:type="dxa" w:w="2100"/>
-          </w:tcPr>
-          <w:p/>
-        </w:tc>
-        <w:tc>
-          <w:tcPr>
-            <w:tcW w:type="dxa" w:w="820"/>
-          </w:tcPr>
-          <w:p>
-            <w:pPr>
-              <w:spacing w:after="0" w:before="0"/>
-              <w:jc w:val="right"/>
-            </w:pPr>
-            <w:r/>
-            <w:r>
-              <w:rPr>
-                <w:rFonts w:ascii="Calibri" w:hAnsi="Calibri"/>
-                <w:sz w:val="21"/>
-              </w:rPr>
-              <w:t>2</w:t>
-            </w:r>
-          </w:p>
-        </w:tc>
-        <w:tc>
-          <w:tcPr>
-            <w:tcW w:type="dxa" w:w="4600"/>
-          </w:tcPr>
-          <w:p>
-            <w:pPr>
-              <w:spacing w:after="0" w:before="0"/>
-            </w:pPr>
-            <w:r/>
-            <w:r>
-              <w:rPr>
-                <w:rFonts w:ascii="Calibri" w:hAnsi="Calibri"/>
-                <w:sz w:val="21"/>
-              </w:rPr>
-              <w:t>Click Ask for void on a sale, type what went wrong, then click Send request</w:t>
-            </w:r>
-          </w:p>
-        </w:tc>
-        <w:tc>
-          <w:tcPr>
-            <w:tcW w:type="dxa" w:w="4300"/>
-          </w:tcPr>
-          <w:p>
-            <w:pPr>
-              <w:spacing w:after="0" w:before="0"/>
-            </w:pPr>
-            <w:r/>
-            <w:r>
-              <w:rPr>
-                <w:rFonts w:ascii="Calibri" w:hAnsi="Calibri"/>
-                <w:sz w:val="21"/>
-              </w:rPr>
-              <w:t>"Sent to a manager" is shown and the administrator sees the request</w:t>
-            </w:r>
-          </w:p>
-        </w:tc>
-        <w:tc>
-          <w:tcPr>
-            <w:tcW w:type="dxa" w:w="2000"/>
-          </w:tcPr>
-          <w:p>
-            <w:pPr>
-              <w:spacing w:after="0" w:before="0"/>
-            </w:pPr>
-            <w:r/>
-            <w:r>
-              <w:rPr>
-                <w:rFonts w:ascii="Calibri" w:hAnsi="Calibri"/>
-                <w:sz w:val="21"/>
-              </w:rPr>
-            </w:r>
-          </w:p>
-        </w:tc>
-        <w:tc>
-          <w:tcPr>
-            <w:tcW w:type="dxa" w:w="1600"/>
-          </w:tcPr>
-          <w:p>
-            <w:pPr>
-              <w:spacing w:after="0" w:before="0"/>
-            </w:pPr>
-            <w:r/>
-            <w:r>
-              <w:rPr>
-                <w:rFonts w:ascii="Calibri" w:hAnsi="Calibri"/>
-                <w:sz w:val="21"/>
-              </w:rPr>
-            </w:r>
-          </w:p>
-        </w:tc>
-        <w:tc>
-          <w:tcPr>
-            <w:tcW w:type="dxa" w:w="1000"/>
-          </w:tcPr>
-          <w:p>
-            <w:pPr>
-              <w:spacing w:after="0" w:before="0"/>
-            </w:pPr>
-            <w:r/>
-            <w:r>
-              <w:rPr>
-                <w:rFonts w:ascii="Calibri" w:hAnsi="Calibri"/>
-                <w:sz w:val="21"/>
-              </w:rPr>
-            </w:r>
-          </w:p>
-        </w:tc>
-      </w:tr>
-      <w:tr>
-        <w:tc>
-          <w:tcPr>
-            <w:tcW w:type="dxa" w:w="2300"/>
-          </w:tcPr>
-          <w:p/>
-        </w:tc>
-        <w:tc>
-          <w:tcPr>
-            <w:tcW w:type="dxa" w:w="2100"/>
-          </w:tcPr>
-          <w:p>
-            <w:pPr>
-              <w:spacing w:after="0" w:before="0"/>
-            </w:pPr>
-            <w:r/>
-            <w:r>
-              <w:rPr>
-                <w:rFonts w:ascii="Calibri" w:hAnsi="Calibri"/>
-                <w:sz w:val="21"/>
-              </w:rPr>
-              <w:t>Cash in and out</w:t>
-            </w:r>
-          </w:p>
-        </w:tc>
-        <w:tc>
-          <w:tcPr>
-            <w:tcW w:type="dxa" w:w="820"/>
-          </w:tcPr>
-          <w:p/>
-        </w:tc>
-        <w:tc>
-          <w:tcPr>
-            <w:tcW w:type="dxa" w:w="4600"/>
-          </w:tcPr>
-          <w:p/>
-        </w:tc>
-        <w:tc>
-          <w:tcPr>
-            <w:tcW w:type="dxa" w:w="4300"/>
-          </w:tcPr>
-          <w:p/>
-        </w:tc>
-        <w:tc>
-          <w:tcPr>
-            <w:tcW w:type="dxa" w:w="2000"/>
-          </w:tcPr>
-          <w:p/>
-        </w:tc>
-        <w:tc>
-          <w:tcPr>
-            <w:tcW w:type="dxa" w:w="1600"/>
-          </w:tcPr>
-          <w:p/>
-        </w:tc>
-        <w:tc>
-          <w:tcPr>
-            <w:tcW w:type="dxa" w:w="1000"/>
-          </w:tcPr>
-          <w:p/>
-        </w:tc>
-      </w:tr>
-      <w:tr>
-        <w:tc>
-          <w:tcPr>
-            <w:tcW w:type="dxa" w:w="2300"/>
-          </w:tcPr>
-          <w:p/>
-        </w:tc>
-        <w:tc>
-          <w:tcPr>
-            <w:tcW w:type="dxa" w:w="2100"/>
-          </w:tcPr>
-          <w:p/>
-        </w:tc>
-        <w:tc>
-          <w:tcPr>
-            <w:tcW w:type="dxa" w:w="820"/>
-          </w:tcPr>
-          <w:p>
-            <w:pPr>
-              <w:spacing w:after="0" w:before="0"/>
-              <w:jc w:val="right"/>
-            </w:pPr>
-            <w:r/>
-            <w:r>
-              <w:rPr>
-                <w:rFonts w:ascii="Calibri" w:hAnsi="Calibri"/>
-                <w:sz w:val="21"/>
-              </w:rPr>
-              <w:t>1</w:t>
-            </w:r>
-          </w:p>
-        </w:tc>
-        <w:tc>
-          <w:tcPr>
-            <w:tcW w:type="dxa" w:w="4600"/>
-          </w:tcPr>
-          <w:p>
-            <w:pPr>
-              <w:spacing w:after="0" w:before="0"/>
-            </w:pPr>
-            <w:r/>
-            <w:r>
-              <w:rPr>
-                <w:rFonts w:ascii="Calibri" w:hAnsi="Calibri"/>
-                <w:sz w:val="21"/>
-              </w:rPr>
-              <w:t>Click the Cash in / out button at the top of the page</w:t>
-            </w:r>
-          </w:p>
-        </w:tc>
-        <w:tc>
-          <w:tcPr>
-            <w:tcW w:type="dxa" w:w="4300"/>
-          </w:tcPr>
-          <w:p>
-            <w:pPr>
-              <w:spacing w:after="0" w:before="0"/>
-            </w:pPr>
-            <w:r/>
-            <w:r>
-              <w:rPr>
-                <w:rFonts w:ascii="Calibri" w:hAnsi="Calibri"/>
-                <w:sz w:val="21"/>
-              </w:rPr>
-              <w:t>The cash in or out window opens</w:t>
-            </w:r>
-          </w:p>
-        </w:tc>
-        <w:tc>
-          <w:tcPr>
-            <w:tcW w:type="dxa" w:w="2000"/>
-          </w:tcPr>
-          <w:p>
-            <w:pPr>
-              <w:spacing w:after="0" w:before="0"/>
-            </w:pPr>
-            <w:r/>
-            <w:r>
-              <w:rPr>
-                <w:rFonts w:ascii="Calibri" w:hAnsi="Calibri"/>
-                <w:sz w:val="21"/>
-              </w:rPr>
-            </w:r>
-          </w:p>
-        </w:tc>
-        <w:tc>
-          <w:tcPr>
-            <w:tcW w:type="dxa" w:w="1600"/>
-          </w:tcPr>
-          <w:p>
-            <w:pPr>
-              <w:spacing w:after="0" w:before="0"/>
-            </w:pPr>
-            <w:r/>
-            <w:r>
-              <w:rPr>
-                <w:rFonts w:ascii="Calibri" w:hAnsi="Calibri"/>
-                <w:sz w:val="21"/>
-              </w:rPr>
-            </w:r>
-          </w:p>
-        </w:tc>
-        <w:tc>
-          <w:tcPr>
-            <w:tcW w:type="dxa" w:w="1000"/>
-          </w:tcPr>
-          <w:p>
-            <w:pPr>
-              <w:spacing w:after="0" w:before="0"/>
-            </w:pPr>
-            <w:r/>
-            <w:r>
-              <w:rPr>
-                <w:rFonts w:ascii="Calibri" w:hAnsi="Calibri"/>
-                <w:sz w:val="21"/>
-              </w:rPr>
-            </w:r>
-          </w:p>
-        </w:tc>
-      </w:tr>
-      <w:tr>
-        <w:tc>
-          <w:tcPr>
-            <w:tcW w:type="dxa" w:w="2300"/>
-          </w:tcPr>
-          <w:p/>
-        </w:tc>
-        <w:tc>
-          <w:tcPr>
-            <w:tcW w:type="dxa" w:w="2100"/>
-          </w:tcPr>
-          <w:p/>
-        </w:tc>
-        <w:tc>
-          <w:tcPr>
-            <w:tcW w:type="dxa" w:w="820"/>
-          </w:tcPr>
-          <w:p>
-            <w:pPr>
-              <w:spacing w:after="0" w:before="0"/>
-              <w:jc w:val="right"/>
-            </w:pPr>
-            <w:r/>
-            <w:r>
-              <w:rPr>
-                <w:rFonts w:ascii="Calibri" w:hAnsi="Calibri"/>
-                <w:sz w:val="21"/>
-              </w:rPr>
-              <w:t>2</w:t>
-            </w:r>
-          </w:p>
-        </w:tc>
-        <w:tc>
-          <w:tcPr>
-            <w:tcW w:type="dxa" w:w="4600"/>
-          </w:tcPr>
-          <w:p>
-            <w:pPr>
-              <w:spacing w:after="0" w:before="0"/>
-            </w:pPr>
-            <w:r/>
-            <w:r>
-              <w:rPr>
-                <w:rFonts w:ascii="Calibri" w:hAnsi="Calibri"/>
-                <w:sz w:val="21"/>
-              </w:rPr>
-              <w:t>Choose Taken out, enter the amount and who took it and why, then click Record cash taken out</w:t>
-            </w:r>
-          </w:p>
-        </w:tc>
-        <w:tc>
-          <w:tcPr>
-            <w:tcW w:type="dxa" w:w="4300"/>
-          </w:tcPr>
-          <w:p>
-            <w:pPr>
-              <w:spacing w:after="0" w:before="0"/>
-            </w:pPr>
-            <w:r/>
-            <w:r>
-              <w:rPr>
-                <w:rFonts w:ascii="Calibri" w:hAnsi="Calibri"/>
-                <w:sz w:val="21"/>
-              </w:rPr>
-              <w:t>A question asks to confirm the cash taken out</w:t>
-            </w:r>
-          </w:p>
-        </w:tc>
-        <w:tc>
-          <w:tcPr>
-            <w:tcW w:type="dxa" w:w="2000"/>
-          </w:tcPr>
-          <w:p>
-            <w:pPr>
-              <w:spacing w:after="0" w:before="0"/>
-            </w:pPr>
-            <w:r/>
-            <w:r>
-              <w:rPr>
-                <w:rFonts w:ascii="Calibri" w:hAnsi="Calibri"/>
-                <w:sz w:val="21"/>
-              </w:rPr>
-            </w:r>
-          </w:p>
-        </w:tc>
-        <w:tc>
-          <w:tcPr>
-            <w:tcW w:type="dxa" w:w="1600"/>
-          </w:tcPr>
-          <w:p>
-            <w:pPr>
-              <w:spacing w:after="0" w:before="0"/>
-            </w:pPr>
-            <w:r/>
-            <w:r>
-              <w:rPr>
-                <w:rFonts w:ascii="Calibri" w:hAnsi="Calibri"/>
-                <w:sz w:val="21"/>
-              </w:rPr>
-            </w:r>
-          </w:p>
-        </w:tc>
-        <w:tc>
-          <w:tcPr>
-            <w:tcW w:type="dxa" w:w="1000"/>
-          </w:tcPr>
-          <w:p>
-            <w:pPr>
-              <w:spacing w:after="0" w:before="0"/>
-            </w:pPr>
-            <w:r/>
-            <w:r>
-              <w:rPr>
-                <w:rFonts w:ascii="Calibri" w:hAnsi="Calibri"/>
-                <w:sz w:val="21"/>
-              </w:rPr>
-            </w:r>
-          </w:p>
-        </w:tc>
-      </w:tr>
-      <w:tr>
-        <w:tc>
-          <w:tcPr>
-            <w:tcW w:type="dxa" w:w="2300"/>
-          </w:tcPr>
-          <w:p/>
-        </w:tc>
-        <w:tc>
-          <w:tcPr>
-            <w:tcW w:type="dxa" w:w="2100"/>
-          </w:tcPr>
-          <w:p/>
-        </w:tc>
-        <w:tc>
-          <w:tcPr>
-            <w:tcW w:type="dxa" w:w="820"/>
-          </w:tcPr>
-          <w:p>
-            <w:pPr>
-              <w:spacing w:after="0" w:before="0"/>
-              <w:jc w:val="right"/>
-            </w:pPr>
-            <w:r/>
-            <w:r>
-              <w:rPr>
-                <w:rFonts w:ascii="Calibri" w:hAnsi="Calibri"/>
-                <w:sz w:val="21"/>
-              </w:rPr>
-              <w:t>3</w:t>
-            </w:r>
-          </w:p>
-        </w:tc>
-        <w:tc>
-          <w:tcPr>
-            <w:tcW w:type="dxa" w:w="4600"/>
-          </w:tcPr>
-          <w:p>
-            <w:pPr>
-              <w:spacing w:after="0" w:before="0"/>
-            </w:pPr>
-            <w:r/>
-            <w:r>
-              <w:rPr>
-                <w:rFonts w:ascii="Calibri" w:hAnsi="Calibri"/>
-                <w:sz w:val="21"/>
-              </w:rPr>
-              <w:t>Click Record it</w:t>
-            </w:r>
-          </w:p>
-        </w:tc>
-        <w:tc>
-          <w:tcPr>
-            <w:tcW w:type="dxa" w:w="4300"/>
-          </w:tcPr>
-          <w:p>
-            <w:pPr>
-              <w:spacing w:after="0" w:before="0"/>
-            </w:pPr>
-            <w:r/>
-            <w:r>
-              <w:rPr>
-                <w:rFonts w:ascii="Calibri" w:hAnsi="Calibri"/>
-                <w:sz w:val="21"/>
-              </w:rPr>
-              <w:t>"Recorded" is shown and the amount, time and reason are listed under Today</w:t>
-            </w:r>
-          </w:p>
-        </w:tc>
-        <w:tc>
-          <w:tcPr>
-            <w:tcW w:type="dxa" w:w="2000"/>
-          </w:tcPr>
-          <w:p>
-            <w:pPr>
-              <w:spacing w:after="0" w:before="0"/>
-            </w:pPr>
-            <w:r/>
-            <w:r>
-              <w:rPr>
-                <w:rFonts w:ascii="Calibri" w:hAnsi="Calibri"/>
-                <w:sz w:val="21"/>
-              </w:rPr>
-            </w:r>
-          </w:p>
-        </w:tc>
-        <w:tc>
-          <w:tcPr>
-            <w:tcW w:type="dxa" w:w="1600"/>
-          </w:tcPr>
-          <w:p>
-            <w:pPr>
-              <w:spacing w:after="0" w:before="0"/>
-            </w:pPr>
-            <w:r/>
-            <w:r>
-              <w:rPr>
-                <w:rFonts w:ascii="Calibri" w:hAnsi="Calibri"/>
-                <w:sz w:val="21"/>
-              </w:rPr>
-            </w:r>
-          </w:p>
-        </w:tc>
-        <w:tc>
-          <w:tcPr>
-            <w:tcW w:type="dxa" w:w="1000"/>
-          </w:tcPr>
-          <w:p>
-            <w:pPr>
-              <w:spacing w:after="0" w:before="0"/>
-            </w:pPr>
-            <w:r/>
-            <w:r>
-              <w:rPr>
-                <w:rFonts w:ascii="Calibri" w:hAnsi="Calibri"/>
-                <w:sz w:val="21"/>
-              </w:rPr>
-            </w:r>
-          </w:p>
-        </w:tc>
-      </w:tr>
-      <w:tr>
-        <w:tc>
-          <w:tcPr>
-            <w:tcW w:type="dxa" w:w="2300"/>
-          </w:tcPr>
-          <w:p/>
-        </w:tc>
-        <w:tc>
-          <w:tcPr>
-            <w:tcW w:type="dxa" w:w="2100"/>
-          </w:tcPr>
-          <w:p>
-            <w:pPr>
-              <w:spacing w:after="0" w:before="0"/>
-            </w:pPr>
-            <w:r/>
-            <w:r>
-              <w:rPr>
-                <w:rFonts w:ascii="Calibri" w:hAnsi="Calibri"/>
-                <w:sz w:val="21"/>
-              </w:rPr>
-              <w:t>End of day</w:t>
-            </w:r>
-          </w:p>
-        </w:tc>
-        <w:tc>
-          <w:tcPr>
-            <w:tcW w:type="dxa" w:w="820"/>
-          </w:tcPr>
-          <w:p/>
-        </w:tc>
-        <w:tc>
-          <w:tcPr>
-            <w:tcW w:type="dxa" w:w="4600"/>
-          </w:tcPr>
-          <w:p/>
-        </w:tc>
-        <w:tc>
-          <w:tcPr>
-            <w:tcW w:type="dxa" w:w="4300"/>
-          </w:tcPr>
-          <w:p/>
-        </w:tc>
-        <w:tc>
-          <w:tcPr>
-            <w:tcW w:type="dxa" w:w="2000"/>
-          </w:tcPr>
-          <w:p/>
-        </w:tc>
-        <w:tc>
-          <w:tcPr>
-            <w:tcW w:type="dxa" w:w="1600"/>
-          </w:tcPr>
-          <w:p/>
-        </w:tc>
-        <w:tc>
-          <w:tcPr>
-            <w:tcW w:type="dxa" w:w="1000"/>
-          </w:tcPr>
-          <w:p/>
-        </w:tc>
-      </w:tr>
-      <w:tr>
-        <w:tc>
-          <w:tcPr>
-            <w:tcW w:type="dxa" w:w="2300"/>
-          </w:tcPr>
-          <w:p/>
-        </w:tc>
-        <w:tc>
-          <w:tcPr>
-            <w:tcW w:type="dxa" w:w="2100"/>
-          </w:tcPr>
-          <w:p/>
-        </w:tc>
-        <w:tc>
-          <w:tcPr>
-            <w:tcW w:type="dxa" w:w="820"/>
-          </w:tcPr>
-          <w:p>
-            <w:pPr>
-              <w:spacing w:after="0" w:before="0"/>
-              <w:jc w:val="right"/>
-            </w:pPr>
-            <w:r/>
-            <w:r>
-              <w:rPr>
-                <w:rFonts w:ascii="Calibri" w:hAnsi="Calibri"/>
-                <w:sz w:val="21"/>
-              </w:rPr>
-              <w:t>1</w:t>
-            </w:r>
-          </w:p>
-        </w:tc>
-        <w:tc>
-          <w:tcPr>
-            <w:tcW w:type="dxa" w:w="4600"/>
-          </w:tcPr>
-          <w:p>
-            <w:pPr>
-              <w:spacing w:after="0" w:before="0"/>
-            </w:pPr>
-            <w:r/>
-            <w:r>
-              <w:rPr>
-                <w:rFonts w:ascii="Calibri" w:hAnsi="Calibri"/>
-                <w:sz w:val="21"/>
-              </w:rPr>
-              <w:t>Click the End of day button at the top of the page</w:t>
-            </w:r>
-          </w:p>
-        </w:tc>
-        <w:tc>
-          <w:tcPr>
-            <w:tcW w:type="dxa" w:w="4300"/>
-          </w:tcPr>
-          <w:p>
-            <w:pPr>
-              <w:spacing w:after="0" w:before="0"/>
-            </w:pPr>
-            <w:r/>
-            <w:r>
-              <w:rPr>
-                <w:rFonts w:ascii="Calibri" w:hAnsi="Calibri"/>
-                <w:sz w:val="21"/>
-              </w:rPr>
-              <w:t>The cash count window opens with the starting cash and today's cash sales</w:t>
-            </w:r>
-          </w:p>
-        </w:tc>
-        <w:tc>
-          <w:tcPr>
-            <w:tcW w:type="dxa" w:w="2000"/>
-          </w:tcPr>
-          <w:p>
-            <w:pPr>
-              <w:spacing w:after="0" w:before="0"/>
-            </w:pPr>
-            <w:r/>
-            <w:r>
-              <w:rPr>
-                <w:rFonts w:ascii="Calibri" w:hAnsi="Calibri"/>
-                <w:sz w:val="21"/>
-              </w:rPr>
-            </w:r>
-          </w:p>
-        </w:tc>
-        <w:tc>
-          <w:tcPr>
-            <w:tcW w:type="dxa" w:w="1600"/>
-          </w:tcPr>
-          <w:p>
-            <w:pPr>
-              <w:spacing w:after="0" w:before="0"/>
-            </w:pPr>
-            <w:r/>
-            <w:r>
-              <w:rPr>
-                <w:rFonts w:ascii="Calibri" w:hAnsi="Calibri"/>
-                <w:sz w:val="21"/>
-              </w:rPr>
-            </w:r>
-          </w:p>
-        </w:tc>
-        <w:tc>
-          <w:tcPr>
-            <w:tcW w:type="dxa" w:w="1000"/>
-          </w:tcPr>
-          <w:p>
-            <w:pPr>
-              <w:spacing w:after="0" w:before="0"/>
-            </w:pPr>
-            <w:r/>
-            <w:r>
-              <w:rPr>
-                <w:rFonts w:ascii="Calibri" w:hAnsi="Calibri"/>
-                <w:sz w:val="21"/>
-              </w:rPr>
-            </w:r>
-          </w:p>
-        </w:tc>
-      </w:tr>
-      <w:tr>
-        <w:tc>
-          <w:tcPr>
-            <w:tcW w:type="dxa" w:w="2300"/>
-          </w:tcPr>
-          <w:p/>
-        </w:tc>
-        <w:tc>
-          <w:tcPr>
-            <w:tcW w:type="dxa" w:w="2100"/>
-          </w:tcPr>
-          <w:p/>
-        </w:tc>
-        <w:tc>
-          <w:tcPr>
-            <w:tcW w:type="dxa" w:w="820"/>
-          </w:tcPr>
-          <w:p>
-            <w:pPr>
-              <w:spacing w:after="0" w:before="0"/>
-              <w:jc w:val="right"/>
-            </w:pPr>
-            <w:r/>
-            <w:r>
-              <w:rPr>
-                <w:rFonts w:ascii="Calibri" w:hAnsi="Calibri"/>
-                <w:sz w:val="21"/>
-              </w:rPr>
-              <w:t>2</w:t>
-            </w:r>
-          </w:p>
-        </w:tc>
-        <w:tc>
-          <w:tcPr>
-            <w:tcW w:type="dxa" w:w="4600"/>
-          </w:tcPr>
-          <w:p>
-            <w:pPr>
-              <w:spacing w:after="0" w:before="0"/>
-            </w:pPr>
-            <w:r/>
-            <w:r>
-              <w:rPr>
-                <w:rFonts w:ascii="Calibri" w:hAnsi="Calibri"/>
-                <w:sz w:val="21"/>
-              </w:rPr>
-              <w:t>Enter the cash counted in the drawer, then click Save count and close drawer</w:t>
-            </w:r>
-          </w:p>
-        </w:tc>
-        <w:tc>
-          <w:tcPr>
-            <w:tcW w:type="dxa" w:w="4300"/>
-          </w:tcPr>
-          <w:p>
-            <w:pPr>
-              <w:spacing w:after="0" w:before="0"/>
-            </w:pPr>
-            <w:r/>
-            <w:r>
-              <w:rPr>
-                <w:rFonts w:ascii="Calibri" w:hAnsi="Calibri"/>
-                <w:sz w:val="21"/>
-              </w:rPr>
-              <w:t>A question asks to close the drawer for the day</w:t>
-            </w:r>
-          </w:p>
-        </w:tc>
-        <w:tc>
-          <w:tcPr>
-            <w:tcW w:type="dxa" w:w="2000"/>
-          </w:tcPr>
-          <w:p>
-            <w:pPr>
-              <w:spacing w:after="0" w:before="0"/>
-            </w:pPr>
-            <w:r/>
-            <w:r>
-              <w:rPr>
-                <w:rFonts w:ascii="Calibri" w:hAnsi="Calibri"/>
-                <w:sz w:val="21"/>
-              </w:rPr>
-            </w:r>
-          </w:p>
-        </w:tc>
-        <w:tc>
-          <w:tcPr>
-            <w:tcW w:type="dxa" w:w="1600"/>
-          </w:tcPr>
-          <w:p>
-            <w:pPr>
-              <w:spacing w:after="0" w:before="0"/>
-            </w:pPr>
-            <w:r/>
-            <w:r>
-              <w:rPr>
-                <w:rFonts w:ascii="Calibri" w:hAnsi="Calibri"/>
-                <w:sz w:val="21"/>
-              </w:rPr>
-            </w:r>
-          </w:p>
-        </w:tc>
-        <w:tc>
-          <w:tcPr>
-            <w:tcW w:type="dxa" w:w="1000"/>
-          </w:tcPr>
-          <w:p>
-            <w:pPr>
-              <w:spacing w:after="0" w:before="0"/>
-            </w:pPr>
-            <w:r/>
-            <w:r>
-              <w:rPr>
-                <w:rFonts w:ascii="Calibri" w:hAnsi="Calibri"/>
-                <w:sz w:val="21"/>
-              </w:rPr>
-            </w:r>
-          </w:p>
-        </w:tc>
-      </w:tr>
-      <w:tr>
-        <w:tc>
-          <w:tcPr>
-            <w:tcW w:type="dxa" w:w="2300"/>
-          </w:tcPr>
-          <w:p/>
-        </w:tc>
-        <w:tc>
-          <w:tcPr>
-            <w:tcW w:type="dxa" w:w="2100"/>
-          </w:tcPr>
-          <w:p/>
-        </w:tc>
-        <w:tc>
-          <w:tcPr>
-            <w:tcW w:type="dxa" w:w="820"/>
-          </w:tcPr>
-          <w:p>
-            <w:pPr>
-              <w:spacing w:after="0" w:before="0"/>
-              <w:jc w:val="right"/>
-            </w:pPr>
-            <w:r/>
-            <w:r>
-              <w:rPr>
-                <w:rFonts w:ascii="Calibri" w:hAnsi="Calibri"/>
-                <w:sz w:val="21"/>
-              </w:rPr>
-              <w:t>3</w:t>
-            </w:r>
-          </w:p>
-        </w:tc>
-        <w:tc>
-          <w:tcPr>
-            <w:tcW w:type="dxa" w:w="4600"/>
-          </w:tcPr>
-          <w:p>
-            <w:pPr>
-              <w:spacing w:after="0" w:before="0"/>
-            </w:pPr>
-            <w:r/>
-            <w:r>
-              <w:rPr>
-                <w:rFonts w:ascii="Calibri" w:hAnsi="Calibri"/>
-                <w:sz w:val="21"/>
-              </w:rPr>
-              <w:t>Click Close the drawer</w:t>
-            </w:r>
-          </w:p>
-        </w:tc>
-        <w:tc>
-          <w:tcPr>
-            <w:tcW w:type="dxa" w:w="4300"/>
-          </w:tcPr>
-          <w:p>
-            <w:pPr>
-              <w:spacing w:after="0" w:before="0"/>
-            </w:pPr>
-            <w:r/>
-            <w:r>
-              <w:rPr>
-                <w:rFonts w:ascii="Calibri" w:hAnsi="Calibri"/>
-                <w:sz w:val="21"/>
-              </w:rPr>
-              <w:t>The count is saved with "Balanced", "Over by" or "Short by", and no more sales can be made today</w:t>
-            </w:r>
-          </w:p>
-        </w:tc>
-        <w:tc>
-          <w:tcPr>
-            <w:tcW w:type="dxa" w:w="2000"/>
-          </w:tcPr>
-          <w:p>
-            <w:pPr>
-              <w:spacing w:after="0" w:before="0"/>
-            </w:pPr>
-            <w:r/>
-            <w:r>
-              <w:rPr>
-                <w:rFonts w:ascii="Calibri" w:hAnsi="Calibri"/>
-                <w:sz w:val="21"/>
-              </w:rPr>
-            </w:r>
-          </w:p>
-        </w:tc>
-        <w:tc>
-          <w:tcPr>
-            <w:tcW w:type="dxa" w:w="1600"/>
-          </w:tcPr>
-          <w:p>
-            <w:pPr>
-              <w:spacing w:after="0" w:before="0"/>
-            </w:pPr>
-            <w:r/>
-            <w:r>
-              <w:rPr>
-                <w:rFonts w:ascii="Calibri" w:hAnsi="Calibri"/>
-                <w:sz w:val="21"/>
-              </w:rPr>
-            </w:r>
-          </w:p>
-        </w:tc>
-        <w:tc>
-          <w:tcPr>
-            <w:tcW w:type="dxa" w:w="1000"/>
-          </w:tcPr>
-          <w:p>
-            <w:pPr>
-              <w:spacing w:after="0" w:before="0"/>
-            </w:pPr>
-            <w:r/>
-            <w:r>
-              <w:rPr>
-                <w:rFonts w:ascii="Calibri" w:hAnsi="Calibri"/>
-                <w:sz w:val="21"/>
-              </w:rPr>
-            </w:r>
-          </w:p>
-        </w:tc>
-      </w:tr>
-      <w:tr>
-        <w:tc>
-          <w:tcPr>
-            <w:tcW w:type="dxa" w:w="18720"/>
-            <w:gridSpan w:val="8"/>
-            <w:shd w:val="clear" w:color="auto" w:fill="104861"/>
-          </w:tcPr>
-          <w:p>
-            <w:pPr>
-              <w:spacing w:after="0" w:before="0"/>
-            </w:pPr>
-            <w:r/>
-            <w:r>
-              <w:rPr>
-                <w:rFonts w:ascii="Calibri" w:hAnsi="Calibri"/>
-                <w:b/>
-                <w:color w:val="FFFFFF"/>
-                <w:sz w:val="21"/>
-              </w:rPr>
-              <w:t>SETTINGS</w:t>
-            </w:r>
-          </w:p>
-        </w:tc>
-      </w:tr>
-      <w:tr>
-        <w:tc>
-          <w:tcPr>
-            <w:tcW w:type="dxa" w:w="2300"/>
-          </w:tcPr>
-          <w:p/>
-        </w:tc>
-        <w:tc>
-          <w:tcPr>
-            <w:tcW w:type="dxa" w:w="2100"/>
-          </w:tcPr>
-          <w:p>
-            <w:pPr>
-              <w:spacing w:after="0" w:before="0"/>
-            </w:pPr>
-            <w:r/>
-            <w:r>
-              <w:rPr>
-                <w:rFonts w:ascii="Calibri" w:hAnsi="Calibri"/>
-                <w:sz w:val="21"/>
-              </w:rPr>
-              <w:t>Profile</w:t>
-            </w:r>
-          </w:p>
-        </w:tc>
-        <w:tc>
-          <w:tcPr>
-            <w:tcW w:type="dxa" w:w="820"/>
-          </w:tcPr>
-          <w:p/>
-        </w:tc>
-        <w:tc>
-          <w:tcPr>
-            <w:tcW w:type="dxa" w:w="4600"/>
-          </w:tcPr>
-          <w:p/>
-        </w:tc>
-        <w:tc>
-          <w:tcPr>
-            <w:tcW w:type="dxa" w:w="4300"/>
-          </w:tcPr>
-          <w:p/>
-        </w:tc>
-        <w:tc>
-          <w:tcPr>
-            <w:tcW w:type="dxa" w:w="2000"/>
-          </w:tcPr>
-          <w:p/>
-        </w:tc>
-        <w:tc>
-          <w:tcPr>
-            <w:tcW w:type="dxa" w:w="1600"/>
-          </w:tcPr>
-          <w:p/>
-        </w:tc>
-        <w:tc>
-          <w:tcPr>
-            <w:tcW w:type="dxa" w:w="1000"/>
-          </w:tcPr>
-          <w:p/>
-        </w:tc>
-      </w:tr>
-      <w:tr>
-        <w:tc>
-          <w:tcPr>
-            <w:tcW w:type="dxa" w:w="2300"/>
-          </w:tcPr>
-          <w:p/>
-        </w:tc>
-        <w:tc>
-          <w:tcPr>
-            <w:tcW w:type="dxa" w:w="2100"/>
-          </w:tcPr>
-          <w:p/>
-        </w:tc>
-        <w:tc>
-          <w:tcPr>
-            <w:tcW w:type="dxa" w:w="820"/>
-          </w:tcPr>
-          <w:p>
-            <w:pPr>
-              <w:spacing w:after="0" w:before="0"/>
-              <w:jc w:val="right"/>
-            </w:pPr>
-            <w:r/>
-            <w:r>
-              <w:rPr>
-                <w:rFonts w:ascii="Calibri" w:hAnsi="Calibri"/>
-                <w:sz w:val="21"/>
-              </w:rPr>
-              <w:t>1</w:t>
-            </w:r>
-          </w:p>
-        </w:tc>
-        <w:tc>
-          <w:tcPr>
-            <w:tcW w:type="dxa" w:w="4600"/>
-          </w:tcPr>
-          <w:p>
-            <w:pPr>
-              <w:spacing w:after="0" w:before="0"/>
-            </w:pPr>
-            <w:r/>
-            <w:r>
-              <w:rPr>
-                <w:rFonts w:ascii="Calibri" w:hAnsi="Calibri"/>
-                <w:sz w:val="21"/>
-              </w:rPr>
-              <w:t>Click the account picture at the lower-left of the sidebar</w:t>
-            </w:r>
-          </w:p>
-        </w:tc>
-        <w:tc>
-          <w:tcPr>
-            <w:tcW w:type="dxa" w:w="4300"/>
-          </w:tcPr>
-          <w:p>
-            <w:pPr>
-              <w:spacing w:after="0" w:before="0"/>
-            </w:pPr>
-            <w:r/>
-            <w:r>
-              <w:rPr>
-                <w:rFonts w:ascii="Calibri" w:hAnsi="Calibri"/>
-                <w:sz w:val="21"/>
-              </w:rPr>
-              <w:t>The Settings page opens on the Profile tab with the cashier's name and email</w:t>
-            </w:r>
-          </w:p>
-        </w:tc>
-        <w:tc>
-          <w:tcPr>
-            <w:tcW w:type="dxa" w:w="2000"/>
-          </w:tcPr>
-          <w:p>
-            <w:pPr>
-              <w:spacing w:after="0" w:before="0"/>
-            </w:pPr>
-            <w:r/>
-            <w:r>
-              <w:rPr>
-                <w:rFonts w:ascii="Calibri" w:hAnsi="Calibri"/>
-                <w:sz w:val="21"/>
-              </w:rPr>
-            </w:r>
-          </w:p>
-        </w:tc>
-        <w:tc>
-          <w:tcPr>
-            <w:tcW w:type="dxa" w:w="1600"/>
-          </w:tcPr>
-          <w:p>
-            <w:pPr>
-              <w:spacing w:after="0" w:before="0"/>
-            </w:pPr>
-            <w:r/>
-            <w:r>
-              <w:rPr>
-                <w:rFonts w:ascii="Calibri" w:hAnsi="Calibri"/>
-                <w:sz w:val="21"/>
-              </w:rPr>
-            </w:r>
-          </w:p>
-        </w:tc>
-        <w:tc>
-          <w:tcPr>
-            <w:tcW w:type="dxa" w:w="1000"/>
-          </w:tcPr>
-          <w:p>
-            <w:pPr>
-              <w:spacing w:after="0" w:before="0"/>
-            </w:pPr>
-            <w:r/>
-            <w:r>
-              <w:rPr>
-                <w:rFonts w:ascii="Calibri" w:hAnsi="Calibri"/>
-                <w:sz w:val="21"/>
-              </w:rPr>
-            </w:r>
-          </w:p>
-        </w:tc>
-      </w:tr>
-      <w:tr>
-        <w:tc>
-          <w:tcPr>
-            <w:tcW w:type="dxa" w:w="2300"/>
-          </w:tcPr>
-          <w:p/>
-        </w:tc>
-        <w:tc>
-          <w:tcPr>
-            <w:tcW w:type="dxa" w:w="2100"/>
-          </w:tcPr>
-          <w:p>
-            <w:pPr>
-              <w:spacing w:after="0" w:before="0"/>
-            </w:pPr>
-            <w:r/>
-            <w:r>
-              <w:rPr>
-                <w:rFonts w:ascii="Calibri" w:hAnsi="Calibri"/>
-                <w:sz w:val="21"/>
-              </w:rPr>
-              <w:t>Password</w:t>
-            </w:r>
-          </w:p>
-        </w:tc>
-        <w:tc>
-          <w:tcPr>
-            <w:tcW w:type="dxa" w:w="820"/>
-          </w:tcPr>
-          <w:p/>
-        </w:tc>
-        <w:tc>
-          <w:tcPr>
-            <w:tcW w:type="dxa" w:w="4600"/>
-          </w:tcPr>
-          <w:p/>
-        </w:tc>
-        <w:tc>
-          <w:tcPr>
-            <w:tcW w:type="dxa" w:w="4300"/>
-          </w:tcPr>
-          <w:p/>
-        </w:tc>
-        <w:tc>
-          <w:tcPr>
-            <w:tcW w:type="dxa" w:w="2000"/>
-          </w:tcPr>
-          <w:p/>
-        </w:tc>
-        <w:tc>
-          <w:tcPr>
-            <w:tcW w:type="dxa" w:w="1600"/>
-          </w:tcPr>
-          <w:p/>
-        </w:tc>
-        <w:tc>
-          <w:tcPr>
-            <w:tcW w:type="dxa" w:w="1000"/>
-          </w:tcPr>
-          <w:p/>
-        </w:tc>
-      </w:tr>
-      <w:tr>
-        <w:tc>
-          <w:tcPr>
-            <w:tcW w:type="dxa" w:w="2300"/>
-          </w:tcPr>
-          <w:p/>
-        </w:tc>
-        <w:tc>
-          <w:tcPr>
-            <w:tcW w:type="dxa" w:w="2100"/>
-          </w:tcPr>
-          <w:p/>
-        </w:tc>
-        <w:tc>
-          <w:tcPr>
-            <w:tcW w:type="dxa" w:w="820"/>
-          </w:tcPr>
-          <w:p>
-            <w:pPr>
-              <w:spacing w:after="0" w:before="0"/>
-              <w:jc w:val="right"/>
-            </w:pPr>
-            <w:r/>
-            <w:r>
-              <w:rPr>
-                <w:rFonts w:ascii="Calibri" w:hAnsi="Calibri"/>
-                <w:sz w:val="21"/>
-              </w:rPr>
-              <w:t>1</w:t>
-            </w:r>
-          </w:p>
-        </w:tc>
-        <w:tc>
-          <w:tcPr>
-            <w:tcW w:type="dxa" w:w="4600"/>
-          </w:tcPr>
-          <w:p>
-            <w:pPr>
-              <w:spacing w:after="0" w:before="0"/>
-            </w:pPr>
-            <w:r/>
-            <w:r>
-              <w:rPr>
-                <w:rFonts w:ascii="Calibri" w:hAnsi="Calibri"/>
-                <w:sz w:val="21"/>
-              </w:rPr>
-              <w:t>Click the Password tab, enter the current password and the new password twice, then click Update password</w:t>
-            </w:r>
-          </w:p>
-        </w:tc>
-        <w:tc>
-          <w:tcPr>
-            <w:tcW w:type="dxa" w:w="4300"/>
-          </w:tcPr>
-          <w:p>
-            <w:pPr>
-              <w:spacing w:after="0" w:before="0"/>
-            </w:pPr>
-            <w:r/>
-            <w:r>
-              <w:rPr>
-                <w:rFonts w:ascii="Calibri" w:hAnsi="Calibri"/>
-                <w:sz w:val="21"/>
-              </w:rPr>
-              <w:t>"Password changed" is shown</w:t>
-            </w:r>
-          </w:p>
-        </w:tc>
-        <w:tc>
-          <w:tcPr>
-            <w:tcW w:type="dxa" w:w="2000"/>
-          </w:tcPr>
-          <w:p>
-            <w:pPr>
-              <w:spacing w:after="0" w:before="0"/>
-            </w:pPr>
-            <w:r/>
-            <w:r>
-              <w:rPr>
-                <w:rFonts w:ascii="Calibri" w:hAnsi="Calibri"/>
-                <w:sz w:val="21"/>
-              </w:rPr>
-            </w:r>
-          </w:p>
-        </w:tc>
-        <w:tc>
-          <w:tcPr>
-            <w:tcW w:type="dxa" w:w="1600"/>
-          </w:tcPr>
-          <w:p>
-            <w:pPr>
-              <w:spacing w:after="0" w:before="0"/>
-            </w:pPr>
-            <w:r/>
-            <w:r>
-              <w:rPr>
-                <w:rFonts w:ascii="Calibri" w:hAnsi="Calibri"/>
-                <w:sz w:val="21"/>
-              </w:rPr>
-            </w:r>
-          </w:p>
-        </w:tc>
-        <w:tc>
-          <w:tcPr>
-            <w:tcW w:type="dxa" w:w="1000"/>
-          </w:tcPr>
-          <w:p>
-            <w:pPr>
-              <w:spacing w:after="0" w:before="0"/>
-            </w:pPr>
-            <w:r/>
-            <w:r>
-              <w:rPr>
-                <w:rFonts w:ascii="Calibri" w:hAnsi="Calibri"/>
-                <w:sz w:val="21"/>
-              </w:rPr>
-            </w:r>
-          </w:p>
-        </w:tc>
-      </w:tr>
-      <w:tr>
-        <w:tc>
-          <w:tcPr>
-            <w:tcW w:type="dxa" w:w="18720"/>
-            <w:gridSpan w:val="8"/>
-            <w:shd w:val="clear" w:color="auto" w:fill="104861"/>
-          </w:tcPr>
-          <w:p>
-            <w:pPr>
-              <w:spacing w:after="0" w:before="0"/>
-            </w:pPr>
-            <w:r/>
-            <w:r>
-              <w:rPr>
-                <w:rFonts w:ascii="Calibri" w:hAnsi="Calibri"/>
-                <w:b/>
-                <w:color w:val="FFFFFF"/>
-                <w:sz w:val="21"/>
-              </w:rPr>
-              <w:t>LOGOUT</w:t>
-            </w:r>
-          </w:p>
-        </w:tc>
-      </w:tr>
-      <w:tr>
-        <w:tc>
-          <w:tcPr>
-            <w:tcW w:type="dxa" w:w="2300"/>
-          </w:tcPr>
-          <w:p/>
-        </w:tc>
-        <w:tc>
-          <w:tcPr>
-            <w:tcW w:type="dxa" w:w="2100"/>
-          </w:tcPr>
-          <w:p>
-            <w:pPr>
-              <w:spacing w:after="0" w:before="0"/>
-            </w:pPr>
-            <w:r/>
-            <w:r>
-              <w:rPr>
-                <w:rFonts w:ascii="Calibri" w:hAnsi="Calibri"/>
-                <w:sz w:val="21"/>
-              </w:rPr>
-              <w:t>Sign out</w:t>
-            </w:r>
-          </w:p>
-        </w:tc>
-        <w:tc>
-          <w:tcPr>
-            <w:tcW w:type="dxa" w:w="820"/>
-          </w:tcPr>
-          <w:p/>
-        </w:tc>
-        <w:tc>
-          <w:tcPr>
-            <w:tcW w:type="dxa" w:w="4600"/>
-          </w:tcPr>
-          <w:p/>
-        </w:tc>
-        <w:tc>
-          <w:tcPr>
-            <w:tcW w:type="dxa" w:w="4300"/>
-          </w:tcPr>
-          <w:p/>
-        </w:tc>
-        <w:tc>
-          <w:tcPr>
-            <w:tcW w:type="dxa" w:w="2000"/>
-          </w:tcPr>
-          <w:p/>
-        </w:tc>
-        <w:tc>
-          <w:tcPr>
-            <w:tcW w:type="dxa" w:w="1600"/>
-          </w:tcPr>
-          <w:p/>
-        </w:tc>
-        <w:tc>
-          <w:tcPr>
-            <w:tcW w:type="dxa" w:w="1000"/>
-          </w:tcPr>
-          <w:p/>
-        </w:tc>
-      </w:tr>
-      <w:tr>
-        <w:tc>
-          <w:tcPr>
-            <w:tcW w:type="dxa" w:w="2300"/>
-          </w:tcPr>
-          <w:p/>
-        </w:tc>
-        <w:tc>
-          <w:tcPr>
-            <w:tcW w:type="dxa" w:w="2100"/>
-          </w:tcPr>
-          <w:p/>
-        </w:tc>
-        <w:tc>
-          <w:tcPr>
-            <w:tcW w:type="dxa" w:w="820"/>
-          </w:tcPr>
-          <w:p>
-            <w:pPr>
-              <w:spacing w:after="0" w:before="0"/>
-              <w:jc w:val="right"/>
-            </w:pPr>
-            <w:r/>
-            <w:r>
-              <w:rPr>
-                <w:rFonts w:ascii="Calibri" w:hAnsi="Calibri"/>
-                <w:sz w:val="21"/>
-              </w:rPr>
-              <w:t>1</w:t>
-            </w:r>
-          </w:p>
-        </w:tc>
-        <w:tc>
-          <w:tcPr>
-            <w:tcW w:type="dxa" w:w="4600"/>
-          </w:tcPr>
-          <w:p>
-            <w:pPr>
-              <w:spacing w:after="0" w:before="0"/>
-            </w:pPr>
-            <w:r/>
-            <w:r>
-              <w:rPr>
-                <w:rFonts w:ascii="Calibri" w:hAnsi="Calibri"/>
-                <w:sz w:val="21"/>
-              </w:rPr>
-              <w:t>Click the logout icon at the lower-left corner of the sidebar</w:t>
-            </w:r>
-          </w:p>
-        </w:tc>
-        <w:tc>
-          <w:tcPr>
-            <w:tcW w:type="dxa" w:w="4300"/>
-          </w:tcPr>
-          <w:p>
-            <w:pPr>
-              <w:spacing w:after="0" w:before="0"/>
-            </w:pPr>
-            <w:r/>
-            <w:r>
-              <w:rPr>
-                <w:rFonts w:ascii="Calibri" w:hAnsi="Calibri"/>
-                <w:sz w:val="21"/>
-              </w:rPr>
-              <w:t>A question asks "Are you sure you want to logout?"</w:t>
-            </w:r>
-          </w:p>
-        </w:tc>
-        <w:tc>
-          <w:tcPr>
-            <w:tcW w:type="dxa" w:w="2000"/>
-          </w:tcPr>
-          <w:p>
-            <w:pPr>
-              <w:spacing w:after="0" w:before="0"/>
-            </w:pPr>
-            <w:r/>
-            <w:r>
-              <w:rPr>
-                <w:rFonts w:ascii="Calibri" w:hAnsi="Calibri"/>
-                <w:sz w:val="21"/>
-              </w:rPr>
-            </w:r>
-          </w:p>
-        </w:tc>
-        <w:tc>
-          <w:tcPr>
-            <w:tcW w:type="dxa" w:w="1600"/>
-          </w:tcPr>
-          <w:p>
-            <w:pPr>
-              <w:spacing w:after="0" w:before="0"/>
-            </w:pPr>
-            <w:r/>
-            <w:r>
-              <w:rPr>
-                <w:rFonts w:ascii="Calibri" w:hAnsi="Calibri"/>
-                <w:sz w:val="21"/>
-              </w:rPr>
-            </w:r>
-          </w:p>
-        </w:tc>
-        <w:tc>
-          <w:tcPr>
-            <w:tcW w:type="dxa" w:w="1000"/>
-          </w:tcPr>
-          <w:p>
-            <w:pPr>
-              <w:spacing w:after="0" w:before="0"/>
-            </w:pPr>
-            <w:r/>
-            <w:r>
-              <w:rPr>
-                <w:rFonts w:ascii="Calibri" w:hAnsi="Calibri"/>
-                <w:sz w:val="21"/>
-              </w:rPr>
-            </w:r>
-          </w:p>
-        </w:tc>
-      </w:tr>
-      <w:tr>
-        <w:tc>
-          <w:tcPr>
-            <w:tcW w:type="dxa" w:w="2300"/>
-          </w:tcPr>
-          <w:p/>
-        </w:tc>
-        <w:tc>
-          <w:tcPr>
-            <w:tcW w:type="dxa" w:w="2100"/>
-          </w:tcPr>
-          <w:p/>
-        </w:tc>
-        <w:tc>
-          <w:tcPr>
-            <w:tcW w:type="dxa" w:w="820"/>
-          </w:tcPr>
-          <w:p>
-            <w:pPr>
-              <w:spacing w:after="0" w:before="0"/>
-              <w:jc w:val="right"/>
-            </w:pPr>
-            <w:r/>
-            <w:r>
-              <w:rPr>
-                <w:rFonts w:ascii="Calibri" w:hAnsi="Calibri"/>
-                <w:sz w:val="21"/>
-              </w:rPr>
-              <w:t>2</w:t>
-            </w:r>
-          </w:p>
-        </w:tc>
-        <w:tc>
-          <w:tcPr>
-            <w:tcW w:type="dxa" w:w="4600"/>
-          </w:tcPr>
-          <w:p>
-            <w:pPr>
-              <w:spacing w:after="0" w:before="0"/>
-            </w:pPr>
-            <w:r/>
-            <w:r>
-              <w:rPr>
-                <w:rFonts w:ascii="Calibri" w:hAnsi="Calibri"/>
-                <w:sz w:val="21"/>
-              </w:rPr>
-              <w:t>Click Yes, Logout</w:t>
-            </w:r>
-          </w:p>
-        </w:tc>
-        <w:tc>
-          <w:tcPr>
-            <w:tcW w:type="dxa" w:w="4300"/>
-          </w:tcPr>
-          <w:p>
-            <w:pPr>
-              <w:spacing w:after="0" w:before="0"/>
-            </w:pPr>
-            <w:r/>
-            <w:r>
-              <w:rPr>
-                <w:rFonts w:ascii="Calibri" w:hAnsi="Calibri"/>
-                <w:sz w:val="21"/>
-              </w:rPr>
-              <w:t>The user is signed out and the Sign in page opens</w:t>
-            </w:r>
-          </w:p>
-        </w:tc>
-        <w:tc>
-          <w:tcPr>
-            <w:tcW w:type="dxa" w:w="2000"/>
-          </w:tcPr>
-          <w:p>
-            <w:pPr>
-              <w:spacing w:after="0" w:before="0"/>
-            </w:pPr>
-            <w:r/>
-            <w:r>
-              <w:rPr>
-                <w:rFonts w:ascii="Calibri" w:hAnsi="Calibri"/>
-                <w:sz w:val="21"/>
-              </w:rPr>
-            </w:r>
-          </w:p>
-        </w:tc>
-        <w:tc>
-          <w:tcPr>
-            <w:tcW w:type="dxa" w:w="1600"/>
-          </w:tcPr>
-          <w:p>
-            <w:pPr>
-              <w:spacing w:after="0" w:before="0"/>
-            </w:pPr>
-            <w:r/>
-            <w:r>
-              <w:rPr>
-                <w:rFonts w:ascii="Calibri" w:hAnsi="Calibri"/>
-                <w:sz w:val="21"/>
-              </w:rPr>
-            </w:r>
-          </w:p>
-        </w:tc>
-        <w:tc>
-          <w:tcPr>
-            <w:tcW w:type="dxa" w:w="1000"/>
-          </w:tcPr>
-          <w:p>
-            <w:pPr>
-              <w:spacing w:after="0" w:before="0"/>
-            </w:pPr>
-            <w:r/>
-            <w:r>
-              <w:rPr>
-                <w:rFonts w:ascii="Calibri" w:hAnsi="Calibri"/>
-                <w:sz w:val="21"/>
-              </w:rPr>
-            </w:r>
           </w:p>
         </w:tc>
       </w:tr>
